--- a/output/word/AI提示詞視覺化管理App_完整企劃書.docx
+++ b/output/word/AI提示詞視覺化管理App_完整企劃書.docx
@@ -2,9 +2,6 @@
 <file path=word/document.xml><?xml version="1.0" encoding="utf-8"?>
 <w:document xmlns:wpc="http://schemas.microsoft.com/office/word/2010/wordprocessingCanvas" xmlns:mo="http://schemas.microsoft.com/office/mac/office/2008/main" xmlns:mc="http://schemas.openxmlformats.org/markup-compatibility/2006" xmlns:mv="urn:schemas-microsoft-com:mac:vml" xmlns:o="urn:schemas-microsoft-com:office:office" xmlns:r="http://schemas.openxmlformats.org/officeDocument/2006/relationships" xmlns:m="http://schemas.openxmlformats.org/officeDocument/2006/math" xmlns:v="urn:schemas-microsoft-com:vml" xmlns:wp14="http://schemas.microsoft.com/office/word/2010/wordprocessingDrawing" xmlns:wp="http://schemas.openxmlformats.org/drawingml/2006/wordprocessingDrawing" xmlns:w10="urn:schemas-microsoft-com:office:word" xmlns:w="http://schemas.openxmlformats.org/wordprocessingml/2006/main" xmlns:w14="http://schemas.microsoft.com/office/word/2010/wordml" xmlns:wpg="http://schemas.microsoft.com/office/word/2010/wordprocessingGroup" xmlns:wpi="http://schemas.microsoft.com/office/word/2010/wordprocessingInk" xmlns:wne="http://schemas.microsoft.com/office/word/2006/wordml" xmlns:wps="http://schemas.microsoft.com/office/word/2010/wordprocessingShape" mc:Ignorable="w14 wp14">
   <w:body>
-    <w:p/>
-    <w:p/>
-    <w:p/>
     <w:p/>
     <w:p/>
     <w:p>
@@ -16,7 +13,8 @@
         <w:rPr>
           <w:rFonts w:ascii="Arial" w:hAnsi="Arial" w:eastAsia="PingFang TC"/>
           <w:b/>
-          <w:color w:val="000000"/>
+          <w:i w:val="0"/>
+          <w:color w:val="1F1F1F"/>
           <w:sz w:val="50"/>
         </w:rPr>
         <w:t>AI 提示詞視覺化管理 App</w:t>
@@ -30,24 +28,28 @@
       <w:r>
         <w:rPr>
           <w:rFonts w:ascii="Arial" w:hAnsi="Arial" w:eastAsia="PingFang TC"/>
+          <w:b w:val="0"/>
+          <w:i w:val="0"/>
           <w:color w:val="8B513A"/>
           <w:sz w:val="28"/>
         </w:rPr>
-        <w:t>本機提示詞管理 Token 分析與 Agent 記憶視覺化</w:t>
+        <w:t>專題企劃書 精簡易讀版</w:t>
       </w:r>
     </w:p>
-    <w:p/>
     <w:p>
       <w:pPr>
+        <w:spacing w:before="0" w:after="240"/>
         <w:jc w:val="center"/>
       </w:pPr>
       <w:r>
         <w:rPr>
           <w:rFonts w:ascii="Arial" w:hAnsi="Arial" w:eastAsia="PingFang TC"/>
-          <w:color w:val="555555"/>
-          <w:sz w:val="21"/>
+          <w:b w:val="0"/>
+          <w:i w:val="0"/>
+          <w:color w:val="1F1F1F"/>
+          <w:sz w:val="24"/>
         </w:rPr>
-        <w:t>版本 1.2　完整企劃書與操作介面</w:t>
+        <w:t>把散落的 Prompt 集中管理，並在本機查看版本、Token、專案記憶與選用 AI 分析。</w:t>
       </w:r>
     </w:p>
     <w:p>
@@ -55,28 +57,100 @@
         <w:jc w:val="center"/>
       </w:pPr>
       <w:r>
-        <w:rPr>
-          <w:rFonts w:ascii="Arial" w:hAnsi="Arial" w:eastAsia="PingFang TC"/>
-          <w:color w:val="000000"/>
-          <w:sz w:val="22"/>
-        </w:rPr>
-        <w:t>學生：____________　系級：____________</w:t>
+        <w:drawing>
+          <wp:inline xmlns:a="http://schemas.openxmlformats.org/drawingml/2006/main" xmlns:pic="http://schemas.openxmlformats.org/drawingml/2006/picture">
+            <wp:extent cx="5212080" cy="5736907"/>
+            <wp:docPr id="1" name="Picture 1"/>
+            <wp:cNvGraphicFramePr>
+              <a:graphicFrameLocks noChangeAspect="1"/>
+            </wp:cNvGraphicFramePr>
+            <a:graphic>
+              <a:graphicData uri="http://schemas.openxmlformats.org/drawingml/2006/picture">
+                <pic:pic>
+                  <pic:nvPicPr>
+                    <pic:cNvPr id="0" name="prompts-1440.png"/>
+                    <pic:cNvPicPr/>
+                  </pic:nvPicPr>
+                  <pic:blipFill>
+                    <a:blip r:embed="rId11"/>
+                    <a:stretch>
+                      <a:fillRect/>
+                    </a:stretch>
+                  </pic:blipFill>
+                  <pic:spPr>
+                    <a:xfrm>
+                      <a:off x="0" y="0"/>
+                      <a:ext cx="5212080" cy="5736907"/>
+                    </a:xfrm>
+                    <a:prstGeom prst="rect"/>
+                  </pic:spPr>
+                </pic:pic>
+              </a:graphicData>
+            </a:graphic>
+          </wp:inline>
+        </w:drawing>
       </w:r>
     </w:p>
     <w:p>
       <w:pPr>
+        <w:spacing w:before="160" w:after="60"/>
         <w:jc w:val="center"/>
       </w:pPr>
       <w:r>
         <w:rPr>
           <w:rFonts w:ascii="Arial" w:hAnsi="Arial" w:eastAsia="PingFang TC"/>
-          <w:color w:val="000000"/>
-          <w:sz w:val="22"/>
+          <w:b w:val="0"/>
+          <w:i w:val="0"/>
+          <w:color w:val="1F1F1F"/>
+          <w:sz w:val="21"/>
         </w:rPr>
-        <w:t>指導老師：____________</w:t>
+        <w:t>學生：____________　系級：____________　指導老師：____________</w:t>
       </w:r>
     </w:p>
-    <w:p/>
+    <w:p>
+      <w:pPr>
+        <w:spacing w:before="0" w:after="0"/>
+        <w:jc w:val="center"/>
+      </w:pPr>
+      <w:r>
+        <w:rPr>
+          <w:rFonts w:ascii="Arial" w:hAnsi="Arial" w:eastAsia="PingFang TC"/>
+          <w:b w:val="0"/>
+          <w:i w:val="0"/>
+          <w:color w:val="666666"/>
+          <w:sz w:val="19"/>
+        </w:rPr>
+        <w:t>版本 V1.4　2026 年 10 月</w:t>
+      </w:r>
+    </w:p>
+    <w:p>
+      <w:r>
+        <w:br w:type="page"/>
+      </w:r>
+    </w:p>
+    <w:p>
+      <w:pPr>
+        <w:pStyle w:val="Heading1"/>
+      </w:pPr>
+      <w:r>
+        <w:t>一分鐘看懂這個專題</w:t>
+      </w:r>
+    </w:p>
+    <w:p>
+      <w:pPr>
+        <w:spacing w:before="0" w:after="180"/>
+      </w:pPr>
+      <w:r>
+        <w:rPr>
+          <w:rFonts w:ascii="Arial" w:hAnsi="Arial" w:eastAsia="PingFang TC"/>
+          <w:b w:val="0"/>
+          <w:i w:val="0"/>
+          <w:color w:val="1F1F1F"/>
+          <w:sz w:val="24"/>
+        </w:rPr>
+        <w:t>這是一套給學生與個人開發者使用的本機工具。它把 Prompt、Markdown 與 AI 記憶檔集中在專案中，減少找不到版本、檔案作用不清楚與修改後無法復原的問題。</w:t>
+      </w:r>
+    </w:p>
     <w:tbl>
       <w:tblPr>
         <w:tblW w:type="auto" w:w="0"/>
@@ -93,293 +167,594 @@
         </w:tblBorders>
       </w:tblPr>
       <w:tblGrid>
-        <w:gridCol w:w="3402"/>
-        <w:gridCol w:w="3402"/>
+        <w:gridCol w:w="4933"/>
+        <w:gridCol w:w="4933"/>
       </w:tblGrid>
       <w:tr>
         <w:tc>
           <w:tcPr>
-            <w:tcW w:type="dxa" w:w="4819"/>
-            <w:shd w:fill="F0E4D9"/>
+            <w:tcW w:type="dxa" w:w="4422"/>
+            <w:shd w:fill="355C7D"/>
             <w:tcMar>
-              <w:top w:w="180" w:type="dxa"/>
-              <w:start w:w="160" w:type="dxa"/>
-              <w:bottom w:w="180" w:type="dxa"/>
-              <w:end w:w="160" w:type="dxa"/>
+              <w:top w:w="150" w:type="dxa"/>
+              <w:start w:w="140" w:type="dxa"/>
+              <w:bottom w:w="150" w:type="dxa"/>
+              <w:end w:w="140" w:type="dxa"/>
             </w:tcMar>
+            <w:vAlign w:val="center"/>
           </w:tcPr>
           <w:p>
             <w:pPr>
+              <w:spacing w:after="0"/>
               <w:jc w:val="center"/>
             </w:pPr>
             <w:r>
               <w:rPr>
                 <w:rFonts w:ascii="Arial" w:hAnsi="Arial" w:eastAsia="PingFang TC"/>
-                <w:color w:val="555555"/>
+                <w:b/>
+                <w:i w:val="0"/>
+                <w:color w:val="FFFFFF"/>
                 <w:sz w:val="20"/>
               </w:rPr>
-              <w:t>專題文件</w:t>
+              <w:t>使用者現在遇到的問題</w:t>
             </w:r>
           </w:p>
         </w:tc>
         <w:tc>
           <w:tcPr>
-            <w:tcW w:type="dxa" w:w="4819"/>
-            <w:shd w:fill="F0E4D9"/>
+            <w:tcW w:type="dxa" w:w="5216"/>
+            <w:shd w:fill="355C7D"/>
             <w:tcMar>
-              <w:top w:w="180" w:type="dxa"/>
-              <w:start w:w="160" w:type="dxa"/>
-              <w:bottom w:w="180" w:type="dxa"/>
-              <w:end w:w="160" w:type="dxa"/>
+              <w:top w:w="150" w:type="dxa"/>
+              <w:start w:w="140" w:type="dxa"/>
+              <w:bottom w:w="150" w:type="dxa"/>
+              <w:end w:w="140" w:type="dxa"/>
             </w:tcMar>
+            <w:vAlign w:val="center"/>
           </w:tcPr>
           <w:p>
             <w:pPr>
+              <w:spacing w:after="0"/>
               <w:jc w:val="center"/>
             </w:pPr>
             <w:r>
               <w:rPr>
                 <w:rFonts w:ascii="Arial" w:hAnsi="Arial" w:eastAsia="PingFang TC"/>
-                <w:color w:val="555555"/>
+                <w:b/>
+                <w:i w:val="0"/>
+                <w:color w:val="FFFFFF"/>
                 <w:sz w:val="20"/>
               </w:rPr>
-              <w:t>2026 09 26</w:t>
+              <w:t>App 提供的做法</w:t>
+            </w:r>
+          </w:p>
+        </w:tc>
+      </w:tr>
+      <w:tr>
+        <w:tc>
+          <w:tcPr>
+            <w:tcW w:type="dxa" w:w="4422"/>
+            <w:shd w:fill="FFFFFF"/>
+            <w:tcMar>
+              <w:top w:w="130" w:type="dxa"/>
+              <w:start w:w="150" w:type="dxa"/>
+              <w:bottom w:w="130" w:type="dxa"/>
+              <w:end w:w="150" w:type="dxa"/>
+            </w:tcMar>
+            <w:vAlign w:val="center"/>
+          </w:tcPr>
+          <w:p>
+            <w:pPr>
+              <w:spacing w:after="0"/>
+              <w:jc w:val="left"/>
+            </w:pPr>
+            <w:r>
+              <w:rPr>
+                <w:rFonts w:ascii="Arial" w:hAnsi="Arial" w:eastAsia="PingFang TC"/>
+                <w:b w:val="0"/>
+                <w:i w:val="0"/>
+                <w:color w:val="1F1F1F"/>
+                <w:sz w:val="20"/>
+              </w:rPr>
+              <w:t>Prompt 散落在聊天與筆記裡</w:t>
+            </w:r>
+          </w:p>
+        </w:tc>
+        <w:tc>
+          <w:tcPr>
+            <w:tcW w:type="dxa" w:w="5216"/>
+            <w:shd w:fill="FFFFFF"/>
+            <w:tcMar>
+              <w:top w:w="130" w:type="dxa"/>
+              <w:start w:w="150" w:type="dxa"/>
+              <w:bottom w:w="130" w:type="dxa"/>
+              <w:end w:w="150" w:type="dxa"/>
+            </w:tcMar>
+            <w:vAlign w:val="center"/>
+          </w:tcPr>
+          <w:p>
+            <w:pPr>
+              <w:spacing w:after="0"/>
+              <w:jc w:val="left"/>
+            </w:pPr>
+            <w:r>
+              <w:rPr>
+                <w:rFonts w:ascii="Arial" w:hAnsi="Arial" w:eastAsia="PingFang TC"/>
+                <w:b w:val="0"/>
+                <w:i w:val="0"/>
+                <w:color w:val="1F1F1F"/>
+                <w:sz w:val="20"/>
+              </w:rPr>
+              <w:t>依專案分類、搜尋並保存版本</w:t>
+            </w:r>
+          </w:p>
+        </w:tc>
+      </w:tr>
+      <w:tr>
+        <w:tc>
+          <w:tcPr>
+            <w:tcW w:type="dxa" w:w="4422"/>
+            <w:shd w:fill="F7F7F7"/>
+            <w:tcMar>
+              <w:top w:w="130" w:type="dxa"/>
+              <w:start w:w="150" w:type="dxa"/>
+              <w:bottom w:w="130" w:type="dxa"/>
+              <w:end w:w="150" w:type="dxa"/>
+            </w:tcMar>
+            <w:vAlign w:val="center"/>
+          </w:tcPr>
+          <w:p>
+            <w:pPr>
+              <w:spacing w:after="0"/>
+              <w:jc w:val="left"/>
+            </w:pPr>
+            <w:r>
+              <w:rPr>
+                <w:rFonts w:ascii="Arial" w:hAnsi="Arial" w:eastAsia="PingFang TC"/>
+                <w:b w:val="0"/>
+                <w:i w:val="0"/>
+                <w:color w:val="1F1F1F"/>
+                <w:sz w:val="20"/>
+              </w:rPr>
+              <w:t>不知道 Prompt 是否缺少必要資訊</w:t>
+            </w:r>
+          </w:p>
+        </w:tc>
+        <w:tc>
+          <w:tcPr>
+            <w:tcW w:type="dxa" w:w="5216"/>
+            <w:shd w:fill="F7F7F7"/>
+            <w:tcMar>
+              <w:top w:w="130" w:type="dxa"/>
+              <w:start w:w="150" w:type="dxa"/>
+              <w:bottom w:w="130" w:type="dxa"/>
+              <w:end w:w="150" w:type="dxa"/>
+            </w:tcMar>
+            <w:vAlign w:val="center"/>
+          </w:tcPr>
+          <w:p>
+            <w:pPr>
+              <w:spacing w:after="0"/>
+              <w:jc w:val="left"/>
+            </w:pPr>
+            <w:r>
+              <w:rPr>
+                <w:rFonts w:ascii="Arial" w:hAnsi="Arial" w:eastAsia="PingFang TC"/>
+                <w:b w:val="0"/>
+                <w:i w:val="0"/>
+                <w:color w:val="1F1F1F"/>
+                <w:sz w:val="20"/>
+              </w:rPr>
+              <w:t>用範本、草稿與版本引導整理</w:t>
+            </w:r>
+          </w:p>
+        </w:tc>
+      </w:tr>
+      <w:tr>
+        <w:tc>
+          <w:tcPr>
+            <w:tcW w:type="dxa" w:w="4422"/>
+            <w:shd w:fill="FFFFFF"/>
+            <w:tcMar>
+              <w:top w:w="130" w:type="dxa"/>
+              <w:start w:w="150" w:type="dxa"/>
+              <w:bottom w:w="130" w:type="dxa"/>
+              <w:end w:w="150" w:type="dxa"/>
+            </w:tcMar>
+            <w:vAlign w:val="center"/>
+          </w:tcPr>
+          <w:p>
+            <w:pPr>
+              <w:spacing w:after="0"/>
+              <w:jc w:val="left"/>
+            </w:pPr>
+            <w:r>
+              <w:rPr>
+                <w:rFonts w:ascii="Arial" w:hAnsi="Arial" w:eastAsia="PingFang TC"/>
+                <w:b w:val="0"/>
+                <w:i w:val="0"/>
+                <w:color w:val="1F1F1F"/>
+                <w:sz w:val="20"/>
+              </w:rPr>
+              <w:t>內容變長，卻看不到輸入負擔</w:t>
+            </w:r>
+          </w:p>
+        </w:tc>
+        <w:tc>
+          <w:tcPr>
+            <w:tcW w:type="dxa" w:w="5216"/>
+            <w:shd w:fill="FFFFFF"/>
+            <w:tcMar>
+              <w:top w:w="130" w:type="dxa"/>
+              <w:start w:w="150" w:type="dxa"/>
+              <w:bottom w:w="130" w:type="dxa"/>
+              <w:end w:w="150" w:type="dxa"/>
+            </w:tcMar>
+            <w:vAlign w:val="center"/>
+          </w:tcPr>
+          <w:p>
+            <w:pPr>
+              <w:spacing w:after="0"/>
+              <w:jc w:val="left"/>
+            </w:pPr>
+            <w:r>
+              <w:rPr>
+                <w:rFonts w:ascii="Arial" w:hAnsi="Arial" w:eastAsia="PingFang TC"/>
+                <w:b w:val="0"/>
+                <w:i w:val="0"/>
+                <w:color w:val="1F1F1F"/>
+                <w:sz w:val="20"/>
+              </w:rPr>
+              <w:t>在本機顯示 Token 與用量等級</w:t>
+            </w:r>
+          </w:p>
+        </w:tc>
+      </w:tr>
+      <w:tr>
+        <w:tc>
+          <w:tcPr>
+            <w:tcW w:type="dxa" w:w="4422"/>
+            <w:shd w:fill="F7F7F7"/>
+            <w:tcMar>
+              <w:top w:w="130" w:type="dxa"/>
+              <w:start w:w="150" w:type="dxa"/>
+              <w:bottom w:w="130" w:type="dxa"/>
+              <w:end w:w="150" w:type="dxa"/>
+            </w:tcMar>
+            <w:vAlign w:val="center"/>
+          </w:tcPr>
+          <w:p>
+            <w:pPr>
+              <w:spacing w:after="0"/>
+              <w:jc w:val="left"/>
+            </w:pPr>
+            <w:r>
+              <w:rPr>
+                <w:rFonts w:ascii="Arial" w:hAnsi="Arial" w:eastAsia="PingFang TC"/>
+                <w:b w:val="0"/>
+                <w:i w:val="0"/>
+                <w:color w:val="1F1F1F"/>
+                <w:sz w:val="20"/>
+              </w:rPr>
+              <w:t>AGENTS.md 等記憶檔不容易理解</w:t>
+            </w:r>
+          </w:p>
+        </w:tc>
+        <w:tc>
+          <w:tcPr>
+            <w:tcW w:type="dxa" w:w="5216"/>
+            <w:shd w:fill="F7F7F7"/>
+            <w:tcMar>
+              <w:top w:w="130" w:type="dxa"/>
+              <w:start w:w="150" w:type="dxa"/>
+              <w:bottom w:w="130" w:type="dxa"/>
+              <w:end w:w="150" w:type="dxa"/>
+            </w:tcMar>
+            <w:vAlign w:val="center"/>
+          </w:tcPr>
+          <w:p>
+            <w:pPr>
+              <w:spacing w:after="0"/>
+              <w:jc w:val="left"/>
+            </w:pPr>
+            <w:r>
+              <w:rPr>
+                <w:rFonts w:ascii="Arial" w:hAnsi="Arial" w:eastAsia="PingFang TC"/>
+                <w:b w:val="0"/>
+                <w:i w:val="0"/>
+                <w:color w:val="1F1F1F"/>
+                <w:sz w:val="20"/>
+              </w:rPr>
+              <w:t>顯示檔案用途、資料夾分組與健檢問題</w:t>
             </w:r>
           </w:p>
         </w:tc>
       </w:tr>
     </w:tbl>
     <w:p>
-      <w:r>
-        <w:br w:type="page"/>
-      </w:r>
+      <w:pPr>
+        <w:spacing w:after="20"/>
+      </w:pPr>
     </w:p>
     <w:p>
       <w:pPr>
-        <w:pStyle w:val="Heading1"/>
+        <w:pStyle w:val="Heading2"/>
       </w:pPr>
       <w:r>
-        <w:t>目錄</w:t>
+        <w:t>核心操作</w:t>
       </w:r>
     </w:p>
+    <w:tbl>
+      <w:tblPr>
+        <w:tblW w:type="auto" w:w="0"/>
+        <w:jc w:val="center"/>
+        <w:tblLayout w:type="fixed"/>
+        <w:tblLook w:firstColumn="1" w:firstRow="1" w:lastColumn="0" w:lastRow="0" w:noHBand="0" w:noVBand="1" w:val="04A0"/>
+        <w:tblBorders>
+          <w:top w:val="single" w:sz="0" w:color="FFFFFF"/>
+          <w:left w:val="single" w:sz="0" w:color="FFFFFF"/>
+          <w:bottom w:val="single" w:sz="0" w:color="FFFFFF"/>
+          <w:right w:val="single" w:sz="0" w:color="FFFFFF"/>
+          <w:insideH w:val="single" w:sz="0" w:color="FFFFFF"/>
+          <w:insideV w:val="single" w:sz="0" w:color="FFFFFF"/>
+        </w:tblBorders>
+      </w:tblPr>
+      <w:tblGrid>
+        <w:gridCol w:w="1409"/>
+        <w:gridCol w:w="1409"/>
+        <w:gridCol w:w="1409"/>
+        <w:gridCol w:w="1409"/>
+        <w:gridCol w:w="1409"/>
+        <w:gridCol w:w="1409"/>
+        <w:gridCol w:w="1409"/>
+      </w:tblGrid>
+      <w:tr>
+        <w:tc>
+          <w:tcPr>
+            <w:tcW w:type="dxa" w:w="1559"/>
+            <w:shd w:fill="F2E7DF"/>
+            <w:tcMar>
+              <w:top w:w="180" w:type="dxa"/>
+              <w:start w:w="120" w:type="dxa"/>
+              <w:bottom w:w="180" w:type="dxa"/>
+              <w:end w:w="120" w:type="dxa"/>
+            </w:tcMar>
+            <w:vAlign w:val="center"/>
+          </w:tcPr>
+          <w:p>
+            <w:pPr>
+              <w:spacing w:after="0"/>
+              <w:jc w:val="center"/>
+            </w:pPr>
+            <w:r>
+              <w:rPr>
+                <w:rFonts w:ascii="Arial" w:hAnsi="Arial" w:eastAsia="PingFang TC"/>
+                <w:b/>
+                <w:i w:val="0"/>
+                <w:color w:val="8B513A"/>
+                <w:sz w:val="26"/>
+              </w:rPr>
+              <w:t>1</w:t>
+              <w:br/>
+            </w:r>
+            <w:r>
+              <w:rPr>
+                <w:rFonts w:ascii="Arial" w:hAnsi="Arial" w:eastAsia="PingFang TC"/>
+                <w:b/>
+                <w:i w:val="0"/>
+                <w:color w:val="1F1F1F"/>
+                <w:sz w:val="19"/>
+              </w:rPr>
+              <w:t>選擇專案</w:t>
+            </w:r>
+          </w:p>
+        </w:tc>
+        <w:tc>
+          <w:tcPr>
+            <w:tcW w:type="dxa" w:w="340"/>
+            <w:vAlign w:val="center"/>
+          </w:tcPr>
+          <w:p>
+            <w:pPr>
+              <w:spacing w:after="0"/>
+              <w:jc w:val="center"/>
+            </w:pPr>
+            <w:r>
+              <w:rPr>
+                <w:rFonts w:ascii="Arial" w:hAnsi="Arial" w:eastAsia="PingFang TC"/>
+                <w:b/>
+                <w:i w:val="0"/>
+                <w:color w:val="666666"/>
+                <w:sz w:val="28"/>
+              </w:rPr>
+              <w:t>→</w:t>
+            </w:r>
+          </w:p>
+        </w:tc>
+        <w:tc>
+          <w:tcPr>
+            <w:tcW w:type="dxa" w:w="1559"/>
+            <w:shd w:fill="EAF1F7"/>
+            <w:tcMar>
+              <w:top w:w="180" w:type="dxa"/>
+              <w:start w:w="120" w:type="dxa"/>
+              <w:bottom w:w="180" w:type="dxa"/>
+              <w:end w:w="120" w:type="dxa"/>
+            </w:tcMar>
+            <w:vAlign w:val="center"/>
+          </w:tcPr>
+          <w:p>
+            <w:pPr>
+              <w:spacing w:after="0"/>
+              <w:jc w:val="center"/>
+            </w:pPr>
+            <w:r>
+              <w:rPr>
+                <w:rFonts w:ascii="Arial" w:hAnsi="Arial" w:eastAsia="PingFang TC"/>
+                <w:b/>
+                <w:i w:val="0"/>
+                <w:color w:val="8B513A"/>
+                <w:sz w:val="26"/>
+              </w:rPr>
+              <w:t>2</w:t>
+              <w:br/>
+            </w:r>
+            <w:r>
+              <w:rPr>
+                <w:rFonts w:ascii="Arial" w:hAnsi="Arial" w:eastAsia="PingFang TC"/>
+                <w:b/>
+                <w:i w:val="0"/>
+                <w:color w:val="1F1F1F"/>
+                <w:sz w:val="19"/>
+              </w:rPr>
+              <w:t>整理 Prompt</w:t>
+            </w:r>
+          </w:p>
+        </w:tc>
+        <w:tc>
+          <w:tcPr>
+            <w:tcW w:type="dxa" w:w="340"/>
+            <w:vAlign w:val="center"/>
+          </w:tcPr>
+          <w:p>
+            <w:pPr>
+              <w:spacing w:after="0"/>
+              <w:jc w:val="center"/>
+            </w:pPr>
+            <w:r>
+              <w:rPr>
+                <w:rFonts w:ascii="Arial" w:hAnsi="Arial" w:eastAsia="PingFang TC"/>
+                <w:b/>
+                <w:i w:val="0"/>
+                <w:color w:val="666666"/>
+                <w:sz w:val="28"/>
+              </w:rPr>
+              <w:t>→</w:t>
+            </w:r>
+          </w:p>
+        </w:tc>
+        <w:tc>
+          <w:tcPr>
+            <w:tcW w:type="dxa" w:w="1559"/>
+            <w:shd w:fill="F2E7DF"/>
+            <w:tcMar>
+              <w:top w:w="180" w:type="dxa"/>
+              <w:start w:w="120" w:type="dxa"/>
+              <w:bottom w:w="180" w:type="dxa"/>
+              <w:end w:w="120" w:type="dxa"/>
+            </w:tcMar>
+            <w:vAlign w:val="center"/>
+          </w:tcPr>
+          <w:p>
+            <w:pPr>
+              <w:spacing w:after="0"/>
+              <w:jc w:val="center"/>
+            </w:pPr>
+            <w:r>
+              <w:rPr>
+                <w:rFonts w:ascii="Arial" w:hAnsi="Arial" w:eastAsia="PingFang TC"/>
+                <w:b/>
+                <w:i w:val="0"/>
+                <w:color w:val="8B513A"/>
+                <w:sz w:val="26"/>
+              </w:rPr>
+              <w:t>3</w:t>
+              <w:br/>
+            </w:r>
+            <w:r>
+              <w:rPr>
+                <w:rFonts w:ascii="Arial" w:hAnsi="Arial" w:eastAsia="PingFang TC"/>
+                <w:b/>
+                <w:i w:val="0"/>
+                <w:color w:val="1F1F1F"/>
+                <w:sz w:val="19"/>
+              </w:rPr>
+              <w:t>檢查負擔</w:t>
+            </w:r>
+          </w:p>
+        </w:tc>
+        <w:tc>
+          <w:tcPr>
+            <w:tcW w:type="dxa" w:w="340"/>
+            <w:vAlign w:val="center"/>
+          </w:tcPr>
+          <w:p>
+            <w:pPr>
+              <w:spacing w:after="0"/>
+              <w:jc w:val="center"/>
+            </w:pPr>
+            <w:r>
+              <w:rPr>
+                <w:rFonts w:ascii="Arial" w:hAnsi="Arial" w:eastAsia="PingFang TC"/>
+                <w:b/>
+                <w:i w:val="0"/>
+                <w:color w:val="666666"/>
+                <w:sz w:val="28"/>
+              </w:rPr>
+              <w:t>→</w:t>
+            </w:r>
+          </w:p>
+        </w:tc>
+        <w:tc>
+          <w:tcPr>
+            <w:tcW w:type="dxa" w:w="1559"/>
+            <w:shd w:fill="EAF1F7"/>
+            <w:tcMar>
+              <w:top w:w="180" w:type="dxa"/>
+              <w:start w:w="120" w:type="dxa"/>
+              <w:bottom w:w="180" w:type="dxa"/>
+              <w:end w:w="120" w:type="dxa"/>
+            </w:tcMar>
+            <w:vAlign w:val="center"/>
+          </w:tcPr>
+          <w:p>
+            <w:pPr>
+              <w:spacing w:after="0"/>
+              <w:jc w:val="center"/>
+            </w:pPr>
+            <w:r>
+              <w:rPr>
+                <w:rFonts w:ascii="Arial" w:hAnsi="Arial" w:eastAsia="PingFang TC"/>
+                <w:b/>
+                <w:i w:val="0"/>
+                <w:color w:val="8B513A"/>
+                <w:sz w:val="26"/>
+              </w:rPr>
+              <w:t>4</w:t>
+              <w:br/>
+            </w:r>
+            <w:r>
+              <w:rPr>
+                <w:rFonts w:ascii="Arial" w:hAnsi="Arial" w:eastAsia="PingFang TC"/>
+                <w:b/>
+                <w:i w:val="0"/>
+                <w:color w:val="1F1F1F"/>
+                <w:sz w:val="19"/>
+              </w:rPr>
+              <w:t>保存版本</w:t>
+            </w:r>
+          </w:p>
+        </w:tc>
+      </w:tr>
+    </w:tbl>
     <w:p>
-      <w:r>
-        <w:rPr>
-          <w:rFonts w:ascii="Arial" w:hAnsi="Arial" w:eastAsia="PingFang TC"/>
-          <w:color w:val="666666"/>
-          <w:sz w:val="20"/>
-        </w:rPr>
-        <w:t>下列章節可在 Word 導覽窗格中直接跳轉。修改標題後，這份清單可一併手動調整。</w:t>
-      </w:r>
+      <w:pPr>
+        <w:spacing w:after="20"/>
+      </w:pPr>
     </w:p>
     <w:p>
       <w:pPr>
-        <w:pStyle w:val="ListBullet"/>
-        <w:ind w:left="397"/>
+        <w:spacing w:before="100" w:after="100"/>
       </w:pPr>
       <w:r>
         <w:rPr>
           <w:rFonts w:ascii="Arial" w:hAnsi="Arial" w:eastAsia="PingFang TC"/>
-          <w:color w:val="000000"/>
-          <w:sz w:val="22"/>
+          <w:b w:val="0"/>
+          <w:i w:val="0"/>
+          <w:color w:val="666666"/>
+          <w:sz w:val="21"/>
         </w:rPr>
-        <w:t>一 摘要</w:t>
-      </w:r>
-    </w:p>
-    <w:p>
-      <w:pPr>
-        <w:pStyle w:val="ListBullet"/>
-        <w:ind w:left="397"/>
-      </w:pPr>
-      <w:r>
-        <w:rPr>
-          <w:rFonts w:ascii="Arial" w:hAnsi="Arial" w:eastAsia="PingFang TC"/>
-          <w:color w:val="000000"/>
-          <w:sz w:val="22"/>
-        </w:rPr>
-        <w:t>二 研究動機與問題定義</w:t>
-      </w:r>
-    </w:p>
-    <w:p>
-      <w:pPr>
-        <w:pStyle w:val="ListBullet"/>
-        <w:ind w:left="397"/>
-      </w:pPr>
-      <w:r>
-        <w:rPr>
-          <w:rFonts w:ascii="Arial" w:hAnsi="Arial" w:eastAsia="PingFang TC"/>
-          <w:color w:val="000000"/>
-          <w:sz w:val="22"/>
-        </w:rPr>
-        <w:t>三 研究目標與問題</w:t>
-      </w:r>
-    </w:p>
-    <w:p>
-      <w:pPr>
-        <w:pStyle w:val="ListBullet"/>
-        <w:ind w:left="397"/>
-      </w:pPr>
-      <w:r>
-        <w:rPr>
-          <w:rFonts w:ascii="Arial" w:hAnsi="Arial" w:eastAsia="PingFang TC"/>
-          <w:color w:val="000000"/>
-          <w:sz w:val="22"/>
-        </w:rPr>
-        <w:t>四 相關研究與工具</w:t>
-      </w:r>
-    </w:p>
-    <w:p>
-      <w:pPr>
-        <w:pStyle w:val="ListBullet"/>
-        <w:ind w:left="397"/>
-      </w:pPr>
-      <w:r>
-        <w:rPr>
-          <w:rFonts w:ascii="Arial" w:hAnsi="Arial" w:eastAsia="PingFang TC"/>
-          <w:color w:val="000000"/>
-          <w:sz w:val="22"/>
-        </w:rPr>
-        <w:t>五 目標使用者與情境</w:t>
-      </w:r>
-    </w:p>
-    <w:p>
-      <w:pPr>
-        <w:pStyle w:val="ListBullet"/>
-        <w:ind w:left="397"/>
-      </w:pPr>
-      <w:r>
-        <w:rPr>
-          <w:rFonts w:ascii="Arial" w:hAnsi="Arial" w:eastAsia="PingFang TC"/>
-          <w:color w:val="000000"/>
-          <w:sz w:val="22"/>
-        </w:rPr>
-        <w:t>六 功能範圍</w:t>
-      </w:r>
-    </w:p>
-    <w:p>
-      <w:pPr>
-        <w:pStyle w:val="ListBullet"/>
-        <w:ind w:left="397"/>
-      </w:pPr>
-      <w:r>
-        <w:rPr>
-          <w:rFonts w:ascii="Arial" w:hAnsi="Arial" w:eastAsia="PingFang TC"/>
-          <w:color w:val="000000"/>
-          <w:sz w:val="22"/>
-        </w:rPr>
-        <w:t>七 系統設計與實作方法</w:t>
-      </w:r>
-    </w:p>
-    <w:p>
-      <w:pPr>
-        <w:pStyle w:val="ListBullet"/>
-        <w:ind w:left="397"/>
-      </w:pPr>
-      <w:r>
-        <w:rPr>
-          <w:rFonts w:ascii="Arial" w:hAnsi="Arial" w:eastAsia="PingFang TC"/>
-          <w:color w:val="000000"/>
-          <w:sz w:val="22"/>
-        </w:rPr>
-        <w:t>八 評估設計</w:t>
-      </w:r>
-    </w:p>
-    <w:p>
-      <w:pPr>
-        <w:pStyle w:val="ListBullet"/>
-        <w:ind w:left="397"/>
-      </w:pPr>
-      <w:r>
-        <w:rPr>
-          <w:rFonts w:ascii="Arial" w:hAnsi="Arial" w:eastAsia="PingFang TC"/>
-          <w:color w:val="000000"/>
-          <w:sz w:val="22"/>
-        </w:rPr>
-        <w:t>九 工作分解 時程與分工</w:t>
-      </w:r>
-    </w:p>
-    <w:p>
-      <w:pPr>
-        <w:pStyle w:val="ListBullet"/>
-        <w:ind w:left="397"/>
-      </w:pPr>
-      <w:r>
-        <w:rPr>
-          <w:rFonts w:ascii="Arial" w:hAnsi="Arial" w:eastAsia="PingFang TC"/>
-          <w:color w:val="000000"/>
-          <w:sz w:val="22"/>
-        </w:rPr>
-        <w:t>十 設備與經費</w:t>
-      </w:r>
-    </w:p>
-    <w:p>
-      <w:pPr>
-        <w:pStyle w:val="ListBullet"/>
-        <w:ind w:left="397"/>
-      </w:pPr>
-      <w:r>
-        <w:rPr>
-          <w:rFonts w:ascii="Arial" w:hAnsi="Arial" w:eastAsia="PingFang TC"/>
-          <w:color w:val="000000"/>
-          <w:sz w:val="22"/>
-        </w:rPr>
-        <w:t>十一 風險與因應</w:t>
-      </w:r>
-    </w:p>
-    <w:p>
-      <w:pPr>
-        <w:pStyle w:val="ListBullet"/>
-        <w:ind w:left="397"/>
-      </w:pPr>
-      <w:r>
-        <w:rPr>
-          <w:rFonts w:ascii="Arial" w:hAnsi="Arial" w:eastAsia="PingFang TC"/>
-          <w:color w:val="000000"/>
-          <w:sz w:val="22"/>
-        </w:rPr>
-        <w:t>十二 預期成果與目前狀態</w:t>
-      </w:r>
-    </w:p>
-    <w:p>
-      <w:pPr>
-        <w:pStyle w:val="ListBullet"/>
-        <w:ind w:left="397"/>
-      </w:pPr>
-      <w:r>
-        <w:rPr>
-          <w:rFonts w:ascii="Arial" w:hAnsi="Arial" w:eastAsia="PingFang TC"/>
-          <w:color w:val="000000"/>
-          <w:sz w:val="22"/>
-        </w:rPr>
-        <w:t>十三 需要老師協助確認的事項</w:t>
-      </w:r>
-    </w:p>
-    <w:p>
-      <w:pPr>
-        <w:pStyle w:val="ListBullet"/>
-        <w:ind w:left="397"/>
-      </w:pPr>
-      <w:r>
-        <w:rPr>
-          <w:rFonts w:ascii="Arial" w:hAnsi="Arial" w:eastAsia="PingFang TC"/>
-          <w:color w:val="000000"/>
-          <w:sz w:val="22"/>
-        </w:rPr>
-        <w:t>十四 可傳給老師的更新說明</w:t>
-      </w:r>
-    </w:p>
-    <w:p>
-      <w:pPr>
-        <w:pStyle w:val="ListBullet"/>
-        <w:ind w:left="397"/>
-      </w:pPr>
-      <w:r>
-        <w:rPr>
-          <w:rFonts w:ascii="Arial" w:hAnsi="Arial" w:eastAsia="PingFang TC"/>
-          <w:color w:val="000000"/>
-          <w:sz w:val="22"/>
-        </w:rPr>
-        <w:t>參考資料</w:t>
+        <w:t>核心功能離線運作，不需要 API Key。Gemini 分析是選用功能，只有使用者確認後才會送出目前草稿。</w:t>
       </w:r>
     </w:p>
     <w:p>
@@ -392,346 +767,14 @@
         <w:pStyle w:val="Heading1"/>
       </w:pPr>
       <w:r>
-        <w:t>一 摘要</w:t>
-      </w:r>
-    </w:p>
-    <w:p>
-      <w:pPr>
-        <w:jc w:val="both"/>
-      </w:pPr>
-      <w:r>
-        <w:rPr>
-          <w:rFonts w:ascii="Arial" w:hAnsi="Arial" w:eastAsia="PingFang TC"/>
-          <w:color w:val="000000"/>
-          <w:sz w:val="22"/>
-        </w:rPr>
-        <w:t>我們在使用生成式 AI 整理課業、文件或程式專案時，常會把提示詞留在不同聊天紀錄與筆記裡。下次想重用時，不一定找得到最後確認過的版本，也不容易知道一段很長的提示詞到底用了多少 Token。這次專題想把這個問題做成一個真正能操作的本機 App：每個專案都有自己的提示詞清單，使用者可以搜尋、保留版本、管理 Markdown，並在送出前比較原文與精簡候選。</w:t>
-      </w:r>
-    </w:p>
-    <w:p>
-      <w:pPr>
-        <w:jc w:val="both"/>
-      </w:pPr>
-      <w:r>
-        <w:rPr>
-          <w:rFonts w:ascii="Arial" w:hAnsi="Arial" w:eastAsia="PingFang TC"/>
-          <w:color w:val="000000"/>
-          <w:sz w:val="22"/>
-        </w:rPr>
-        <w:t>系統採 HTML、CSS、JavaScript 共用介面，以 Python、pywebview 與 SQLite 提供 macOS 本機服務。使用者可先於瀏覽器測試介面，再於桌面 App 操作真實檔案。提示詞整理、版本保存與 Token 計數均在本機執行，不需呼叫付費模型。精簡功能僅處理可追蹤的格式與相鄰重複條列，保留程式碼、限制與人工確認流程。成本以使用者輸入之單價及呼叫次數進行情境推算，不將純文字 Token 數誤認為完整 API 帳單。</w:t>
-      </w:r>
-    </w:p>
-    <w:p>
-      <w:pPr>
-        <w:jc w:val="both"/>
-      </w:pPr>
-      <w:r>
-        <w:rPr>
-          <w:rFonts w:ascii="Arial" w:hAnsi="Arial" w:eastAsia="PingFang TC"/>
-          <w:color w:val="000000"/>
-          <w:sz w:val="22"/>
-        </w:rPr>
-        <w:t>研究採系統實作與對照評估，分別衡量提示詞尋回時間、任務完成率、Token 減少比例與輸出品質。預期交付可操作 App、原始碼、企劃書、軟體規格、測試證據及展示流程；尚未實施的使用者研究與模型品質實驗將明確列為待驗證工作。</w:t>
-      </w:r>
-    </w:p>
-    <w:p>
-      <w:pPr>
-        <w:jc w:val="both"/>
-      </w:pPr>
-      <w:r>
-        <w:rPr>
-          <w:rFonts w:ascii="Arial" w:hAnsi="Arial" w:eastAsia="PingFang TC"/>
-          <w:color w:val="000000"/>
-          <w:sz w:val="22"/>
-        </w:rPr>
-        <w:t>關鍵字：提示詞管理、視覺化、本機優先、Token、成本估算、版本管理。</w:t>
-      </w:r>
-    </w:p>
-    <w:p>
-      <w:pPr>
-        <w:pStyle w:val="Heading1"/>
-      </w:pPr>
-      <w:r>
-        <w:t>二 研究動機與問題定義</w:t>
-      </w:r>
-    </w:p>
-    <w:p>
-      <w:pPr>
-        <w:pStyle w:val="Heading2"/>
-      </w:pPr>
-      <w:r>
-        <w:t>2 1 提示詞撰寫缺少引導</w:t>
-      </w:r>
-    </w:p>
-    <w:p>
-      <w:pPr>
-        <w:jc w:val="both"/>
-      </w:pPr>
-      <w:r>
-        <w:rPr>
-          <w:rFonts w:ascii="Arial" w:hAnsi="Arial" w:eastAsia="PingFang TC"/>
-          <w:color w:val="000000"/>
-          <w:sz w:val="22"/>
-        </w:rPr>
-        <w:t>初學者常只輸入簡短要求，卻沒有交代工作角色、任務、必要背景、限制與輸出格式；另一方面，為了得到可靠結果，也可能堆疊重複且互相干擾的指令。因此，本專題用可選欄位協助使用者補足必要資訊，而非以篇幅長短判斷提示詞好壞。</w:t>
-      </w:r>
-    </w:p>
-    <w:p>
-      <w:pPr>
-        <w:pStyle w:val="Heading2"/>
-      </w:pPr>
-      <w:r>
-        <w:t>2 2 提示詞散落 分類與版本不易維護</w:t>
-      </w:r>
-    </w:p>
-    <w:p>
-      <w:pPr>
-        <w:jc w:val="both"/>
-      </w:pPr>
-      <w:r>
-        <w:rPr>
-          <w:rFonts w:ascii="Arial" w:hAnsi="Arial" w:eastAsia="PingFang TC"/>
-          <w:color w:val="000000"/>
-          <w:sz w:val="22"/>
-        </w:rPr>
-        <w:t>同一使用者可能同時進行程式開發、文件整理與研究。提示詞若只存在聊天紀錄，便不容易依專案搜尋、比較、重用或回復前一版本。本專題讓標題、分類、標籤與版本附著在提示詞上，並提供 Markdown 匯入／匯出，使資料能由其他編輯器與 AI 工具使用。</w:t>
-      </w:r>
-    </w:p>
-    <w:p>
-      <w:pPr>
-        <w:pStyle w:val="Heading2"/>
-      </w:pPr>
-      <w:r>
-        <w:t>2 3 缺少輸入成本的可見性</w:t>
-      </w:r>
-    </w:p>
-    <w:p>
-      <w:pPr>
-        <w:jc w:val="both"/>
-      </w:pPr>
-      <w:r>
-        <w:rPr>
-          <w:rFonts w:ascii="Arial" w:hAnsi="Arial" w:eastAsia="PingFang TC"/>
-          <w:color w:val="000000"/>
-          <w:sz w:val="22"/>
-        </w:rPr>
-        <w:t>冗長提示詞在大量重複呼叫時可能增加輸入費用，但長提示詞不必然是浪費；必要的範例與限制也可能降低失敗和重試成本。本研究關注「不必要的重複輸入是否可減少」，同時追蹤任務品質，避免只優化字數。</w:t>
-      </w:r>
-    </w:p>
-    <w:p>
-      <w:pPr>
-        <w:pStyle w:val="Heading2"/>
-      </w:pPr>
-      <w:r>
-        <w:t>2 4 提示詞與 Agent 記憶的關係</w:t>
-      </w:r>
-    </w:p>
-    <w:p>
-      <w:pPr>
-        <w:jc w:val="both"/>
-      </w:pPr>
-      <w:r>
-        <w:rPr>
-          <w:rFonts w:ascii="Arial" w:hAnsi="Arial" w:eastAsia="PingFang TC"/>
-          <w:color w:val="000000"/>
-          <w:sz w:val="22"/>
-        </w:rPr>
-        <w:t>AGENTS.md、CLAUDE.md 等檔案可以是持久指令的一種來源，但不是所有提示詞都屬於 Agent 記憶。新版以一般提示詞工作台為主入口，將既有記憶編程與健檢功能保留為進階的專案檔案管理功能。不同 Agent 的載入機制不能視為完全相同。</w:t>
-      </w:r>
-    </w:p>
-    <w:p>
-      <w:pPr>
-        <w:pStyle w:val="Heading1"/>
-      </w:pPr>
-      <w:r>
-        <w:t>三 研究目標與問題</w:t>
-      </w:r>
-    </w:p>
-    <w:p>
-      <w:pPr>
-        <w:jc w:val="both"/>
-      </w:pPr>
-      <w:r>
-        <w:rPr>
-          <w:rFonts w:ascii="Arial" w:hAnsi="Arial" w:eastAsia="PingFang TC"/>
-          <w:color w:val="000000"/>
-          <w:sz w:val="22"/>
-        </w:rPr>
-        <w:t>O1：提供可依專案分類、搜尋、編輯及重用的提示詞資料庫，降低尋回與整理成本。</w:t>
-      </w:r>
-    </w:p>
-    <w:p>
-      <w:pPr>
-        <w:jc w:val="both"/>
-      </w:pPr>
-      <w:r>
-        <w:rPr>
-          <w:rFonts w:ascii="Arial" w:hAnsi="Arial" w:eastAsia="PingFang TC"/>
-          <w:color w:val="000000"/>
-          <w:sz w:val="22"/>
-        </w:rPr>
-        <w:t>O2：提供角色、任務、背景、限制與輸出格式的引導欄位，降低初學者遺漏必要資訊的機會。</w:t>
-      </w:r>
-    </w:p>
-    <w:p>
-      <w:pPr>
-        <w:jc w:val="both"/>
-      </w:pPr>
-      <w:r>
-        <w:rPr>
-          <w:rFonts w:ascii="Arial" w:hAnsi="Arial" w:eastAsia="PingFang TC"/>
-          <w:color w:val="000000"/>
-          <w:sz w:val="22"/>
-        </w:rPr>
-        <w:t>O3：顯示指定 tokenizer 下的純文字 Token 數、精簡候選、內容 Diff 與輸入成本推算，讓使用者理解修改帶來的影響。</w:t>
-      </w:r>
-    </w:p>
-    <w:p>
-      <w:pPr>
-        <w:jc w:val="both"/>
-      </w:pPr>
-      <w:r>
-        <w:rPr>
-          <w:rFonts w:ascii="Arial" w:hAnsi="Arial" w:eastAsia="PingFang TC"/>
-          <w:color w:val="000000"/>
-          <w:sz w:val="22"/>
-        </w:rPr>
-        <w:t>O4：保留版本與檔案备份，避免整理過程遺失既有內容，維持跨工具可攜性。</w:t>
-      </w:r>
-    </w:p>
-    <w:p>
-      <w:pPr>
-        <w:jc w:val="both"/>
-      </w:pPr>
-      <w:r>
-        <w:rPr>
-          <w:rFonts w:ascii="Arial" w:hAnsi="Arial" w:eastAsia="PingFang TC"/>
-          <w:color w:val="000000"/>
-          <w:sz w:val="22"/>
-        </w:rPr>
-        <w:t>研究問題 RQ1：相較於自行管理散落文字檔，視覺化專案管理是否能縮短找到指定提示詞的時間並減少找錯版本？</w:t>
-      </w:r>
-    </w:p>
-    <w:p>
-      <w:pPr>
-        <w:jc w:val="both"/>
-      </w:pPr>
-      <w:r>
-        <w:rPr>
-          <w:rFonts w:ascii="Arial" w:hAnsi="Arial" w:eastAsia="PingFang TC"/>
-          <w:color w:val="000000"/>
-          <w:sz w:val="22"/>
-        </w:rPr>
-        <w:t>研究問題 RQ2：結構化表單是否增加使用者提示詞中必要任務要素的完整度？這是欄位完整度的評估，不直接等同模型回答品質。</w:t>
-      </w:r>
-    </w:p>
-    <w:p>
-      <w:pPr>
-        <w:jc w:val="both"/>
-      </w:pPr>
-      <w:r>
-        <w:rPr>
-          <w:rFonts w:ascii="Arial" w:hAnsi="Arial" w:eastAsia="PingFang TC"/>
-          <w:color w:val="000000"/>
-          <w:sz w:val="22"/>
-        </w:rPr>
-        <w:t>研究問題 RQ3：在保留必要條件的前提下，可解釋的精簡規則能減少多少輸入 Token？哪些文本沒有改善或不適合精簡？</w:t>
-      </w:r>
-    </w:p>
-    <w:p>
-      <w:pPr>
-        <w:jc w:val="both"/>
-      </w:pPr>
-      <w:r>
-        <w:rPr>
-          <w:rFonts w:ascii="Arial" w:hAnsi="Arial" w:eastAsia="PingFang TC"/>
-          <w:color w:val="000000"/>
-          <w:sz w:val="22"/>
-        </w:rPr>
-        <w:t>研究問題 RQ4：精簡前後的模型輸出是否維持預先定義的任務成功標準？未執行此實驗前不宣稱品質等效。</w:t>
-      </w:r>
-    </w:p>
-    <w:p>
-      <w:pPr>
-        <w:pStyle w:val="Heading1"/>
-      </w:pPr>
-      <w:r>
-        <w:t>四 相關研究與工具</w:t>
-      </w:r>
-    </w:p>
-    <w:p>
-      <w:pPr>
-        <w:pStyle w:val="Heading2"/>
-      </w:pPr>
-      <w:r>
-        <w:t>4 1 企劃書與規格的結構依據</w:t>
-      </w:r>
-    </w:p>
-    <w:p>
-      <w:pPr>
-        <w:jc w:val="both"/>
-      </w:pPr>
-      <w:r>
-        <w:rPr>
-          <w:rFonts w:ascii="Arial" w:hAnsi="Arial" w:eastAsia="PingFang TC"/>
-          <w:color w:val="000000"/>
-          <w:sz w:val="22"/>
-        </w:rPr>
-        <w:t>本企劃採大專研究計畫常見的研究問題、相關文獻、方法與預期成果架構，另加入系統專題需要的範圍、資源與交付安排。清華大學公開的國科會大專學生研究計畫申請表提供可參考的學術章節；這份公開表格較早，不將其經費與截止日期當成本專題現行要求。[S1]</w:t>
-      </w:r>
-    </w:p>
-    <w:p>
-      <w:pPr>
-        <w:jc w:val="both"/>
-      </w:pPr>
-      <w:r>
-        <w:rPr>
-          <w:rFonts w:ascii="Arial" w:hAnsi="Arial" w:eastAsia="PingFang TC"/>
-          <w:color w:val="000000"/>
-          <w:sz w:val="22"/>
-        </w:rPr>
-        <w:t>東華大學資管系的專題規範把系統架構、輸入輸出、使用者介面與資料設計列為系統型專題應交代的內容；南臺科大的軟體工程教材也將目的、範圍、使用者介面、功能與限制分開說明。[S8][S9] 因此本企劃沒有只放功能清單，而是把操作畫面、使用情境、評估方式與尚未完成的研究分開寫清楚。</w:t>
-      </w:r>
-    </w:p>
-    <w:p>
-      <w:pPr>
-        <w:jc w:val="both"/>
-      </w:pPr>
-      <w:r>
-        <w:rPr>
-          <w:rFonts w:ascii="Arial" w:hAnsi="Arial" w:eastAsia="PingFang TC"/>
-          <w:color w:val="000000"/>
-          <w:sz w:val="22"/>
-        </w:rPr>
-        <w:t>CMU 課程的專題規劃指引重視可量測目標、進度與資源。本專題因此將「省錢」拆成 Token、單價情境與實際品質三個可獨立檢查的面向。[S2]</w:t>
-      </w:r>
-    </w:p>
-    <w:p>
-      <w:pPr>
-        <w:jc w:val="both"/>
-      </w:pPr>
-      <w:r>
-        <w:rPr>
-          <w:rFonts w:ascii="Arial" w:hAnsi="Arial" w:eastAsia="PingFang TC"/>
-          <w:color w:val="000000"/>
-          <w:sz w:val="22"/>
-        </w:rPr>
-        <w:t>軟體規格另以需求 ID、輸入輸出、例外與驗收方式建立追蹤關係，參考 ISO/IEC/IEEE 29148 公開資訊所述的需求工程方向；本文件不宣稱通過該標準的合規認證。[S3]</w:t>
-      </w:r>
-    </w:p>
-    <w:p>
-      <w:pPr>
-        <w:pStyle w:val="Heading2"/>
-      </w:pPr>
-      <w:r>
-        <w:t>4 2 同類工具與定位</w:t>
+        <w:t>使用者與使用情境</w:t>
       </w:r>
     </w:p>
     <w:tbl>
       <w:tblPr>
         <w:tblW w:type="auto" w:w="0"/>
         <w:jc w:val="center"/>
-        <w:tblLayout w:type="autofit"/>
+        <w:tblLayout w:type="fixed"/>
         <w:tblLook w:firstColumn="1" w:firstRow="1" w:lastColumn="0" w:lastRow="0" w:noHBand="0" w:noVBand="1" w:val="04A0"/>
         <w:tblBorders>
           <w:top w:val="single" w:sz="5" w:color="D9D9D9"/>
@@ -743,148 +786,95 @@
         </w:tblBorders>
       </w:tblPr>
       <w:tblGrid>
-        <w:gridCol w:w="1928"/>
-        <w:gridCol w:w="1928"/>
-        <w:gridCol w:w="1928"/>
-        <w:gridCol w:w="1928"/>
-        <w:gridCol w:w="1928"/>
+        <w:gridCol w:w="3289"/>
+        <w:gridCol w:w="3289"/>
+        <w:gridCol w:w="3289"/>
       </w:tblGrid>
       <w:tr>
-        <w:trPr>
-          <w:tblHeader w:val="true"/>
-        </w:trPr>
         <w:tc>
           <w:tcPr>
-            <w:tcW w:type="dxa" w:w="1928"/>
+            <w:tcW w:type="dxa" w:w="1814"/>
+            <w:shd w:fill="355C7D"/>
+            <w:tcMar>
+              <w:top w:w="150" w:type="dxa"/>
+              <w:start w:w="140" w:type="dxa"/>
+              <w:bottom w:w="150" w:type="dxa"/>
+              <w:end w:w="140" w:type="dxa"/>
+            </w:tcMar>
             <w:vAlign w:val="center"/>
-            <w:tcMar>
-              <w:top w:w="100" w:type="dxa"/>
-              <w:start w:w="120" w:type="dxa"/>
-              <w:bottom w:w="100" w:type="dxa"/>
-              <w:end w:w="120" w:type="dxa"/>
-            </w:tcMar>
-            <w:shd w:fill="6C493B"/>
           </w:tcPr>
           <w:p>
             <w:pPr>
               <w:spacing w:after="0"/>
+              <w:jc w:val="center"/>
             </w:pPr>
             <w:r>
               <w:rPr>
                 <w:rFonts w:ascii="Arial" w:hAnsi="Arial" w:eastAsia="PingFang TC"/>
                 <w:b/>
+                <w:i w:val="0"/>
                 <w:color w:val="FFFFFF"/>
-                <w:sz w:val="18"/>
+                <w:sz w:val="19"/>
               </w:rPr>
-              <w:t>比較項目</w:t>
+              <w:t>使用者</w:t>
             </w:r>
           </w:p>
         </w:tc>
         <w:tc>
           <w:tcPr>
-            <w:tcW w:type="dxa" w:w="1928"/>
+            <w:tcW w:type="dxa" w:w="3855"/>
+            <w:shd w:fill="355C7D"/>
+            <w:tcMar>
+              <w:top w:w="150" w:type="dxa"/>
+              <w:start w:w="140" w:type="dxa"/>
+              <w:bottom w:w="150" w:type="dxa"/>
+              <w:end w:w="140" w:type="dxa"/>
+            </w:tcMar>
             <w:vAlign w:val="center"/>
-            <w:tcMar>
-              <w:top w:w="100" w:type="dxa"/>
-              <w:start w:w="120" w:type="dxa"/>
-              <w:bottom w:w="100" w:type="dxa"/>
-              <w:end w:w="120" w:type="dxa"/>
-            </w:tcMar>
-            <w:shd w:fill="6C493B"/>
           </w:tcPr>
           <w:p>
             <w:pPr>
               <w:spacing w:after="0"/>
+              <w:jc w:val="center"/>
             </w:pPr>
             <w:r>
               <w:rPr>
                 <w:rFonts w:ascii="Arial" w:hAnsi="Arial" w:eastAsia="PingFang TC"/>
                 <w:b/>
+                <w:i w:val="0"/>
                 <w:color w:val="FFFFFF"/>
-                <w:sz w:val="18"/>
+                <w:sz w:val="19"/>
               </w:rPr>
-              <w:t>一般文字檔／筆記</w:t>
+              <w:t>最常遇到的情況</w:t>
             </w:r>
           </w:p>
         </w:tc>
         <w:tc>
           <w:tcPr>
-            <w:tcW w:type="dxa" w:w="1928"/>
+            <w:tcW w:type="dxa" w:w="3969"/>
+            <w:shd w:fill="355C7D"/>
+            <w:tcMar>
+              <w:top w:w="150" w:type="dxa"/>
+              <w:start w:w="140" w:type="dxa"/>
+              <w:bottom w:w="150" w:type="dxa"/>
+              <w:end w:w="140" w:type="dxa"/>
+            </w:tcMar>
             <w:vAlign w:val="center"/>
-            <w:tcMar>
-              <w:top w:w="100" w:type="dxa"/>
-              <w:start w:w="120" w:type="dxa"/>
-              <w:bottom w:w="100" w:type="dxa"/>
-              <w:end w:w="120" w:type="dxa"/>
-            </w:tcMar>
-            <w:shd w:fill="6C493B"/>
           </w:tcPr>
           <w:p>
             <w:pPr>
               <w:spacing w:after="0"/>
+              <w:jc w:val="center"/>
             </w:pPr>
             <w:r>
               <w:rPr>
                 <w:rFonts w:ascii="Arial" w:hAnsi="Arial" w:eastAsia="PingFang TC"/>
                 <w:b/>
+                <w:i w:val="0"/>
                 <w:color w:val="FFFFFF"/>
-                <w:sz w:val="18"/>
+                <w:sz w:val="19"/>
               </w:rPr>
-              <w:t>Langfuse Prompt Management</w:t>
-            </w:r>
-          </w:p>
-        </w:tc>
-        <w:tc>
-          <w:tcPr>
-            <w:tcW w:type="dxa" w:w="1928"/>
-            <w:vAlign w:val="center"/>
-            <w:tcMar>
-              <w:top w:w="100" w:type="dxa"/>
-              <w:start w:w="120" w:type="dxa"/>
-              <w:bottom w:w="100" w:type="dxa"/>
-              <w:end w:w="120" w:type="dxa"/>
-            </w:tcMar>
-            <w:shd w:fill="6C493B"/>
-          </w:tcPr>
-          <w:p>
-            <w:pPr>
-              <w:spacing w:after="0"/>
-            </w:pPr>
-            <w:r>
-              <w:rPr>
-                <w:rFonts w:ascii="Arial" w:hAnsi="Arial" w:eastAsia="PingFang TC"/>
-                <w:b/>
-                <w:color w:val="FFFFFF"/>
-                <w:sz w:val="18"/>
-              </w:rPr>
-              <w:t>Promptfoo</w:t>
-            </w:r>
-          </w:p>
-        </w:tc>
-        <w:tc>
-          <w:tcPr>
-            <w:tcW w:type="dxa" w:w="1928"/>
-            <w:vAlign w:val="center"/>
-            <w:tcMar>
-              <w:top w:w="100" w:type="dxa"/>
-              <w:start w:w="120" w:type="dxa"/>
-              <w:bottom w:w="100" w:type="dxa"/>
-              <w:end w:w="120" w:type="dxa"/>
-            </w:tcMar>
-            <w:shd w:fill="6C493B"/>
-          </w:tcPr>
-          <w:p>
-            <w:pPr>
-              <w:spacing w:after="0"/>
-            </w:pPr>
-            <w:r>
-              <w:rPr>
-                <w:rFonts w:ascii="Arial" w:hAnsi="Arial" w:eastAsia="PingFang TC"/>
-                <w:b/>
-                <w:color w:val="FFFFFF"/>
-                <w:sz w:val="18"/>
-              </w:rPr>
-              <w:t>本專題</w:t>
+              <w:t>App 能幫上什麼</w:t>
             </w:r>
           </w:p>
         </w:tc>
@@ -892,136 +882,88 @@
       <w:tr>
         <w:tc>
           <w:tcPr>
-            <w:tcW w:type="dxa" w:w="1928"/>
+            <w:tcW w:type="dxa" w:w="1814"/>
+            <w:shd w:fill="FFFFFF"/>
+            <w:tcMar>
+              <w:top w:w="130" w:type="dxa"/>
+              <w:start w:w="150" w:type="dxa"/>
+              <w:bottom w:w="130" w:type="dxa"/>
+              <w:end w:w="150" w:type="dxa"/>
+            </w:tcMar>
             <w:vAlign w:val="center"/>
-            <w:tcMar>
-              <w:top w:w="100" w:type="dxa"/>
-              <w:start w:w="120" w:type="dxa"/>
-              <w:bottom w:w="100" w:type="dxa"/>
-              <w:end w:w="120" w:type="dxa"/>
-            </w:tcMar>
-            <w:shd w:fill="FFFFFF"/>
           </w:tcPr>
           <w:p>
             <w:pPr>
               <w:spacing w:after="0"/>
+              <w:jc w:val="center"/>
             </w:pPr>
             <w:r>
               <w:rPr>
                 <w:rFonts w:ascii="Arial" w:hAnsi="Arial" w:eastAsia="PingFang TC"/>
                 <w:b w:val="0"/>
-                <w:color w:val="000000"/>
-                <w:sz w:val="18"/>
+                <w:i w:val="0"/>
+                <w:color w:val="1F1F1F"/>
+                <w:sz w:val="19"/>
               </w:rPr>
-              <w:t>主要用途</w:t>
+              <w:t>學生</w:t>
             </w:r>
           </w:p>
         </w:tc>
         <w:tc>
           <w:tcPr>
-            <w:tcW w:type="dxa" w:w="1928"/>
+            <w:tcW w:type="dxa" w:w="3855"/>
+            <w:shd w:fill="FFFFFF"/>
+            <w:tcMar>
+              <w:top w:w="130" w:type="dxa"/>
+              <w:start w:w="150" w:type="dxa"/>
+              <w:bottom w:w="130" w:type="dxa"/>
+              <w:end w:w="150" w:type="dxa"/>
+            </w:tcMar>
             <w:vAlign w:val="center"/>
-            <w:tcMar>
-              <w:top w:w="100" w:type="dxa"/>
-              <w:start w:w="120" w:type="dxa"/>
-              <w:bottom w:w="100" w:type="dxa"/>
-              <w:end w:w="120" w:type="dxa"/>
-            </w:tcMar>
-            <w:shd w:fill="FFFFFF"/>
           </w:tcPr>
           <w:p>
             <w:pPr>
               <w:spacing w:after="0"/>
+              <w:jc w:val="left"/>
             </w:pPr>
             <w:r>
               <w:rPr>
                 <w:rFonts w:ascii="Arial" w:hAnsi="Arial" w:eastAsia="PingFang TC"/>
                 <w:b w:val="0"/>
-                <w:color w:val="000000"/>
-                <w:sz w:val="18"/>
+                <w:i w:val="0"/>
+                <w:color w:val="1F1F1F"/>
+                <w:sz w:val="19"/>
               </w:rPr>
-              <w:t>自由紀錄</w:t>
+              <w:t>研究、報告與課業 Prompt 很多</w:t>
             </w:r>
           </w:p>
         </w:tc>
         <w:tc>
           <w:tcPr>
-            <w:tcW w:type="dxa" w:w="1928"/>
+            <w:tcW w:type="dxa" w:w="3969"/>
+            <w:shd w:fill="FFFFFF"/>
+            <w:tcMar>
+              <w:top w:w="130" w:type="dxa"/>
+              <w:start w:w="150" w:type="dxa"/>
+              <w:bottom w:w="130" w:type="dxa"/>
+              <w:end w:w="150" w:type="dxa"/>
+            </w:tcMar>
             <w:vAlign w:val="center"/>
-            <w:tcMar>
-              <w:top w:w="100" w:type="dxa"/>
-              <w:start w:w="120" w:type="dxa"/>
-              <w:bottom w:w="100" w:type="dxa"/>
-              <w:end w:w="120" w:type="dxa"/>
-            </w:tcMar>
-            <w:shd w:fill="FFFFFF"/>
           </w:tcPr>
           <w:p>
             <w:pPr>
               <w:spacing w:after="0"/>
+              <w:jc w:val="left"/>
             </w:pPr>
             <w:r>
               <w:rPr>
                 <w:rFonts w:ascii="Arial" w:hAnsi="Arial" w:eastAsia="PingFang TC"/>
                 <w:b w:val="0"/>
-                <w:color w:val="000000"/>
-                <w:sz w:val="18"/>
+                <w:i w:val="0"/>
+                <w:color w:val="1F1F1F"/>
+                <w:sz w:val="19"/>
               </w:rPr>
-              <w:t>提示詞版本與應用整合</w:t>
-            </w:r>
-          </w:p>
-        </w:tc>
-        <w:tc>
-          <w:tcPr>
-            <w:tcW w:type="dxa" w:w="1928"/>
-            <w:vAlign w:val="center"/>
-            <w:tcMar>
-              <w:top w:w="100" w:type="dxa"/>
-              <w:start w:w="120" w:type="dxa"/>
-              <w:bottom w:w="100" w:type="dxa"/>
-              <w:end w:w="120" w:type="dxa"/>
-            </w:tcMar>
-            <w:shd w:fill="FFFFFF"/>
-          </w:tcPr>
-          <w:p>
-            <w:pPr>
-              <w:spacing w:after="0"/>
-            </w:pPr>
-            <w:r>
-              <w:rPr>
-                <w:rFonts w:ascii="Arial" w:hAnsi="Arial" w:eastAsia="PingFang TC"/>
-                <w:b w:val="0"/>
-                <w:color w:val="000000"/>
-                <w:sz w:val="18"/>
-              </w:rPr>
-              <w:t>提示詞／模型評估</w:t>
-            </w:r>
-          </w:p>
-        </w:tc>
-        <w:tc>
-          <w:tcPr>
-            <w:tcW w:type="dxa" w:w="1928"/>
-            <w:vAlign w:val="center"/>
-            <w:tcMar>
-              <w:top w:w="100" w:type="dxa"/>
-              <w:start w:w="120" w:type="dxa"/>
-              <w:bottom w:w="100" w:type="dxa"/>
-              <w:end w:w="120" w:type="dxa"/>
-            </w:tcMar>
-            <w:shd w:fill="FFFFFF"/>
-          </w:tcPr>
-          <w:p>
-            <w:pPr>
-              <w:spacing w:after="0"/>
-            </w:pPr>
-            <w:r>
-              <w:rPr>
-                <w:rFonts w:ascii="Arial" w:hAnsi="Arial" w:eastAsia="PingFang TC"/>
-                <w:b w:val="0"/>
-                <w:color w:val="000000"/>
-                <w:sz w:val="18"/>
-              </w:rPr>
-              <w:t>本機視覺化編寫與管理</w:t>
+              <w:t>依課程或題目分類，快速找回最後版本</w:t>
             </w:r>
           </w:p>
         </w:tc>
@@ -1029,136 +971,88 @@
       <w:tr>
         <w:tc>
           <w:tcPr>
-            <w:tcW w:type="dxa" w:w="1928"/>
+            <w:tcW w:type="dxa" w:w="1814"/>
+            <w:shd w:fill="F7F7F7"/>
+            <w:tcMar>
+              <w:top w:w="130" w:type="dxa"/>
+              <w:start w:w="150" w:type="dxa"/>
+              <w:bottom w:w="130" w:type="dxa"/>
+              <w:end w:w="150" w:type="dxa"/>
+            </w:tcMar>
             <w:vAlign w:val="center"/>
-            <w:tcMar>
-              <w:top w:w="100" w:type="dxa"/>
-              <w:start w:w="120" w:type="dxa"/>
-              <w:bottom w:w="100" w:type="dxa"/>
-              <w:end w:w="120" w:type="dxa"/>
-            </w:tcMar>
-            <w:shd w:fill="F6F1EC"/>
           </w:tcPr>
           <w:p>
             <w:pPr>
               <w:spacing w:after="0"/>
+              <w:jc w:val="center"/>
             </w:pPr>
             <w:r>
               <w:rPr>
                 <w:rFonts w:ascii="Arial" w:hAnsi="Arial" w:eastAsia="PingFang TC"/>
                 <w:b w:val="0"/>
-                <w:color w:val="000000"/>
-                <w:sz w:val="18"/>
+                <w:i w:val="0"/>
+                <w:color w:val="1F1F1F"/>
+                <w:sz w:val="19"/>
               </w:rPr>
-              <w:t>借鏡重點</w:t>
+              <w:t>個人開發者</w:t>
             </w:r>
           </w:p>
         </w:tc>
         <w:tc>
           <w:tcPr>
-            <w:tcW w:type="dxa" w:w="1928"/>
+            <w:tcW w:type="dxa" w:w="3855"/>
+            <w:shd w:fill="F7F7F7"/>
+            <w:tcMar>
+              <w:top w:w="130" w:type="dxa"/>
+              <w:start w:w="150" w:type="dxa"/>
+              <w:bottom w:w="130" w:type="dxa"/>
+              <w:end w:w="150" w:type="dxa"/>
+            </w:tcMar>
             <w:vAlign w:val="center"/>
-            <w:tcMar>
-              <w:top w:w="100" w:type="dxa"/>
-              <w:start w:w="120" w:type="dxa"/>
-              <w:bottom w:w="100" w:type="dxa"/>
-              <w:end w:w="120" w:type="dxa"/>
-            </w:tcMar>
-            <w:shd w:fill="F6F1EC"/>
           </w:tcPr>
           <w:p>
             <w:pPr>
               <w:spacing w:after="0"/>
+              <w:jc w:val="left"/>
             </w:pPr>
             <w:r>
               <w:rPr>
                 <w:rFonts w:ascii="Arial" w:hAnsi="Arial" w:eastAsia="PingFang TC"/>
                 <w:b w:val="0"/>
-                <w:color w:val="000000"/>
-                <w:sz w:val="18"/>
+                <w:i w:val="0"/>
+                <w:color w:val="1F1F1F"/>
+                <w:sz w:val="19"/>
               </w:rPr>
-              <w:t>可攜式文字格式</w:t>
+              <w:t>程式審查與開發指令重複使用</w:t>
             </w:r>
           </w:p>
         </w:tc>
         <w:tc>
           <w:tcPr>
-            <w:tcW w:type="dxa" w:w="1928"/>
+            <w:tcW w:type="dxa" w:w="3969"/>
+            <w:shd w:fill="F7F7F7"/>
+            <w:tcMar>
+              <w:top w:w="130" w:type="dxa"/>
+              <w:start w:w="150" w:type="dxa"/>
+              <w:bottom w:w="130" w:type="dxa"/>
+              <w:end w:w="150" w:type="dxa"/>
+            </w:tcMar>
             <w:vAlign w:val="center"/>
-            <w:tcMar>
-              <w:top w:w="100" w:type="dxa"/>
-              <w:start w:w="120" w:type="dxa"/>
-              <w:bottom w:w="100" w:type="dxa"/>
-              <w:end w:w="120" w:type="dxa"/>
-            </w:tcMar>
-            <w:shd w:fill="F6F1EC"/>
           </w:tcPr>
           <w:p>
             <w:pPr>
               <w:spacing w:after="0"/>
+              <w:jc w:val="left"/>
             </w:pPr>
             <w:r>
               <w:rPr>
                 <w:rFonts w:ascii="Arial" w:hAnsi="Arial" w:eastAsia="PingFang TC"/>
                 <w:b w:val="0"/>
-                <w:color w:val="000000"/>
-                <w:sz w:val="18"/>
+                <w:i w:val="0"/>
+                <w:color w:val="1F1F1F"/>
+                <w:sz w:val="19"/>
               </w:rPr>
-              <w:t>版本管理與重用</w:t>
-            </w:r>
-          </w:p>
-        </w:tc>
-        <w:tc>
-          <w:tcPr>
-            <w:tcW w:type="dxa" w:w="1928"/>
-            <w:vAlign w:val="center"/>
-            <w:tcMar>
-              <w:top w:w="100" w:type="dxa"/>
-              <w:start w:w="120" w:type="dxa"/>
-              <w:bottom w:w="100" w:type="dxa"/>
-              <w:end w:w="120" w:type="dxa"/>
-            </w:tcMar>
-            <w:shd w:fill="F6F1EC"/>
-          </w:tcPr>
-          <w:p>
-            <w:pPr>
-              <w:spacing w:after="0"/>
-            </w:pPr>
-            <w:r>
-              <w:rPr>
-                <w:rFonts w:ascii="Arial" w:hAnsi="Arial" w:eastAsia="PingFang TC"/>
-                <w:b w:val="0"/>
-                <w:color w:val="000000"/>
-                <w:sz w:val="18"/>
-              </w:rPr>
-              <w:t>以案例驗證修改效果</w:t>
-            </w:r>
-          </w:p>
-        </w:tc>
-        <w:tc>
-          <w:tcPr>
-            <w:tcW w:type="dxa" w:w="1928"/>
-            <w:vAlign w:val="center"/>
-            <w:tcMar>
-              <w:top w:w="100" w:type="dxa"/>
-              <w:start w:w="120" w:type="dxa"/>
-              <w:bottom w:w="100" w:type="dxa"/>
-              <w:end w:w="120" w:type="dxa"/>
-            </w:tcMar>
-            <w:shd w:fill="F6F1EC"/>
-          </w:tcPr>
-          <w:p>
-            <w:pPr>
-              <w:spacing w:after="0"/>
-            </w:pPr>
-            <w:r>
-              <w:rPr>
-                <w:rFonts w:ascii="Arial" w:hAnsi="Arial" w:eastAsia="PingFang TC"/>
-                <w:b w:val="0"/>
-                <w:color w:val="000000"/>
-                <w:sz w:val="18"/>
-              </w:rPr>
-              <w:t>低設定成本、易解釋</w:t>
+              <w:t>比較版本、Token 與 Markdown 輸出</w:t>
             </w:r>
           </w:p>
         </w:tc>
@@ -1166,136 +1060,88 @@
       <w:tr>
         <w:tc>
           <w:tcPr>
-            <w:tcW w:type="dxa" w:w="1928"/>
+            <w:tcW w:type="dxa" w:w="1814"/>
+            <w:shd w:fill="FFFFFF"/>
+            <w:tcMar>
+              <w:top w:w="130" w:type="dxa"/>
+              <w:start w:w="150" w:type="dxa"/>
+              <w:bottom w:w="130" w:type="dxa"/>
+              <w:end w:w="150" w:type="dxa"/>
+            </w:tcMar>
             <w:vAlign w:val="center"/>
-            <w:tcMar>
-              <w:top w:w="100" w:type="dxa"/>
-              <w:start w:w="120" w:type="dxa"/>
-              <w:bottom w:w="100" w:type="dxa"/>
-              <w:end w:w="120" w:type="dxa"/>
-            </w:tcMar>
-            <w:shd w:fill="FFFFFF"/>
           </w:tcPr>
           <w:p>
             <w:pPr>
               <w:spacing w:after="0"/>
+              <w:jc w:val="center"/>
             </w:pPr>
             <w:r>
               <w:rPr>
                 <w:rFonts w:ascii="Arial" w:hAnsi="Arial" w:eastAsia="PingFang TC"/>
                 <w:b w:val="0"/>
-                <w:color w:val="000000"/>
-                <w:sz w:val="18"/>
+                <w:i w:val="0"/>
+                <w:color w:val="1F1F1F"/>
+                <w:sz w:val="19"/>
               </w:rPr>
-              <w:t>本專題不取代的部分</w:t>
+              <w:t>小型團隊成員</w:t>
             </w:r>
           </w:p>
         </w:tc>
         <w:tc>
           <w:tcPr>
-            <w:tcW w:type="dxa" w:w="1928"/>
+            <w:tcW w:type="dxa" w:w="3855"/>
+            <w:shd w:fill="FFFFFF"/>
+            <w:tcMar>
+              <w:top w:w="130" w:type="dxa"/>
+              <w:start w:w="150" w:type="dxa"/>
+              <w:bottom w:w="130" w:type="dxa"/>
+              <w:end w:w="150" w:type="dxa"/>
+            </w:tcMar>
             <w:vAlign w:val="center"/>
-            <w:tcMar>
-              <w:top w:w="100" w:type="dxa"/>
-              <w:start w:w="120" w:type="dxa"/>
-              <w:bottom w:w="100" w:type="dxa"/>
-              <w:end w:w="120" w:type="dxa"/>
-            </w:tcMar>
-            <w:shd w:fill="FFFFFF"/>
           </w:tcPr>
           <w:p>
             <w:pPr>
               <w:spacing w:after="0"/>
+              <w:jc w:val="left"/>
             </w:pPr>
             <w:r>
               <w:rPr>
                 <w:rFonts w:ascii="Arial" w:hAnsi="Arial" w:eastAsia="PingFang TC"/>
                 <w:b w:val="0"/>
-                <w:color w:val="000000"/>
-                <w:sz w:val="18"/>
+                <w:i w:val="0"/>
+                <w:color w:val="1F1F1F"/>
+                <w:sz w:val="19"/>
               </w:rPr>
-              <w:t>任意文件編輯</w:t>
+              <w:t>專案規則與 Agent 記憶不透明</w:t>
             </w:r>
           </w:p>
         </w:tc>
         <w:tc>
           <w:tcPr>
-            <w:tcW w:type="dxa" w:w="1928"/>
+            <w:tcW w:type="dxa" w:w="3969"/>
+            <w:shd w:fill="FFFFFF"/>
+            <w:tcMar>
+              <w:top w:w="130" w:type="dxa"/>
+              <w:start w:w="150" w:type="dxa"/>
+              <w:bottom w:w="130" w:type="dxa"/>
+              <w:end w:w="150" w:type="dxa"/>
+            </w:tcMar>
             <w:vAlign w:val="center"/>
-            <w:tcMar>
-              <w:top w:w="100" w:type="dxa"/>
-              <w:start w:w="120" w:type="dxa"/>
-              <w:bottom w:w="100" w:type="dxa"/>
-              <w:end w:w="120" w:type="dxa"/>
-            </w:tcMar>
-            <w:shd w:fill="FFFFFF"/>
           </w:tcPr>
           <w:p>
             <w:pPr>
               <w:spacing w:after="0"/>
+              <w:jc w:val="left"/>
             </w:pPr>
             <w:r>
               <w:rPr>
                 <w:rFonts w:ascii="Arial" w:hAnsi="Arial" w:eastAsia="PingFang TC"/>
                 <w:b w:val="0"/>
-                <w:color w:val="000000"/>
-                <w:sz w:val="18"/>
+                <w:i w:val="0"/>
+                <w:color w:val="1F1F1F"/>
+                <w:sz w:val="19"/>
               </w:rPr>
-              <w:t>團隊平台與部署整合</w:t>
-            </w:r>
-          </w:p>
-        </w:tc>
-        <w:tc>
-          <w:tcPr>
-            <w:tcW w:type="dxa" w:w="1928"/>
-            <w:vAlign w:val="center"/>
-            <w:tcMar>
-              <w:top w:w="100" w:type="dxa"/>
-              <w:start w:w="120" w:type="dxa"/>
-              <w:bottom w:w="100" w:type="dxa"/>
-              <w:end w:w="120" w:type="dxa"/>
-            </w:tcMar>
-            <w:shd w:fill="FFFFFF"/>
-          </w:tcPr>
-          <w:p>
-            <w:pPr>
-              <w:spacing w:after="0"/>
-            </w:pPr>
-            <w:r>
-              <w:rPr>
-                <w:rFonts w:ascii="Arial" w:hAnsi="Arial" w:eastAsia="PingFang TC"/>
-                <w:b w:val="0"/>
-                <w:color w:val="000000"/>
-                <w:sz w:val="18"/>
-              </w:rPr>
-              <w:t>大規模自動模型評估</w:t>
-            </w:r>
-          </w:p>
-        </w:tc>
-        <w:tc>
-          <w:tcPr>
-            <w:tcW w:type="dxa" w:w="1928"/>
-            <w:vAlign w:val="center"/>
-            <w:tcMar>
-              <w:top w:w="100" w:type="dxa"/>
-              <w:start w:w="120" w:type="dxa"/>
-              <w:bottom w:w="100" w:type="dxa"/>
-              <w:end w:w="120" w:type="dxa"/>
-            </w:tcMar>
-            <w:shd w:fill="FFFFFF"/>
-          </w:tcPr>
-          <w:p>
-            <w:pPr>
-              <w:spacing w:after="0"/>
-            </w:pPr>
-            <w:r>
-              <w:rPr>
-                <w:rFonts w:ascii="Arial" w:hAnsi="Arial" w:eastAsia="PingFang TC"/>
-                <w:b w:val="0"/>
-                <w:color w:val="000000"/>
-                <w:sz w:val="18"/>
-              </w:rPr>
-              <w:t>企業級服務與完整帳務</w:t>
+              <w:t>查看檔案作用域、用途與健檢問題</w:t>
             </w:r>
           </w:p>
         </w:tc>
@@ -1303,20 +1149,100 @@
     </w:tbl>
     <w:p>
       <w:pPr>
-        <w:spacing w:after="40"/>
+        <w:spacing w:after="20"/>
       </w:pPr>
     </w:p>
     <w:p>
       <w:pPr>
-        <w:jc w:val="both"/>
+        <w:pStyle w:val="Heading2"/>
+      </w:pPr>
+      <w:r>
+        <w:t>V1.4 要做到的五件事</w:t>
+      </w:r>
+    </w:p>
+    <w:p>
+      <w:pPr>
+        <w:pStyle w:val="ListBullet"/>
+        <w:spacing w:after="80"/>
+        <w:ind w:left="397" w:hanging="170"/>
       </w:pPr>
       <w:r>
         <w:rPr>
           <w:rFonts w:ascii="Arial" w:hAnsi="Arial" w:eastAsia="PingFang TC"/>
-          <w:color w:val="000000"/>
-          <w:sz w:val="22"/>
+          <w:b w:val="0"/>
+          <w:i w:val="0"/>
+          <w:color w:val="1F1F1F"/>
+          <w:sz w:val="21"/>
         </w:rPr>
-        <w:t>Langfuse 的提示詞管理與 Promptfoo 的評估功能證明，管理及評估是不同但互補的工作。本專題結合適合個人與學生的核心流程，不以「市場上沒有提示詞工具」作為創新理由。[S4][S5]</w:t>
+        <w:t>把 Prompt 依專案集中管理，支援搜尋、標籤與版本。</w:t>
+      </w:r>
+    </w:p>
+    <w:p>
+      <w:pPr>
+        <w:pStyle w:val="ListBullet"/>
+        <w:spacing w:after="80"/>
+        <w:ind w:left="397" w:hanging="170"/>
+      </w:pPr>
+      <w:r>
+        <w:rPr>
+          <w:rFonts w:ascii="Arial" w:hAnsi="Arial" w:eastAsia="PingFang TC"/>
+          <w:b w:val="0"/>
+          <w:i w:val="0"/>
+          <w:color w:val="1F1F1F"/>
+          <w:sz w:val="21"/>
+        </w:rPr>
+        <w:t>用內建範本與自己的範本協助建立草稿。</w:t>
+      </w:r>
+    </w:p>
+    <w:p>
+      <w:pPr>
+        <w:pStyle w:val="ListBullet"/>
+        <w:spacing w:after="80"/>
+        <w:ind w:left="397" w:hanging="170"/>
+      </w:pPr>
+      <w:r>
+        <w:rPr>
+          <w:rFonts w:ascii="Arial" w:hAnsi="Arial" w:eastAsia="PingFang TC"/>
+          <w:b w:val="0"/>
+          <w:i w:val="0"/>
+          <w:color w:val="1F1F1F"/>
+          <w:sz w:val="21"/>
+        </w:rPr>
+        <w:t>顯示純文字 Token 與輸入負擔，不宣稱等於實際帳單。</w:t>
+      </w:r>
+    </w:p>
+    <w:p>
+      <w:pPr>
+        <w:pStyle w:val="ListBullet"/>
+        <w:spacing w:after="80"/>
+        <w:ind w:left="397" w:hanging="170"/>
+      </w:pPr>
+      <w:r>
+        <w:rPr>
+          <w:rFonts w:ascii="Arial" w:hAnsi="Arial" w:eastAsia="PingFang TC"/>
+          <w:b w:val="0"/>
+          <w:i w:val="0"/>
+          <w:color w:val="1F1F1F"/>
+          <w:sz w:val="21"/>
+        </w:rPr>
+        <w:t>依核心記憶、專案提示詞、專案技能與 AI 輸出項目分組。</w:t>
+      </w:r>
+    </w:p>
+    <w:p>
+      <w:pPr>
+        <w:pStyle w:val="ListBullet"/>
+        <w:spacing w:after="80"/>
+        <w:ind w:left="397" w:hanging="170"/>
+      </w:pPr>
+      <w:r>
+        <w:rPr>
+          <w:rFonts w:ascii="Arial" w:hAnsi="Arial" w:eastAsia="PingFang TC"/>
+          <w:b w:val="0"/>
+          <w:i w:val="0"/>
+          <w:color w:val="1F1F1F"/>
+          <w:sz w:val="21"/>
+        </w:rPr>
+        <w:t>安全管理 Markdown，保留差異預覽、備份與外部修改檢查。</w:t>
       </w:r>
     </w:p>
     <w:p>
@@ -1324,33 +1250,27 @@
         <w:pStyle w:val="Heading2"/>
       </w:pPr>
       <w:r>
-        <w:t>4 3 Token 計數與成本</w:t>
+        <w:t>不會做的事</w:t>
       </w:r>
     </w:p>
     <w:p>
       <w:pPr>
-        <w:jc w:val="both"/>
+        <w:spacing w:before="0" w:after="100"/>
       </w:pPr>
       <w:r>
         <w:rPr>
           <w:rFonts w:ascii="Arial" w:hAnsi="Arial" w:eastAsia="PingFang TC"/>
-          <w:color w:val="000000"/>
-          <w:sz w:val="22"/>
+          <w:b w:val="0"/>
+          <w:i w:val="0"/>
+          <w:color w:val="1F1F1F"/>
+          <w:sz w:val="21"/>
         </w:rPr>
-        <w:t>tiktoken 提供可在本機執行的 BPE 編碼，適合計算選定 encoding 下的純文字 Token。本專題內建 o200k_base 與 cl100k_base 所需資料，避免執行期下載。[S6]</w:t>
+        <w:t>V1.4 不提供多人雲端協作，不保證 AI 回答品質提升，也不會自動套用 Gemini 分析結果。所有檔案寫入仍需使用者預覽與確認。</w:t>
       </w:r>
     </w:p>
     <w:p>
-      <w:pPr>
-        <w:jc w:val="both"/>
-      </w:pPr>
       <w:r>
-        <w:rPr>
-          <w:rFonts w:ascii="Arial" w:hAnsi="Arial" w:eastAsia="PingFang TC"/>
-          <w:color w:val="000000"/>
-          <w:sz w:val="22"/>
-        </w:rPr>
-        <w:t>不同供應商、模型與輸入封裝可能有不同 Token 計數。Anthropic 官方亦提供獨立的 token-counting 介面；本專題不連線呼叫該服務，因此 Claude 或其他未支援 tokenizer 的數字只能標為粗估。[S7]</w:t>
+        <w:br w:type="page"/>
       </w:r>
     </w:p>
     <w:p>
@@ -1358,386 +1278,20 @@
         <w:pStyle w:val="Heading1"/>
       </w:pPr>
       <w:r>
-        <w:t>五 目標使用者與情境</w:t>
-      </w:r>
-    </w:p>
-    <w:p>
-      <w:pPr>
-        <w:jc w:val="both"/>
-      </w:pPr>
-      <w:r>
-        <w:rPr>
-          <w:rFonts w:ascii="Arial" w:hAnsi="Arial" w:eastAsia="PingFang TC"/>
-          <w:color w:val="000000"/>
-          <w:sz w:val="22"/>
-        </w:rPr>
-        <w:t>主要對象為同時管理數個專案的學生、個人開發者及小型工作團隊成員。第一版以單人本機操作為驗收範圍；企業使用者的多人權限、稽核與同步不包含於本期交付。</w:t>
-      </w:r>
-    </w:p>
-    <w:p>
-      <w:pPr>
-        <w:jc w:val="both"/>
-      </w:pPr>
-      <w:r>
-        <w:rPr>
-          <w:rFonts w:ascii="Arial" w:hAnsi="Arial" w:eastAsia="PingFang TC"/>
-          <w:color w:val="000000"/>
-          <w:sz w:val="22"/>
-        </w:rPr>
-        <w:t>情境 A：學生撰寫研究整理提示詞，在「研究」分類建立可重用版本，輸入背景與輸出格式後保存，下一次透過關鍵字找回。</w:t>
-      </w:r>
-    </w:p>
-    <w:p>
-      <w:pPr>
-        <w:jc w:val="both"/>
-      </w:pPr>
-      <w:r>
-        <w:rPr>
-          <w:rFonts w:ascii="Arial" w:hAnsi="Arial" w:eastAsia="PingFang TC"/>
-          <w:color w:val="000000"/>
-          <w:sz w:val="22"/>
-        </w:rPr>
-        <w:t>情境 B：開發者將多次使用的程式審查提示詞匯入工作台，檢查重複條列，對照精簡前後 Token 與假設 1,000 次呼叫的輸入費用，再決定是否採用。</w:t>
-      </w:r>
-    </w:p>
-    <w:p>
-      <w:pPr>
-        <w:jc w:val="both"/>
-      </w:pPr>
-      <w:r>
-        <w:rPr>
-          <w:rFonts w:ascii="Arial" w:hAnsi="Arial" w:eastAsia="PingFang TC"/>
-          <w:color w:val="000000"/>
-          <w:sz w:val="22"/>
-        </w:rPr>
-        <w:t>情境 C：使用者管理不同專案的 AGENTS.md，先查看現有內容與作用域，再用記憶模組產生 Diff，確認後套用並保留回復能力。</w:t>
-      </w:r>
-    </w:p>
-    <w:p>
-      <w:pPr>
-        <w:pStyle w:val="Heading1"/>
-      </w:pPr>
-      <w:r>
-        <w:t>六 功能範圍</w:t>
-      </w:r>
-    </w:p>
-    <w:p>
-      <w:pPr>
-        <w:pStyle w:val="Heading2"/>
-      </w:pPr>
-      <w:r>
-        <w:t>6 1 本期必要功能</w:t>
-      </w:r>
-    </w:p>
-    <w:p>
-      <w:pPr>
-        <w:pStyle w:val="ListNumber"/>
-        <w:ind w:left="397"/>
-      </w:pPr>
-      <w:r>
-        <w:rPr>
-          <w:rFonts w:ascii="Arial" w:hAnsi="Arial" w:eastAsia="PingFang TC"/>
-          <w:color w:val="000000"/>
-          <w:sz w:val="22"/>
-        </w:rPr>
-        <w:t>專案資料夾選擇與 Markdown 清單、內容預覽。</w:t>
-      </w:r>
-    </w:p>
-    <w:p>
-      <w:pPr>
-        <w:pStyle w:val="ListNumber"/>
-        <w:ind w:left="397"/>
-      </w:pPr>
-      <w:r>
-        <w:rPr>
-          <w:rFonts w:ascii="Arial" w:hAnsi="Arial" w:eastAsia="PingFang TC"/>
-          <w:color w:val="000000"/>
-          <w:sz w:val="22"/>
-        </w:rPr>
-        <w:t>提示詞新增、編輯、專案隔離、分類、標籤與文字搜尋。</w:t>
-      </w:r>
-    </w:p>
-    <w:p>
-      <w:pPr>
-        <w:pStyle w:val="ListNumber"/>
-        <w:ind w:left="397"/>
-      </w:pPr>
-      <w:r>
-        <w:rPr>
-          <w:rFonts w:ascii="Arial" w:hAnsi="Arial" w:eastAsia="PingFang TC"/>
-          <w:color w:val="000000"/>
-          <w:sz w:val="22"/>
-        </w:rPr>
-        <w:t>四種情境的引導編寫：一般任務、程式審查、文字整理、研究筆記。</w:t>
-      </w:r>
-    </w:p>
-    <w:p>
-      <w:pPr>
-        <w:pStyle w:val="ListNumber"/>
-        <w:ind w:left="397"/>
-      </w:pPr>
-      <w:r>
-        <w:rPr>
-          <w:rFonts w:ascii="Arial" w:hAnsi="Arial" w:eastAsia="PingFang TC"/>
-          <w:color w:val="000000"/>
-          <w:sz w:val="22"/>
-        </w:rPr>
-        <w:t>每次儲存建立新版本；歷史內容可帶回草稿，確認後另存新版本。</w:t>
-      </w:r>
-    </w:p>
-    <w:p>
-      <w:pPr>
-        <w:pStyle w:val="ListNumber"/>
-        <w:ind w:left="397"/>
-      </w:pPr>
-      <w:r>
-        <w:rPr>
-          <w:rFonts w:ascii="Arial" w:hAnsi="Arial" w:eastAsia="PingFang TC"/>
-          <w:color w:val="000000"/>
-          <w:sz w:val="22"/>
-        </w:rPr>
-        <w:t>封存與取消封存；Markdown 匯入為草稿。</w:t>
-      </w:r>
-    </w:p>
-    <w:p>
-      <w:pPr>
-        <w:pStyle w:val="ListNumber"/>
-        <w:ind w:left="397"/>
-      </w:pPr>
-      <w:r>
-        <w:rPr>
-          <w:rFonts w:ascii="Arial" w:hAnsi="Arial" w:eastAsia="PingFang TC"/>
-          <w:color w:val="000000"/>
-          <w:sz w:val="22"/>
-        </w:rPr>
-        <w:t>本機 tokenizer、明確標示的粗估模式、可選精簡規則與 Diff。</w:t>
-      </w:r>
-    </w:p>
-    <w:p>
-      <w:pPr>
-        <w:pStyle w:val="ListNumber"/>
-        <w:ind w:left="397"/>
-      </w:pPr>
-      <w:r>
-        <w:rPr>
-          <w:rFonts w:ascii="Arial" w:hAnsi="Arial" w:eastAsia="PingFang TC"/>
-          <w:color w:val="000000"/>
-          <w:sz w:val="22"/>
-        </w:rPr>
-        <w:t>自訂單價／呼叫次數的輸入成本推算與 JSON 分析報告。</w:t>
-      </w:r>
-    </w:p>
-    <w:p>
-      <w:pPr>
-        <w:pStyle w:val="ListNumber"/>
-        <w:ind w:left="397"/>
-      </w:pPr>
-      <w:r>
-        <w:rPr>
-          <w:rFonts w:ascii="Arial" w:hAnsi="Arial" w:eastAsia="PingFang TC"/>
-          <w:color w:val="000000"/>
-          <w:sz w:val="22"/>
-        </w:rPr>
-        <w:t>匯出預覽、雜湊衝突保護、備份與復原。</w:t>
-      </w:r>
-    </w:p>
-    <w:p>
-      <w:pPr>
-        <w:pStyle w:val="ListNumber"/>
-        <w:ind w:left="397"/>
-      </w:pPr>
-      <w:r>
-        <w:rPr>
-          <w:rFonts w:ascii="Arial" w:hAnsi="Arial" w:eastAsia="PingFang TC"/>
-          <w:color w:val="000000"/>
-          <w:sz w:val="22"/>
-        </w:rPr>
-        <w:t>保留既有 Agent 記憶編程與基本健檢。</w:t>
-      </w:r>
-    </w:p>
-    <w:p>
-      <w:pPr>
-        <w:pStyle w:val="Heading2"/>
-      </w:pPr>
-      <w:r>
-        <w:t>6 2 不列入第一版成果宣稱</w:t>
-      </w:r>
-    </w:p>
-    <w:p>
-      <w:pPr>
-        <w:jc w:val="both"/>
-      </w:pPr>
-      <w:r>
-        <w:rPr>
-          <w:rFonts w:ascii="Arial" w:hAnsi="Arial" w:eastAsia="PingFang TC"/>
-          <w:color w:val="000000"/>
-          <w:sz w:val="22"/>
-        </w:rPr>
-        <w:t>不包含自動呼叫付費 AI、語意摘要或任意語意壓縮、保證提升模型回答品質、跨供應商精確帳單、多人即時協作、雲端同步、企業權限系統與每種 Agent 的真實執行追蹤。這些功能若另行開發，需獨立規格與驗收。</w:t>
-      </w:r>
-    </w:p>
-    <w:p>
-      <w:pPr>
-        <w:pStyle w:val="Heading1"/>
-      </w:pPr>
-      <w:r>
-        <w:t>七 系統設計與實作方法</w:t>
-      </w:r>
-    </w:p>
-    <w:p>
-      <w:pPr>
-        <w:pStyle w:val="Heading2"/>
-      </w:pPr>
-      <w:r>
-        <w:t>7 1 分層架構</w:t>
-      </w:r>
-    </w:p>
-    <w:p>
-      <w:pPr>
-        <w:jc w:val="both"/>
-      </w:pPr>
-      <w:r>
-        <w:rPr>
-          <w:rFonts w:ascii="Arial" w:hAnsi="Arial" w:eastAsia="PingFang TC"/>
-          <w:color w:val="000000"/>
-          <w:sz w:val="22"/>
-        </w:rPr>
-        <w:t>瀏覽器與桌面共用 HTML/CSS/ES modules。瀏覽器模式用本地示範資料和 localStorage 保存示範提示詞；桌面透過 pywebview bridge 連接 Python。Python 負責路徑檢查、資料庫、編譯、Token 分析與檔案寫回，SQLite 保存提示詞、版本與變更紀錄。</w:t>
-      </w:r>
-    </w:p>
-    <w:p>
-      <w:pPr>
-        <w:jc w:val="both"/>
-      </w:pPr>
-      <w:r>
-        <w:rPr>
-          <w:rFonts w:ascii="Arial" w:hAnsi="Arial" w:eastAsia="PingFang TC"/>
-          <w:color w:val="000000"/>
-          <w:sz w:val="22"/>
-        </w:rPr>
-        <w:t>主流程為「選專案 → 建立／匯入 → 填寫／編輯 → 分析 → 檢查候選 → 儲存版本 → 匯出」。記憶檔管理採「選 Agent／檔案 → 選模組 → 預覽 Diff → 寫回」。一般提示詞匯出可能替換整份指定檔案，必須另行提示；記憶模組只更新受管理區段。</w:t>
-      </w:r>
-    </w:p>
-    <w:p>
-      <w:pPr>
-        <w:pStyle w:val="Heading2"/>
-      </w:pPr>
-      <w:r>
-        <w:t>7 2 本機精簡方法</w:t>
-      </w:r>
-    </w:p>
-    <w:p>
-      <w:pPr>
-        <w:jc w:val="both"/>
-      </w:pPr>
-      <w:r>
-        <w:rPr>
-          <w:rFonts w:ascii="Arial" w:hAnsi="Arial" w:eastAsia="PingFang TC"/>
-          <w:color w:val="000000"/>
-          <w:sz w:val="22"/>
-        </w:rPr>
-        <w:t>預設合併連續多餘空白行。使用者勾選後，才提出移除相鄰完全相同頂層條列的候選。程式碼 fence 內不進行上述刪除，非空文字不做語意改寫。重複指令有時是刻意強調，因此即使文字相同，也需要人工檢查候選。</w:t>
-      </w:r>
-    </w:p>
-    <w:p>
-      <w:pPr>
-        <w:jc w:val="both"/>
-      </w:pPr>
-      <w:r>
-        <w:rPr>
-          <w:rFonts w:ascii="Arial" w:hAnsi="Arial" w:eastAsia="PingFang TC"/>
-          <w:color w:val="000000"/>
-          <w:sz w:val="22"/>
-        </w:rPr>
-        <w:t>系統分別計算原文與候選 Token；若候選在所選 tokenizer 下反而增加 Token，則回傳原文並說明原因。沒有可精簡之處時顯示零減少，不產生虚假的節省值。</w:t>
-      </w:r>
-    </w:p>
-    <w:p>
-      <w:pPr>
-        <w:pStyle w:val="Heading2"/>
-      </w:pPr>
-      <w:r>
-        <w:t>7 3 成本模型</w:t>
-      </w:r>
-    </w:p>
-    <w:p>
-      <w:pPr>
-        <w:jc w:val="both"/>
-      </w:pPr>
-      <w:r>
-        <w:rPr>
-          <w:rFonts w:ascii="Arial" w:hAnsi="Arial" w:eastAsia="PingFang TC"/>
-          <w:color w:val="000000"/>
-          <w:sz w:val="22"/>
-        </w:rPr>
-        <w:t>未快取輸入情境成本（USD）＝提示詞 Token 數 × 使用者輸入單價（USD／百萬 Token）× 呼叫次數 ÷ 1,000,000。</w:t>
-      </w:r>
-    </w:p>
-    <w:p>
-      <w:pPr>
-        <w:jc w:val="both"/>
-      </w:pPr>
-      <w:r>
-        <w:rPr>
-          <w:rFonts w:ascii="Arial" w:hAnsi="Arial" w:eastAsia="PingFang TC"/>
-          <w:color w:val="000000"/>
-          <w:sz w:val="22"/>
-        </w:rPr>
-        <w:t>此公式不包含輸出、工具、圖片、快取折扣、封裝、重試與稅。未輸入單價時只顯示 Token，不顯示推測費用。價格不內建成「當前官方價格」，避免過期資料造成誤解。</w:t>
-      </w:r>
-    </w:p>
-    <w:p>
-      <w:pPr>
-        <w:pStyle w:val="Heading2"/>
-      </w:pPr>
-      <w:r>
-        <w:t>7 4 資料可靠性</w:t>
-      </w:r>
-    </w:p>
-    <w:p>
-      <w:pPr>
-        <w:jc w:val="both"/>
-      </w:pPr>
-      <w:r>
-        <w:rPr>
-          <w:rFonts w:ascii="Arial" w:hAnsi="Arial" w:eastAsia="PingFang TC"/>
-          <w:color w:val="000000"/>
-          <w:sz w:val="22"/>
-        </w:rPr>
-        <w:t>提示詞資料庫使用版本號防止舊版本覆寫。Markdown 匯出先檢查 SHA-256 與檔案是否存在，再建立備份及原子替換。復原時若偵測檔案已有新修改，則停止直接回復。讀寫限制在選定專案內；備份與 SQLite 不存放在使用者專案目錄中。</w:t>
-      </w:r>
-    </w:p>
-    <w:p>
-      <w:pPr>
-        <w:pStyle w:val="Heading2"/>
-      </w:pPr>
-      <w:r>
-        <w:t>7 5 操作介面與畫面用途</w:t>
-      </w:r>
-    </w:p>
-    <w:p>
-      <w:pPr>
-        <w:jc w:val="both"/>
-      </w:pPr>
-      <w:r>
-        <w:rPr>
-          <w:rFonts w:ascii="Arial" w:hAnsi="Arial" w:eastAsia="PingFang TC"/>
-          <w:color w:val="000000"/>
-          <w:sz w:val="22"/>
-        </w:rPr>
-        <w:t>以下畫面是共用 Web UI 的示範資料版本，桌面 App 直接內嵌同一套介面。差別在於瀏覽器只使用 localStorage 與 mock 專案，桌面版會連接 SQLite、專案 Markdown 與本機 tokenizer。截圖的目的不是裝飾，而是讓老師能對照「問題、功能、操作結果」。</w:t>
+        <w:t>主要功能一 Prompt 工作台</w:t>
       </w:r>
     </w:p>
     <w:p>
       <w:pPr>
         <w:keepNext/>
+        <w:spacing w:after="60"/>
         <w:jc w:val="center"/>
       </w:pPr>
       <w:r>
         <w:drawing>
           <wp:inline xmlns:a="http://schemas.openxmlformats.org/drawingml/2006/main" xmlns:pic="http://schemas.openxmlformats.org/drawingml/2006/picture">
-            <wp:extent cx="5806440" cy="3830638"/>
-            <wp:docPr id="1" name="Picture 1"/>
+            <wp:extent cx="5897880" cy="6491764"/>
+            <wp:docPr id="2" name="Picture 2"/>
             <wp:cNvGraphicFramePr>
               <a:graphicFrameLocks noChangeAspect="1"/>
             </wp:cNvGraphicFramePr>
@@ -1745,7 +1299,7 @@
               <a:graphicData uri="http://schemas.openxmlformats.org/drawingml/2006/picture">
                 <pic:pic>
                   <pic:nvPicPr>
-                    <pic:cNvPr id="0" name="01-prompt-workbench.png"/>
+                    <pic:cNvPr id="0" name="prompts-1440.png"/>
                     <pic:cNvPicPr/>
                   </pic:nvPicPr>
                   <pic:blipFill>
@@ -1757,7 +1311,7 @@
                   <pic:spPr>
                     <a:xfrm>
                       <a:off x="0" y="0"/>
-                      <a:ext cx="5806440" cy="3830638"/>
+                      <a:ext cx="5897880" cy="6491764"/>
                     </a:xfrm>
                     <a:prstGeom prst="rect"/>
                   </pic:spPr>
@@ -1770,29 +1324,369 @@
     </w:p>
     <w:p>
       <w:pPr>
-        <w:keepNext w:val="0"/>
-        <w:spacing w:before="40" w:after="180"/>
-        <w:jc w:val="left"/>
+        <w:spacing w:after="140"/>
+        <w:jc w:val="center"/>
       </w:pPr>
       <w:r>
         <w:rPr>
           <w:rFonts w:ascii="Arial" w:hAnsi="Arial" w:eastAsia="PingFang TC"/>
-          <w:color w:val="555555"/>
-          <w:sz w:val="19"/>
+          <w:b w:val="0"/>
+          <w:i w:val="0"/>
+          <w:color w:val="666666"/>
+          <w:sz w:val="18"/>
         </w:rPr>
-        <w:t>圖 1　提示詞工作台。左側負責搜尋與選取，中間編輯提示詞，右側比較原文與候選 Token，並依使用者輸入的單價及呼叫次數顯示情境成本。用途是把「管理提示詞」與「檢查輸入成本」放在同一個工作流程中。</w:t>
+        <w:t>圖 1　提示詞工作台整合空白草稿、內建範本、已儲存提示詞與輸入負擔提示。</w:t>
+      </w:r>
+    </w:p>
+    <w:tbl>
+      <w:tblPr>
+        <w:tblW w:type="auto" w:w="0"/>
+        <w:jc w:val="center"/>
+        <w:tblLayout w:type="fixed"/>
+        <w:tblLook w:firstColumn="1" w:firstRow="1" w:lastColumn="0" w:lastRow="0" w:noHBand="0" w:noVBand="1" w:val="04A0"/>
+        <w:tblBorders>
+          <w:top w:val="single" w:sz="5" w:color="D9D9D9"/>
+          <w:left w:val="single" w:sz="5" w:color="D9D9D9"/>
+          <w:bottom w:val="single" w:sz="5" w:color="D9D9D9"/>
+          <w:right w:val="single" w:sz="5" w:color="D9D9D9"/>
+          <w:insideH w:val="single" w:sz="5" w:color="D9D9D9"/>
+          <w:insideV w:val="single" w:sz="5" w:color="D9D9D9"/>
+        </w:tblBorders>
+      </w:tblPr>
+      <w:tblGrid>
+        <w:gridCol w:w="4933"/>
+        <w:gridCol w:w="4933"/>
+      </w:tblGrid>
+      <w:tr>
+        <w:tc>
+          <w:tcPr>
+            <w:tcW w:type="dxa" w:w="2381"/>
+            <w:shd w:fill="355C7D"/>
+            <w:tcMar>
+              <w:top w:w="150" w:type="dxa"/>
+              <w:start w:w="140" w:type="dxa"/>
+              <w:bottom w:w="150" w:type="dxa"/>
+              <w:end w:w="140" w:type="dxa"/>
+            </w:tcMar>
+            <w:vAlign w:val="center"/>
+          </w:tcPr>
+          <w:p>
+            <w:pPr>
+              <w:spacing w:after="0"/>
+              <w:jc w:val="center"/>
+            </w:pPr>
+            <w:r>
+              <w:rPr>
+                <w:rFonts w:ascii="Arial" w:hAnsi="Arial" w:eastAsia="PingFang TC"/>
+                <w:b/>
+                <w:i w:val="0"/>
+                <w:color w:val="FFFFFF"/>
+                <w:sz w:val="20"/>
+              </w:rPr>
+              <w:t>功能</w:t>
+            </w:r>
+          </w:p>
+        </w:tc>
+        <w:tc>
+          <w:tcPr>
+            <w:tcW w:type="dxa" w:w="7257"/>
+            <w:shd w:fill="355C7D"/>
+            <w:tcMar>
+              <w:top w:w="150" w:type="dxa"/>
+              <w:start w:w="140" w:type="dxa"/>
+              <w:bottom w:w="150" w:type="dxa"/>
+              <w:end w:w="140" w:type="dxa"/>
+            </w:tcMar>
+            <w:vAlign w:val="center"/>
+          </w:tcPr>
+          <w:p>
+            <w:pPr>
+              <w:spacing w:after="0"/>
+              <w:jc w:val="center"/>
+            </w:pPr>
+            <w:r>
+              <w:rPr>
+                <w:rFonts w:ascii="Arial" w:hAnsi="Arial" w:eastAsia="PingFang TC"/>
+                <w:b/>
+                <w:i w:val="0"/>
+                <w:color w:val="FFFFFF"/>
+                <w:sz w:val="20"/>
+              </w:rPr>
+              <w:t>用途</w:t>
+            </w:r>
+          </w:p>
+        </w:tc>
+      </w:tr>
+      <w:tr>
+        <w:tc>
+          <w:tcPr>
+            <w:tcW w:type="dxa" w:w="2381"/>
+            <w:shd w:fill="FFFFFF"/>
+            <w:tcMar>
+              <w:top w:w="130" w:type="dxa"/>
+              <w:start w:w="150" w:type="dxa"/>
+              <w:bottom w:w="130" w:type="dxa"/>
+              <w:end w:w="150" w:type="dxa"/>
+            </w:tcMar>
+            <w:vAlign w:val="center"/>
+          </w:tcPr>
+          <w:p>
+            <w:pPr>
+              <w:spacing w:after="0"/>
+              <w:jc w:val="center"/>
+            </w:pPr>
+            <w:r>
+              <w:rPr>
+                <w:rFonts w:ascii="Arial" w:hAnsi="Arial" w:eastAsia="PingFang TC"/>
+                <w:b w:val="0"/>
+                <w:i w:val="0"/>
+                <w:color w:val="1F1F1F"/>
+                <w:sz w:val="20"/>
+              </w:rPr>
+              <w:t>範本與群組</w:t>
+            </w:r>
+          </w:p>
+        </w:tc>
+        <w:tc>
+          <w:tcPr>
+            <w:tcW w:type="dxa" w:w="7257"/>
+            <w:shd w:fill="FFFFFF"/>
+            <w:tcMar>
+              <w:top w:w="130" w:type="dxa"/>
+              <w:start w:w="150" w:type="dxa"/>
+              <w:bottom w:w="130" w:type="dxa"/>
+              <w:end w:w="150" w:type="dxa"/>
+            </w:tcMar>
+            <w:vAlign w:val="center"/>
+          </w:tcPr>
+          <w:p>
+            <w:pPr>
+              <w:spacing w:after="0"/>
+              <w:jc w:val="left"/>
+            </w:pPr>
+            <w:r>
+              <w:rPr>
+                <w:rFonts w:ascii="Arial" w:hAnsi="Arial" w:eastAsia="PingFang TC"/>
+                <w:b w:val="0"/>
+                <w:i w:val="0"/>
+                <w:color w:val="1F1F1F"/>
+                <w:sz w:val="20"/>
+              </w:rPr>
+              <w:t>建立空白草稿、套用內建範本，自己的範本可拖曳分類</w:t>
+            </w:r>
+          </w:p>
+        </w:tc>
+      </w:tr>
+      <w:tr>
+        <w:tc>
+          <w:tcPr>
+            <w:tcW w:type="dxa" w:w="2381"/>
+            <w:shd w:fill="F7F7F7"/>
+            <w:tcMar>
+              <w:top w:w="130" w:type="dxa"/>
+              <w:start w:w="150" w:type="dxa"/>
+              <w:bottom w:w="130" w:type="dxa"/>
+              <w:end w:w="150" w:type="dxa"/>
+            </w:tcMar>
+            <w:vAlign w:val="center"/>
+          </w:tcPr>
+          <w:p>
+            <w:pPr>
+              <w:spacing w:after="0"/>
+              <w:jc w:val="center"/>
+            </w:pPr>
+            <w:r>
+              <w:rPr>
+                <w:rFonts w:ascii="Arial" w:hAnsi="Arial" w:eastAsia="PingFang TC"/>
+                <w:b w:val="0"/>
+                <w:i w:val="0"/>
+                <w:color w:val="1F1F1F"/>
+                <w:sz w:val="20"/>
+              </w:rPr>
+              <w:t>版本紀錄</w:t>
+            </w:r>
+          </w:p>
+        </w:tc>
+        <w:tc>
+          <w:tcPr>
+            <w:tcW w:type="dxa" w:w="7257"/>
+            <w:shd w:fill="F7F7F7"/>
+            <w:tcMar>
+              <w:top w:w="130" w:type="dxa"/>
+              <w:start w:w="150" w:type="dxa"/>
+              <w:bottom w:w="130" w:type="dxa"/>
+              <w:end w:w="150" w:type="dxa"/>
+            </w:tcMar>
+            <w:vAlign w:val="center"/>
+          </w:tcPr>
+          <w:p>
+            <w:pPr>
+              <w:spacing w:after="0"/>
+              <w:jc w:val="left"/>
+            </w:pPr>
+            <w:r>
+              <w:rPr>
+                <w:rFonts w:ascii="Arial" w:hAnsi="Arial" w:eastAsia="PingFang TC"/>
+                <w:b w:val="0"/>
+                <w:i w:val="0"/>
+                <w:color w:val="1F1F1F"/>
+                <w:sz w:val="20"/>
+              </w:rPr>
+              <w:t>每次儲存建立新版本，可帶回舊內容再編輯</w:t>
+            </w:r>
+          </w:p>
+        </w:tc>
+      </w:tr>
+      <w:tr>
+        <w:tc>
+          <w:tcPr>
+            <w:tcW w:type="dxa" w:w="2381"/>
+            <w:shd w:fill="FFFFFF"/>
+            <w:tcMar>
+              <w:top w:w="130" w:type="dxa"/>
+              <w:start w:w="150" w:type="dxa"/>
+              <w:bottom w:w="130" w:type="dxa"/>
+              <w:end w:w="150" w:type="dxa"/>
+            </w:tcMar>
+            <w:vAlign w:val="center"/>
+          </w:tcPr>
+          <w:p>
+            <w:pPr>
+              <w:spacing w:after="0"/>
+              <w:jc w:val="center"/>
+            </w:pPr>
+            <w:r>
+              <w:rPr>
+                <w:rFonts w:ascii="Arial" w:hAnsi="Arial" w:eastAsia="PingFang TC"/>
+                <w:b w:val="0"/>
+                <w:i w:val="0"/>
+                <w:color w:val="1F1F1F"/>
+                <w:sz w:val="20"/>
+              </w:rPr>
+              <w:t>輸入負擔</w:t>
+            </w:r>
+          </w:p>
+        </w:tc>
+        <w:tc>
+          <w:tcPr>
+            <w:tcW w:type="dxa" w:w="7257"/>
+            <w:shd w:fill="FFFFFF"/>
+            <w:tcMar>
+              <w:top w:w="130" w:type="dxa"/>
+              <w:start w:w="150" w:type="dxa"/>
+              <w:bottom w:w="130" w:type="dxa"/>
+              <w:end w:w="150" w:type="dxa"/>
+            </w:tcMar>
+            <w:vAlign w:val="center"/>
+          </w:tcPr>
+          <w:p>
+            <w:pPr>
+              <w:spacing w:after="0"/>
+              <w:jc w:val="left"/>
+            </w:pPr>
+            <w:r>
+              <w:rPr>
+                <w:rFonts w:ascii="Arial" w:hAnsi="Arial" w:eastAsia="PingFang TC"/>
+                <w:b w:val="0"/>
+                <w:i w:val="0"/>
+                <w:color w:val="1F1F1F"/>
+                <w:sz w:val="20"/>
+              </w:rPr>
+              <w:t>顯示 Token 與低、中、高等級，不把估算當完整帳單</w:t>
+            </w:r>
+          </w:p>
+        </w:tc>
+      </w:tr>
+      <w:tr>
+        <w:tc>
+          <w:tcPr>
+            <w:tcW w:type="dxa" w:w="2381"/>
+            <w:shd w:fill="F7F7F7"/>
+            <w:tcMar>
+              <w:top w:w="130" w:type="dxa"/>
+              <w:start w:w="150" w:type="dxa"/>
+              <w:bottom w:w="130" w:type="dxa"/>
+              <w:end w:w="150" w:type="dxa"/>
+            </w:tcMar>
+            <w:vAlign w:val="center"/>
+          </w:tcPr>
+          <w:p>
+            <w:pPr>
+              <w:spacing w:after="0"/>
+              <w:jc w:val="center"/>
+            </w:pPr>
+            <w:r>
+              <w:rPr>
+                <w:rFonts w:ascii="Arial" w:hAnsi="Arial" w:eastAsia="PingFang TC"/>
+                <w:b w:val="0"/>
+                <w:i w:val="0"/>
+                <w:color w:val="1F1F1F"/>
+                <w:sz w:val="20"/>
+              </w:rPr>
+              <w:t>選用 AI</w:t>
+            </w:r>
+          </w:p>
+        </w:tc>
+        <w:tc>
+          <w:tcPr>
+            <w:tcW w:type="dxa" w:w="7257"/>
+            <w:shd w:fill="F7F7F7"/>
+            <w:tcMar>
+              <w:top w:w="130" w:type="dxa"/>
+              <w:start w:w="150" w:type="dxa"/>
+              <w:bottom w:w="130" w:type="dxa"/>
+              <w:end w:w="150" w:type="dxa"/>
+            </w:tcMar>
+            <w:vAlign w:val="center"/>
+          </w:tcPr>
+          <w:p>
+            <w:pPr>
+              <w:spacing w:after="0"/>
+              <w:jc w:val="left"/>
+            </w:pPr>
+            <w:r>
+              <w:rPr>
+                <w:rFonts w:ascii="Arial" w:hAnsi="Arial" w:eastAsia="PingFang TC"/>
+                <w:b w:val="0"/>
+                <w:i w:val="0"/>
+                <w:color w:val="1F1F1F"/>
+                <w:sz w:val="20"/>
+              </w:rPr>
+              <w:t>使用者同意後才送出草稿給 Gemini 分析</w:t>
+            </w:r>
+          </w:p>
+        </w:tc>
+      </w:tr>
+    </w:tbl>
+    <w:p>
+      <w:pPr>
+        <w:spacing w:after="20"/>
+      </w:pPr>
+    </w:p>
+    <w:p>
+      <w:r>
+        <w:br w:type="page"/>
+      </w:r>
+    </w:p>
+    <w:p>
+      <w:pPr>
+        <w:pStyle w:val="Heading1"/>
+      </w:pPr>
+      <w:r>
+        <w:t>主要功能二 專案檔案與章節編輯</w:t>
       </w:r>
     </w:p>
     <w:p>
       <w:pPr>
         <w:keepNext/>
+        <w:spacing w:after="60"/>
         <w:jc w:val="center"/>
       </w:pPr>
       <w:r>
         <w:drawing>
           <wp:inline xmlns:a="http://schemas.openxmlformats.org/drawingml/2006/main" xmlns:pic="http://schemas.openxmlformats.org/drawingml/2006/picture">
-            <wp:extent cx="5806440" cy="3830638"/>
-            <wp:docPr id="2" name="Picture 2"/>
+            <wp:extent cx="5394960" cy="4267264"/>
+            <wp:docPr id="3" name="Picture 3"/>
             <wp:cNvGraphicFramePr>
               <a:graphicFrameLocks noChangeAspect="1"/>
             </wp:cNvGraphicFramePr>
@@ -1800,7 +1694,7 @@
               <a:graphicData uri="http://schemas.openxmlformats.org/drawingml/2006/picture">
                 <pic:pic>
                   <pic:nvPicPr>
-                    <pic:cNvPr id="0" name="02-project-map.png"/>
+                    <pic:cNvPr id="0" name="projects-1440.png"/>
                     <pic:cNvPicPr/>
                   </pic:nvPicPr>
                   <pic:blipFill>
@@ -1812,7 +1706,7 @@
                   <pic:spPr>
                     <a:xfrm>
                       <a:off x="0" y="0"/>
-                      <a:ext cx="5806440" cy="3830638"/>
+                      <a:ext cx="5394960" cy="4267264"/>
                     </a:xfrm>
                     <a:prstGeom prst="rect"/>
                   </pic:spPr>
@@ -1825,29 +1719,31 @@
     </w:p>
     <w:p>
       <w:pPr>
-        <w:keepNext w:val="0"/>
-        <w:spacing w:before="40" w:after="180"/>
-        <w:jc w:val="left"/>
+        <w:spacing w:after="140"/>
+        <w:jc w:val="center"/>
       </w:pPr>
       <w:r>
         <w:rPr>
           <w:rFonts w:ascii="Arial" w:hAnsi="Arial" w:eastAsia="PingFang TC"/>
-          <w:color w:val="555555"/>
-          <w:sz w:val="19"/>
+          <w:b w:val="0"/>
+          <w:i w:val="0"/>
+          <w:color w:val="666666"/>
+          <w:sz w:val="18"/>
         </w:rPr>
-        <w:t>圖 2　專案與 Markdown 地圖。使用者先選專案，再確認檔案是否屬於 Codex、OpenClaw 等 Agent 的原生記憶檔；一般 Markdown 仍可預覽，但不會被誤標成自動記憶。用途是處理提示詞與記憶檔散落、作用範圍不清楚的問題。</w:t>
+        <w:t>圖 2　專案檔案依核心記憶、專案提示詞、專案技能與 AI 輸出項目分組。</w:t>
       </w:r>
     </w:p>
     <w:p>
       <w:pPr>
         <w:keepNext/>
+        <w:spacing w:after="60"/>
         <w:jc w:val="center"/>
       </w:pPr>
       <w:r>
         <w:drawing>
           <wp:inline xmlns:a="http://schemas.openxmlformats.org/drawingml/2006/main" xmlns:pic="http://schemas.openxmlformats.org/drawingml/2006/picture">
-            <wp:extent cx="5806440" cy="3830638"/>
-            <wp:docPr id="3" name="Picture 3"/>
+            <wp:extent cx="5394960" cy="4267264"/>
+            <wp:docPr id="4" name="Picture 4"/>
             <wp:cNvGraphicFramePr>
               <a:graphicFrameLocks noChangeAspect="1"/>
             </wp:cNvGraphicFramePr>
@@ -1855,7 +1751,7 @@
               <a:graphicData uri="http://schemas.openxmlformats.org/drawingml/2006/picture">
                 <pic:pic>
                   <pic:nvPicPr>
-                    <pic:cNvPr id="0" name="03-memory-programming.png"/>
+                    <pic:cNvPr id="0" name="editor-1440.png"/>
                     <pic:cNvPicPr/>
                   </pic:nvPicPr>
                   <pic:blipFill>
@@ -1867,7 +1763,7 @@
                   <pic:spPr>
                     <a:xfrm>
                       <a:off x="0" y="0"/>
-                      <a:ext cx="5806440" cy="3830638"/>
+                      <a:ext cx="5394960" cy="4267264"/>
                     </a:xfrm>
                     <a:prstGeom prst="rect"/>
                   </pic:spPr>
@@ -1880,29 +1776,59 @@
     </w:p>
     <w:p>
       <w:pPr>
-        <w:keepNext w:val="0"/>
-        <w:spacing w:before="40" w:after="180"/>
-        <w:jc w:val="left"/>
+        <w:spacing w:after="140"/>
+        <w:jc w:val="center"/>
       </w:pPr>
       <w:r>
         <w:rPr>
           <w:rFonts w:ascii="Arial" w:hAnsi="Arial" w:eastAsia="PingFang TC"/>
-          <w:color w:val="555555"/>
-          <w:sz w:val="19"/>
+          <w:b w:val="0"/>
+          <w:i w:val="0"/>
+          <w:color w:val="666666"/>
+          <w:sz w:val="18"/>
         </w:rPr>
-        <w:t>圖 3　記憶編程。左側選 Agent、檔案與模組，填入專案用途等欄位；右側先顯示產生後的 Markdown，再由使用者決定是否寫入。用途是讓不熟悉 Markdown 結構的人也能建立規則，同時保留人工確認。</w:t>
+        <w:t>圖 3　編輯器可改章節、新增章節或進階全文修改，儲存前先看差異。</w:t>
+      </w:r>
+    </w:p>
+    <w:p>
+      <w:pPr>
+        <w:spacing w:before="0" w:after="100"/>
+      </w:pPr>
+      <w:r>
+        <w:rPr>
+          <w:rFonts w:ascii="Arial" w:hAnsi="Arial" w:eastAsia="PingFang TC"/>
+          <w:b w:val="0"/>
+          <w:i w:val="0"/>
+          <w:color w:val="666666"/>
+          <w:sz w:val="21"/>
+        </w:rPr>
+        <w:t>一般 Markdown 可以查看與編輯，但不會被誤標成 Agent 自動記憶。企劃書、規格、展示指南與交付紀錄會集中到 AI 輸出項目。</w:t>
+      </w:r>
+    </w:p>
+    <w:p>
+      <w:r>
+        <w:br w:type="page"/>
+      </w:r>
+    </w:p>
+    <w:p>
+      <w:pPr>
+        <w:pStyle w:val="Heading1"/>
+      </w:pPr>
+      <w:r>
+        <w:t>主要功能三 記憶健檢與規格來源</w:t>
       </w:r>
     </w:p>
     <w:p>
       <w:pPr>
         <w:keepNext/>
+        <w:spacing w:after="60"/>
         <w:jc w:val="center"/>
       </w:pPr>
       <w:r>
         <w:drawing>
           <wp:inline xmlns:a="http://schemas.openxmlformats.org/drawingml/2006/main" xmlns:pic="http://schemas.openxmlformats.org/drawingml/2006/picture">
-            <wp:extent cx="5806440" cy="3830638"/>
-            <wp:docPr id="4" name="Picture 4"/>
+            <wp:extent cx="5394960" cy="4016248"/>
+            <wp:docPr id="5" name="Picture 5"/>
             <wp:cNvGraphicFramePr>
               <a:graphicFrameLocks noChangeAspect="1"/>
             </wp:cNvGraphicFramePr>
@@ -1910,7 +1836,7 @@
               <a:graphicData uri="http://schemas.openxmlformats.org/drawingml/2006/picture">
                 <pic:pic>
                   <pic:nvPicPr>
-                    <pic:cNvPr id="0" name="04-memory-health.png"/>
+                    <pic:cNvPr id="0" name="health-1440.png"/>
                     <pic:cNvPicPr/>
                   </pic:nvPicPr>
                   <pic:blipFill>
@@ -1922,7 +1848,7 @@
                   <pic:spPr>
                     <a:xfrm>
                       <a:off x="0" y="0"/>
-                      <a:ext cx="5806440" cy="3830638"/>
+                      <a:ext cx="5394960" cy="4016248"/>
                     </a:xfrm>
                     <a:prstGeom prst="rect"/>
                   </pic:spPr>
@@ -1935,29 +1861,31 @@
     </w:p>
     <w:p>
       <w:pPr>
-        <w:keepNext w:val="0"/>
-        <w:spacing w:before="40" w:after="180"/>
-        <w:jc w:val="left"/>
+        <w:spacing w:after="140"/>
+        <w:jc w:val="center"/>
       </w:pPr>
       <w:r>
         <w:rPr>
           <w:rFonts w:ascii="Arial" w:hAnsi="Arial" w:eastAsia="PingFang TC"/>
-          <w:color w:val="555555"/>
-          <w:sz w:val="19"/>
+          <w:b w:val="0"/>
+          <w:i w:val="0"/>
+          <w:color w:val="666666"/>
+          <w:sz w:val="18"/>
         </w:rPr>
-        <w:t>圖 4　記憶健檢。畫面列出錯誤、警告、提醒、估算 Token，以及目前 Agent 可能載入的記憶檔順序。用途是協助使用者發現缺少檔案、錯誤作用域、內容過長或敏感資訊；健檢只提出結果，不自動修改。</w:t>
+        <w:t>圖 4　健檢依資料夾分組，右側以卡片顯示行號、類型與問題內容。</w:t>
       </w:r>
     </w:p>
     <w:p>
       <w:pPr>
         <w:keepNext/>
+        <w:spacing w:after="60"/>
         <w:jc w:val="center"/>
       </w:pPr>
       <w:r>
         <w:drawing>
           <wp:inline xmlns:a="http://schemas.openxmlformats.org/drawingml/2006/main" xmlns:pic="http://schemas.openxmlformats.org/drawingml/2006/picture">
-            <wp:extent cx="5806440" cy="3830638"/>
-            <wp:docPr id="5" name="Picture 5"/>
+            <wp:extent cx="5394960" cy="6080570"/>
+            <wp:docPr id="6" name="Picture 6"/>
             <wp:cNvGraphicFramePr>
               <a:graphicFrameLocks noChangeAspect="1"/>
             </wp:cNvGraphicFramePr>
@@ -1965,7 +1893,7 @@
               <a:graphicData uri="http://schemas.openxmlformats.org/drawingml/2006/picture">
                 <pic:pic>
                   <pic:nvPicPr>
-                    <pic:cNvPr id="0" name="05-settings-sources.png"/>
+                    <pic:cNvPr id="0" name="settings-1440.png"/>
                     <pic:cNvPicPr/>
                   </pic:nvPicPr>
                   <pic:blipFill>
@@ -1977,7 +1905,7 @@
                   <pic:spPr>
                     <a:xfrm>
                       <a:off x="0" y="0"/>
-                      <a:ext cx="5806440" cy="3830638"/>
+                      <a:ext cx="5394960" cy="6080570"/>
                     </a:xfrm>
                     <a:prstGeom prst="rect"/>
                   </pic:spPr>
@@ -1990,30 +1918,38 @@
     </w:p>
     <w:p>
       <w:pPr>
-        <w:keepNext w:val="0"/>
-        <w:spacing w:before="40" w:after="180"/>
-        <w:jc w:val="left"/>
+        <w:spacing w:after="140"/>
+        <w:jc w:val="center"/>
       </w:pPr>
       <w:r>
         <w:rPr>
           <w:rFonts w:ascii="Arial" w:hAnsi="Arial" w:eastAsia="PingFang TC"/>
-          <w:color w:val="555555"/>
-          <w:sz w:val="19"/>
+          <w:b w:val="0"/>
+          <w:i w:val="0"/>
+          <w:color w:val="666666"/>
+          <w:sz w:val="18"/>
         </w:rPr>
-        <w:t>圖 5　設定與規格來源。畫面公開顯示支援的 Agent、規格版本、查證日期及官方來源。用途是讓內建規則可以被追查，也提醒使用者規格有日期，不應把過期資料當成永久事實。</w:t>
+        <w:t>圖 5　設定頁顯示版本、API 狀態、Gemini Key 設定與規格來源。</w:t>
       </w:r>
     </w:p>
     <w:p>
       <w:pPr>
-        <w:jc w:val="both"/>
+        <w:spacing w:before="0" w:after="100"/>
       </w:pPr>
       <w:r>
         <w:rPr>
           <w:rFonts w:ascii="Arial" w:hAnsi="Arial" w:eastAsia="PingFang TC"/>
-          <w:color w:val="000000"/>
-          <w:sz w:val="22"/>
+          <w:b w:val="0"/>
+          <w:i w:val="0"/>
+          <w:color w:val="666666"/>
+          <w:sz w:val="21"/>
         </w:rPr>
-        <w:t>操作主線可以整理成：選擇專案 → 建立或匯入提示詞 → 分析 Token → 檢查候選與差異 → 儲存版本 → 需要時匯出 Markdown。若管理 Agent 記憶，則改走「選檔案 → 選模組 → 填寫 → 預覽 → 檢查 Diff → 套用」。</w:t>
+        <w:t>健檢只提出問題，不會自動修改檔案。Gemini API Key 只保存在目前 macOS 使用者的 App Support 私有檔。</w:t>
+      </w:r>
+    </w:p>
+    <w:p>
+      <w:r>
+        <w:br w:type="page"/>
       </w:r>
     </w:p>
     <w:p>
@@ -2021,158 +1957,14 @@
         <w:pStyle w:val="Heading1"/>
       </w:pPr>
       <w:r>
-        <w:t>八 評估設計</w:t>
-      </w:r>
-    </w:p>
-    <w:p>
-      <w:pPr>
-        <w:pStyle w:val="Heading2"/>
-      </w:pPr>
-      <w:r>
-        <w:t>8 1 功能驗證</w:t>
-      </w:r>
-    </w:p>
-    <w:p>
-      <w:pPr>
-        <w:jc w:val="both"/>
-      </w:pPr>
-      <w:r>
-        <w:rPr>
-          <w:rFonts w:ascii="Arial" w:hAnsi="Arial" w:eastAsia="PingFang TC"/>
-          <w:color w:val="000000"/>
-          <w:sz w:val="22"/>
-        </w:rPr>
-        <w:t>測試中文、英文、混合語言、特殊 token 文字、空字串、長文字、無可精簡內容、重複條列與程式碼。資料測試包含專案隔離、搜尋、版本衝突、封存、資料遷移與既有設定保留；檔案測試包含 Diff、外部修改拒絕、路徑越界與逐位元組復原。</w:t>
-      </w:r>
-    </w:p>
-    <w:p>
-      <w:pPr>
-        <w:pStyle w:val="Heading2"/>
-      </w:pPr>
-      <w:r>
-        <w:t>8 2 Token 效果實驗</w:t>
-      </w:r>
-    </w:p>
-    <w:p>
-      <w:pPr>
-        <w:jc w:val="both"/>
-      </w:pPr>
-      <w:r>
-        <w:rPr>
-          <w:rFonts w:ascii="Arial" w:hAnsi="Arial" w:eastAsia="PingFang TC"/>
-          <w:color w:val="000000"/>
-          <w:sz w:val="22"/>
-        </w:rPr>
-        <w:t>先以五則人工設計文本展示系統行為，使用兩種 tokenizer 得到十筆可重現測量。這些資料含刻意重複內容，不代表真實使用者的平均節省比例。後續正式研究應建立至少 30 則經去識別化的實際提示詞，涵蓋三類以上任務，保留未修改版本與來源授權，且同時記錄未改善樣本。[測量檔：evidence/token-benchmark.json]</w:t>
-      </w:r>
-    </w:p>
-    <w:p>
-      <w:pPr>
-        <w:jc w:val="both"/>
-      </w:pPr>
-      <w:r>
-        <w:rPr>
-          <w:rFonts w:ascii="Arial" w:hAnsi="Arial" w:eastAsia="PingFang TC"/>
-          <w:color w:val="000000"/>
-          <w:sz w:val="22"/>
-        </w:rPr>
-        <w:t>Token 減少率＝（原文 Token－候選 Token）÷原文 Token。原文為空時定義為 0。報告中應揭露 tokenizer、樣本分布、平均值、中位數、範圍與零改善比例。</w:t>
-      </w:r>
-    </w:p>
-    <w:p>
-      <w:pPr>
-        <w:pStyle w:val="Heading2"/>
-      </w:pPr>
-      <w:r>
-        <w:t>8 3 輸出品質實驗</w:t>
-      </w:r>
-    </w:p>
-    <w:p>
-      <w:pPr>
-        <w:jc w:val="both"/>
-      </w:pPr>
-      <w:r>
-        <w:rPr>
-          <w:rFonts w:ascii="Arial" w:hAnsi="Arial" w:eastAsia="PingFang TC"/>
-          <w:color w:val="000000"/>
-          <w:sz w:val="22"/>
-        </w:rPr>
-        <w:t>此項尚未執行。每則提示詞先定義必備條件與輸出格式，固定模型、參數、輸入與版本，比較原文與候選各至少三次輸出。採隱藏版本來源的評分，記錄任務成功、必要事實保留、格式正確與重大限制違反。若有條件，可由兩名評分者獨立評估再處理分歧。</w:t>
-      </w:r>
-    </w:p>
-    <w:p>
-      <w:pPr>
-        <w:jc w:val="both"/>
-      </w:pPr>
-      <w:r>
-        <w:rPr>
-          <w:rFonts w:ascii="Arial" w:hAnsi="Arial" w:eastAsia="PingFang TC"/>
-          <w:color w:val="000000"/>
-          <w:sz w:val="22"/>
-        </w:rPr>
-        <w:t>是否採用模型呼叫、模型名稱、總預算與樣本內容應先與老師確認。App 核心使用不花模型 Token；研究品質評估若使用遠端 API，仍可能產生費用。不得用合成測試的 Token 減少直接推論品質不變。</w:t>
-      </w:r>
-    </w:p>
-    <w:p>
-      <w:pPr>
-        <w:pStyle w:val="Heading2"/>
-      </w:pPr>
-      <w:r>
-        <w:t>8 4 可用性研究</w:t>
-      </w:r>
-    </w:p>
-    <w:p>
-      <w:pPr>
-        <w:jc w:val="both"/>
-      </w:pPr>
-      <w:r>
-        <w:rPr>
-          <w:rFonts w:ascii="Arial" w:hAnsi="Arial" w:eastAsia="PingFang TC"/>
-          <w:color w:val="000000"/>
-          <w:sz w:val="22"/>
-        </w:rPr>
-        <w:t>此項尚未招募。建議 6–10 位與目標族群相近的受試者，以交叉順序完成「從文字檔找提示詞」與「使用 App 找提示詞」任務，平衡先後順序影響。記錄完成時間、成功率、找錯版本次數及五點量表的主觀容易程度。樣本較小時以描述統計與限制說明為主，不推論整體企業族群。</w:t>
-      </w:r>
-    </w:p>
-    <w:p>
-      <w:pPr>
-        <w:jc w:val="both"/>
-      </w:pPr>
-      <w:r>
-        <w:rPr>
-          <w:rFonts w:ascii="Arial" w:hAnsi="Arial" w:eastAsia="PingFang TC"/>
-          <w:color w:val="000000"/>
-          <w:sz w:val="22"/>
-        </w:rPr>
-        <w:t>資料採編號紀錄，取得受試者同意，不收集提示詞中的憑證或客戶私密資料；學校若要求研究倫理程序，依校方規定完成後再招募。</w:t>
-      </w:r>
-    </w:p>
-    <w:p>
-      <w:pPr>
-        <w:pStyle w:val="Heading1"/>
-      </w:pPr>
-      <w:r>
-        <w:t>九 工作分解 時程與分工</w:t>
-      </w:r>
-    </w:p>
-    <w:p>
-      <w:pPr>
-        <w:jc w:val="both"/>
-      </w:pPr>
-      <w:r>
-        <w:rPr>
-          <w:rFonts w:ascii="Arial" w:hAnsi="Arial" w:eastAsia="PingFang TC"/>
-          <w:color w:val="000000"/>
-          <w:sz w:val="22"/>
-        </w:rPr>
-        <w:t>以下為相對週次建議，並非已確定的學校期限。以既有程式基礎、一名主要開發者每週 8–12 小時估算，研究整理與實測仍需學生參與。</w:t>
+        <w:t>系統怎麼運作</w:t>
       </w:r>
     </w:p>
     <w:tbl>
       <w:tblPr>
         <w:tblW w:type="auto" w:w="0"/>
         <w:jc w:val="center"/>
-        <w:tblLayout w:type="autofit"/>
+        <w:tblLayout w:type="fixed"/>
         <w:tblLook w:firstColumn="1" w:firstRow="1" w:lastColumn="0" w:lastRow="0" w:noHBand="0" w:noVBand="1" w:val="04A0"/>
         <w:tblBorders>
           <w:top w:val="single" w:sz="5" w:color="D9D9D9"/>
@@ -2184,92 +1976,95 @@
         </w:tblBorders>
       </w:tblPr>
       <w:tblGrid>
-        <w:gridCol w:w="3213"/>
-        <w:gridCol w:w="3213"/>
-        <w:gridCol w:w="3213"/>
+        <w:gridCol w:w="3289"/>
+        <w:gridCol w:w="3289"/>
+        <w:gridCol w:w="3289"/>
       </w:tblGrid>
       <w:tr>
-        <w:trPr>
-          <w:tblHeader w:val="true"/>
-        </w:trPr>
         <w:tc>
           <w:tcPr>
-            <w:tcW w:type="dxa" w:w="3213"/>
+            <w:tcW w:type="dxa" w:w="1701"/>
+            <w:shd w:fill="355C7D"/>
+            <w:tcMar>
+              <w:top w:w="150" w:type="dxa"/>
+              <w:start w:w="140" w:type="dxa"/>
+              <w:bottom w:w="150" w:type="dxa"/>
+              <w:end w:w="140" w:type="dxa"/>
+            </w:tcMar>
             <w:vAlign w:val="center"/>
-            <w:tcMar>
-              <w:top w:w="100" w:type="dxa"/>
-              <w:start w:w="120" w:type="dxa"/>
-              <w:bottom w:w="100" w:type="dxa"/>
-              <w:end w:w="120" w:type="dxa"/>
-            </w:tcMar>
-            <w:shd w:fill="6C493B"/>
           </w:tcPr>
           <w:p>
             <w:pPr>
               <w:spacing w:after="0"/>
+              <w:jc w:val="center"/>
             </w:pPr>
             <w:r>
               <w:rPr>
                 <w:rFonts w:ascii="Arial" w:hAnsi="Arial" w:eastAsia="PingFang TC"/>
                 <w:b/>
+                <w:i w:val="0"/>
                 <w:color w:val="FFFFFF"/>
                 <w:sz w:val="19"/>
               </w:rPr>
-              <w:t>週次</w:t>
+              <w:t>層級</w:t>
             </w:r>
           </w:p>
         </w:tc>
         <w:tc>
           <w:tcPr>
-            <w:tcW w:type="dxa" w:w="3213"/>
+            <w:tcW w:type="dxa" w:w="2835"/>
+            <w:shd w:fill="355C7D"/>
+            <w:tcMar>
+              <w:top w:w="150" w:type="dxa"/>
+              <w:start w:w="140" w:type="dxa"/>
+              <w:bottom w:w="150" w:type="dxa"/>
+              <w:end w:w="140" w:type="dxa"/>
+            </w:tcMar>
             <w:vAlign w:val="center"/>
-            <w:tcMar>
-              <w:top w:w="100" w:type="dxa"/>
-              <w:start w:w="120" w:type="dxa"/>
-              <w:bottom w:w="100" w:type="dxa"/>
-              <w:end w:w="120" w:type="dxa"/>
-            </w:tcMar>
-            <w:shd w:fill="6C493B"/>
           </w:tcPr>
           <w:p>
             <w:pPr>
               <w:spacing w:after="0"/>
+              <w:jc w:val="center"/>
             </w:pPr>
             <w:r>
               <w:rPr>
                 <w:rFonts w:ascii="Arial" w:hAnsi="Arial" w:eastAsia="PingFang TC"/>
                 <w:b/>
+                <w:i w:val="0"/>
                 <w:color w:val="FFFFFF"/>
                 <w:sz w:val="19"/>
               </w:rPr>
-              <w:t>工作</w:t>
+              <w:t>使用技術</w:t>
             </w:r>
           </w:p>
         </w:tc>
         <w:tc>
           <w:tcPr>
-            <w:tcW w:type="dxa" w:w="3213"/>
+            <w:tcW w:type="dxa" w:w="5102"/>
+            <w:shd w:fill="355C7D"/>
+            <w:tcMar>
+              <w:top w:w="150" w:type="dxa"/>
+              <w:start w:w="140" w:type="dxa"/>
+              <w:bottom w:w="150" w:type="dxa"/>
+              <w:end w:w="140" w:type="dxa"/>
+            </w:tcMar>
             <w:vAlign w:val="center"/>
-            <w:tcMar>
-              <w:top w:w="100" w:type="dxa"/>
-              <w:start w:w="120" w:type="dxa"/>
-              <w:bottom w:w="100" w:type="dxa"/>
-              <w:end w:w="120" w:type="dxa"/>
-            </w:tcMar>
-            <w:shd w:fill="6C493B"/>
           </w:tcPr>
           <w:p>
             <w:pPr>
               <w:spacing w:after="0"/>
+              <w:jc w:val="center"/>
             </w:pPr>
             <w:r>
               <w:rPr>
                 <w:rFonts w:ascii="Arial" w:hAnsi="Arial" w:eastAsia="PingFang TC"/>
                 <w:b/>
+                <w:i w:val="0"/>
                 <w:color w:val="FFFFFF"/>
                 <w:sz w:val="19"/>
               </w:rPr>
-              <w:t>交付與查核點</w:t>
+              <w:t>負責工作</w:t>
             </w:r>
           </w:p>
         </w:tc>
@@ -2277,82 +2072,88 @@
       <w:tr>
         <w:tc>
           <w:tcPr>
-            <w:tcW w:type="dxa" w:w="3213"/>
+            <w:tcW w:type="dxa" w:w="1701"/>
+            <w:shd w:fill="FFFFFF"/>
+            <w:tcMar>
+              <w:top w:w="130" w:type="dxa"/>
+              <w:start w:w="150" w:type="dxa"/>
+              <w:bottom w:w="130" w:type="dxa"/>
+              <w:end w:w="150" w:type="dxa"/>
+            </w:tcMar>
             <w:vAlign w:val="center"/>
-            <w:tcMar>
-              <w:top w:w="100" w:type="dxa"/>
-              <w:start w:w="120" w:type="dxa"/>
-              <w:bottom w:w="100" w:type="dxa"/>
-              <w:end w:w="120" w:type="dxa"/>
-            </w:tcMar>
-            <w:shd w:fill="FFFFFF"/>
           </w:tcPr>
           <w:p>
             <w:pPr>
               <w:spacing w:after="0"/>
+              <w:jc w:val="center"/>
             </w:pPr>
             <w:r>
               <w:rPr>
                 <w:rFonts w:ascii="Arial" w:hAnsi="Arial" w:eastAsia="PingFang TC"/>
                 <w:b w:val="0"/>
-                <w:color w:val="000000"/>
+                <w:i w:val="0"/>
+                <w:color w:val="1F1F1F"/>
                 <w:sz w:val="19"/>
               </w:rPr>
-              <w:t>第 1 週</w:t>
+              <w:t>介面</w:t>
             </w:r>
           </w:p>
         </w:tc>
         <w:tc>
           <w:tcPr>
-            <w:tcW w:type="dxa" w:w="3213"/>
+            <w:tcW w:type="dxa" w:w="2835"/>
+            <w:shd w:fill="FFFFFF"/>
+            <w:tcMar>
+              <w:top w:w="130" w:type="dxa"/>
+              <w:start w:w="150" w:type="dxa"/>
+              <w:bottom w:w="130" w:type="dxa"/>
+              <w:end w:w="150" w:type="dxa"/>
+            </w:tcMar>
             <w:vAlign w:val="center"/>
-            <w:tcMar>
-              <w:top w:w="100" w:type="dxa"/>
-              <w:start w:w="120" w:type="dxa"/>
-              <w:bottom w:w="100" w:type="dxa"/>
-              <w:end w:w="120" w:type="dxa"/>
-            </w:tcMar>
-            <w:shd w:fill="FFFFFF"/>
           </w:tcPr>
           <w:p>
             <w:pPr>
               <w:spacing w:after="0"/>
+              <w:jc w:val="left"/>
             </w:pPr>
             <w:r>
               <w:rPr>
                 <w:rFonts w:ascii="Arial" w:hAnsi="Arial" w:eastAsia="PingFang TC"/>
                 <w:b w:val="0"/>
-                <w:color w:val="000000"/>
+                <w:i w:val="0"/>
+                <w:color w:val="1F1F1F"/>
                 <w:sz w:val="19"/>
               </w:rPr>
-              <w:t>老師確認題目、研究問題與範圍</w:t>
+              <w:t>HTML、CSS、JavaScript</w:t>
             </w:r>
           </w:p>
         </w:tc>
         <w:tc>
           <w:tcPr>
-            <w:tcW w:type="dxa" w:w="3213"/>
+            <w:tcW w:type="dxa" w:w="5102"/>
+            <w:shd w:fill="FFFFFF"/>
+            <w:tcMar>
+              <w:top w:w="130" w:type="dxa"/>
+              <w:start w:w="150" w:type="dxa"/>
+              <w:bottom w:w="130" w:type="dxa"/>
+              <w:end w:w="150" w:type="dxa"/>
+            </w:tcMar>
             <w:vAlign w:val="center"/>
-            <w:tcMar>
-              <w:top w:w="100" w:type="dxa"/>
-              <w:start w:w="120" w:type="dxa"/>
-              <w:bottom w:w="100" w:type="dxa"/>
-              <w:end w:w="120" w:type="dxa"/>
-            </w:tcMar>
-            <w:shd w:fill="FFFFFF"/>
           </w:tcPr>
           <w:p>
             <w:pPr>
               <w:spacing w:after="0"/>
+              <w:jc w:val="left"/>
             </w:pPr>
             <w:r>
               <w:rPr>
                 <w:rFonts w:ascii="Arial" w:hAnsi="Arial" w:eastAsia="PingFang TC"/>
                 <w:b w:val="0"/>
-                <w:color w:val="000000"/>
+                <w:i w:val="0"/>
+                <w:color w:val="1F1F1F"/>
                 <w:sz w:val="19"/>
               </w:rPr>
-              <w:t>企劃與 spec 定稿</w:t>
+              <w:t>Web 與 macOS App 共用同一套畫面</w:t>
             </w:r>
           </w:p>
         </w:tc>
@@ -2360,82 +2161,88 @@
       <w:tr>
         <w:tc>
           <w:tcPr>
-            <w:tcW w:type="dxa" w:w="3213"/>
+            <w:tcW w:type="dxa" w:w="1701"/>
+            <w:shd w:fill="F7F7F7"/>
+            <w:tcMar>
+              <w:top w:w="130" w:type="dxa"/>
+              <w:start w:w="150" w:type="dxa"/>
+              <w:bottom w:w="130" w:type="dxa"/>
+              <w:end w:w="150" w:type="dxa"/>
+            </w:tcMar>
             <w:vAlign w:val="center"/>
-            <w:tcMar>
-              <w:top w:w="100" w:type="dxa"/>
-              <w:start w:w="120" w:type="dxa"/>
-              <w:bottom w:w="100" w:type="dxa"/>
-              <w:end w:w="120" w:type="dxa"/>
-            </w:tcMar>
-            <w:shd w:fill="F6F1EC"/>
           </w:tcPr>
           <w:p>
             <w:pPr>
               <w:spacing w:after="0"/>
+              <w:jc w:val="center"/>
             </w:pPr>
             <w:r>
               <w:rPr>
                 <w:rFonts w:ascii="Arial" w:hAnsi="Arial" w:eastAsia="PingFang TC"/>
                 <w:b w:val="0"/>
-                <w:color w:val="000000"/>
+                <w:i w:val="0"/>
+                <w:color w:val="1F1F1F"/>
                 <w:sz w:val="19"/>
               </w:rPr>
-              <w:t>第 2–3 週</w:t>
+              <w:t>桌面橋接</w:t>
             </w:r>
           </w:p>
         </w:tc>
         <w:tc>
           <w:tcPr>
-            <w:tcW w:type="dxa" w:w="3213"/>
+            <w:tcW w:type="dxa" w:w="2835"/>
+            <w:shd w:fill="F7F7F7"/>
+            <w:tcMar>
+              <w:top w:w="130" w:type="dxa"/>
+              <w:start w:w="150" w:type="dxa"/>
+              <w:bottom w:w="130" w:type="dxa"/>
+              <w:end w:w="150" w:type="dxa"/>
+            </w:tcMar>
             <w:vAlign w:val="center"/>
-            <w:tcMar>
-              <w:top w:w="100" w:type="dxa"/>
-              <w:start w:w="120" w:type="dxa"/>
-              <w:bottom w:w="100" w:type="dxa"/>
-              <w:end w:w="120" w:type="dxa"/>
-            </w:tcMar>
-            <w:shd w:fill="F6F1EC"/>
           </w:tcPr>
           <w:p>
             <w:pPr>
               <w:spacing w:after="0"/>
+              <w:jc w:val="center"/>
             </w:pPr>
             <w:r>
               <w:rPr>
                 <w:rFonts w:ascii="Arial" w:hAnsi="Arial" w:eastAsia="PingFang TC"/>
                 <w:b w:val="0"/>
-                <w:color w:val="000000"/>
+                <w:i w:val="0"/>
+                <w:color w:val="1F1F1F"/>
                 <w:sz w:val="19"/>
               </w:rPr>
-              <w:t>本機管理、模板、版本與檔案流程</w:t>
+              <w:t>pywebview</w:t>
             </w:r>
           </w:p>
         </w:tc>
         <w:tc>
           <w:tcPr>
-            <w:tcW w:type="dxa" w:w="3213"/>
+            <w:tcW w:type="dxa" w:w="5102"/>
+            <w:shd w:fill="F7F7F7"/>
+            <w:tcMar>
+              <w:top w:w="130" w:type="dxa"/>
+              <w:start w:w="150" w:type="dxa"/>
+              <w:bottom w:w="130" w:type="dxa"/>
+              <w:end w:w="150" w:type="dxa"/>
+            </w:tcMar>
             <w:vAlign w:val="center"/>
-            <w:tcMar>
-              <w:top w:w="100" w:type="dxa"/>
-              <w:start w:w="120" w:type="dxa"/>
-              <w:bottom w:w="100" w:type="dxa"/>
-              <w:end w:w="120" w:type="dxa"/>
-            </w:tcMar>
-            <w:shd w:fill="F6F1EC"/>
           </w:tcPr>
           <w:p>
             <w:pPr>
               <w:spacing w:after="0"/>
+              <w:jc w:val="left"/>
             </w:pPr>
             <w:r>
               <w:rPr>
                 <w:rFonts w:ascii="Arial" w:hAnsi="Arial" w:eastAsia="PingFang TC"/>
                 <w:b w:val="0"/>
-                <w:color w:val="000000"/>
+                <w:i w:val="0"/>
+                <w:color w:val="1F1F1F"/>
                 <w:sz w:val="19"/>
               </w:rPr>
-              <w:t>可操作 App、功能測試</w:t>
+              <w:t>讓 Web UI 呼叫本機 Python 功能</w:t>
             </w:r>
           </w:p>
         </w:tc>
@@ -2443,82 +2250,88 @@
       <w:tr>
         <w:tc>
           <w:tcPr>
-            <w:tcW w:type="dxa" w:w="3213"/>
+            <w:tcW w:type="dxa" w:w="1701"/>
+            <w:shd w:fill="FFFFFF"/>
+            <w:tcMar>
+              <w:top w:w="130" w:type="dxa"/>
+              <w:start w:w="150" w:type="dxa"/>
+              <w:bottom w:w="130" w:type="dxa"/>
+              <w:end w:w="150" w:type="dxa"/>
+            </w:tcMar>
             <w:vAlign w:val="center"/>
-            <w:tcMar>
-              <w:top w:w="100" w:type="dxa"/>
-              <w:start w:w="120" w:type="dxa"/>
-              <w:bottom w:w="100" w:type="dxa"/>
-              <w:end w:w="120" w:type="dxa"/>
-            </w:tcMar>
-            <w:shd w:fill="FFFFFF"/>
           </w:tcPr>
           <w:p>
             <w:pPr>
               <w:spacing w:after="0"/>
+              <w:jc w:val="center"/>
             </w:pPr>
             <w:r>
               <w:rPr>
                 <w:rFonts w:ascii="Arial" w:hAnsi="Arial" w:eastAsia="PingFang TC"/>
                 <w:b w:val="0"/>
-                <w:color w:val="000000"/>
+                <w:i w:val="0"/>
+                <w:color w:val="1F1F1F"/>
                 <w:sz w:val="19"/>
               </w:rPr>
-              <w:t>第 4 週</w:t>
+              <w:t>服務</w:t>
             </w:r>
           </w:p>
         </w:tc>
         <w:tc>
           <w:tcPr>
-            <w:tcW w:type="dxa" w:w="3213"/>
+            <w:tcW w:type="dxa" w:w="2835"/>
+            <w:shd w:fill="FFFFFF"/>
+            <w:tcMar>
+              <w:top w:w="130" w:type="dxa"/>
+              <w:start w:w="150" w:type="dxa"/>
+              <w:bottom w:w="130" w:type="dxa"/>
+              <w:end w:w="150" w:type="dxa"/>
+            </w:tcMar>
             <w:vAlign w:val="center"/>
-            <w:tcMar>
-              <w:top w:w="100" w:type="dxa"/>
-              <w:start w:w="120" w:type="dxa"/>
-              <w:bottom w:w="100" w:type="dxa"/>
-              <w:end w:w="120" w:type="dxa"/>
-            </w:tcMar>
-            <w:shd w:fill="FFFFFF"/>
           </w:tcPr>
           <w:p>
             <w:pPr>
               <w:spacing w:after="0"/>
+              <w:jc w:val="center"/>
             </w:pPr>
             <w:r>
               <w:rPr>
                 <w:rFonts w:ascii="Arial" w:hAnsi="Arial" w:eastAsia="PingFang TC"/>
                 <w:b w:val="0"/>
-                <w:color w:val="000000"/>
+                <w:i w:val="0"/>
+                <w:color w:val="1F1F1F"/>
                 <w:sz w:val="19"/>
               </w:rPr>
-              <w:t>Token 計数、精簡規則、成本分析</w:t>
+              <w:t>Python</w:t>
             </w:r>
           </w:p>
         </w:tc>
         <w:tc>
           <w:tcPr>
-            <w:tcW w:type="dxa" w:w="3213"/>
+            <w:tcW w:type="dxa" w:w="5102"/>
+            <w:shd w:fill="FFFFFF"/>
+            <w:tcMar>
+              <w:top w:w="130" w:type="dxa"/>
+              <w:start w:w="150" w:type="dxa"/>
+              <w:bottom w:w="130" w:type="dxa"/>
+              <w:end w:w="150" w:type="dxa"/>
+            </w:tcMar>
             <w:vAlign w:val="center"/>
-            <w:tcMar>
-              <w:top w:w="100" w:type="dxa"/>
-              <w:start w:w="120" w:type="dxa"/>
-              <w:bottom w:w="100" w:type="dxa"/>
-              <w:end w:w="120" w:type="dxa"/>
-            </w:tcMar>
-            <w:shd w:fill="FFFFFF"/>
           </w:tcPr>
           <w:p>
             <w:pPr>
               <w:spacing w:after="0"/>
+              <w:jc w:val="left"/>
             </w:pPr>
             <w:r>
               <w:rPr>
                 <w:rFonts w:ascii="Arial" w:hAnsi="Arial" w:eastAsia="PingFang TC"/>
                 <w:b w:val="0"/>
-                <w:color w:val="000000"/>
+                <w:i w:val="0"/>
+                <w:color w:val="1F1F1F"/>
                 <w:sz w:val="19"/>
               </w:rPr>
-              <w:t>可重現基準與錯誤案例</w:t>
+              <w:t>掃描專案、Token 計數、健檢、Diff 與檔案寫回</w:t>
             </w:r>
           </w:p>
         </w:tc>
@@ -2526,331 +2339,88 @@
       <w:tr>
         <w:tc>
           <w:tcPr>
-            <w:tcW w:type="dxa" w:w="3213"/>
+            <w:tcW w:type="dxa" w:w="1701"/>
+            <w:shd w:fill="F7F7F7"/>
+            <w:tcMar>
+              <w:top w:w="130" w:type="dxa"/>
+              <w:start w:w="150" w:type="dxa"/>
+              <w:bottom w:w="130" w:type="dxa"/>
+              <w:end w:w="150" w:type="dxa"/>
+            </w:tcMar>
             <w:vAlign w:val="center"/>
-            <w:tcMar>
-              <w:top w:w="100" w:type="dxa"/>
-              <w:start w:w="120" w:type="dxa"/>
-              <w:bottom w:w="100" w:type="dxa"/>
-              <w:end w:w="120" w:type="dxa"/>
-            </w:tcMar>
-            <w:shd w:fill="F6F1EC"/>
           </w:tcPr>
           <w:p>
             <w:pPr>
               <w:spacing w:after="0"/>
+              <w:jc w:val="center"/>
             </w:pPr>
             <w:r>
               <w:rPr>
                 <w:rFonts w:ascii="Arial" w:hAnsi="Arial" w:eastAsia="PingFang TC"/>
                 <w:b w:val="0"/>
-                <w:color w:val="000000"/>
+                <w:i w:val="0"/>
+                <w:color w:val="1F1F1F"/>
                 <w:sz w:val="19"/>
               </w:rPr>
-              <w:t>第 5 週</w:t>
+              <w:t>資料</w:t>
             </w:r>
           </w:p>
         </w:tc>
         <w:tc>
           <w:tcPr>
-            <w:tcW w:type="dxa" w:w="3213"/>
+            <w:tcW w:type="dxa" w:w="2835"/>
+            <w:shd w:fill="F7F7F7"/>
+            <w:tcMar>
+              <w:top w:w="130" w:type="dxa"/>
+              <w:start w:w="150" w:type="dxa"/>
+              <w:bottom w:w="130" w:type="dxa"/>
+              <w:end w:w="150" w:type="dxa"/>
+            </w:tcMar>
             <w:vAlign w:val="center"/>
-            <w:tcMar>
-              <w:top w:w="100" w:type="dxa"/>
-              <w:start w:w="120" w:type="dxa"/>
-              <w:bottom w:w="100" w:type="dxa"/>
-              <w:end w:w="120" w:type="dxa"/>
-            </w:tcMar>
-            <w:shd w:fill="F6F1EC"/>
           </w:tcPr>
           <w:p>
             <w:pPr>
               <w:spacing w:after="0"/>
+              <w:jc w:val="left"/>
             </w:pPr>
             <w:r>
               <w:rPr>
                 <w:rFonts w:ascii="Arial" w:hAnsi="Arial" w:eastAsia="PingFang TC"/>
                 <w:b w:val="0"/>
-                <w:color w:val="000000"/>
+                <w:i w:val="0"/>
+                <w:color w:val="1F1F1F"/>
                 <w:sz w:val="19"/>
               </w:rPr>
-              <w:t>真實提示詞資料集與品質 rubric</w:t>
+              <w:t>SQLite、Markdown、本機私有設定</w:t>
             </w:r>
           </w:p>
         </w:tc>
         <w:tc>
           <w:tcPr>
-            <w:tcW w:type="dxa" w:w="3213"/>
+            <w:tcW w:type="dxa" w:w="5102"/>
+            <w:shd w:fill="F7F7F7"/>
+            <w:tcMar>
+              <w:top w:w="130" w:type="dxa"/>
+              <w:start w:w="150" w:type="dxa"/>
+              <w:bottom w:w="130" w:type="dxa"/>
+              <w:end w:w="150" w:type="dxa"/>
+            </w:tcMar>
             <w:vAlign w:val="center"/>
-            <w:tcMar>
-              <w:top w:w="100" w:type="dxa"/>
-              <w:start w:w="120" w:type="dxa"/>
-              <w:bottom w:w="100" w:type="dxa"/>
-              <w:end w:w="120" w:type="dxa"/>
-            </w:tcMar>
-            <w:shd w:fill="F6F1EC"/>
           </w:tcPr>
           <w:p>
             <w:pPr>
               <w:spacing w:after="0"/>
+              <w:jc w:val="left"/>
             </w:pPr>
             <w:r>
               <w:rPr>
                 <w:rFonts w:ascii="Arial" w:hAnsi="Arial" w:eastAsia="PingFang TC"/>
                 <w:b w:val="0"/>
-                <w:color w:val="000000"/>
+                <w:i w:val="0"/>
+                <w:color w:val="1F1F1F"/>
                 <w:sz w:val="19"/>
               </w:rPr>
-              <w:t>去識別資料與評分表</w:t>
-            </w:r>
-          </w:p>
-        </w:tc>
-      </w:tr>
-      <w:tr>
-        <w:tc>
-          <w:tcPr>
-            <w:tcW w:type="dxa" w:w="3213"/>
-            <w:vAlign w:val="center"/>
-            <w:tcMar>
-              <w:top w:w="100" w:type="dxa"/>
-              <w:start w:w="120" w:type="dxa"/>
-              <w:bottom w:w="100" w:type="dxa"/>
-              <w:end w:w="120" w:type="dxa"/>
-            </w:tcMar>
-            <w:shd w:fill="FFFFFF"/>
-          </w:tcPr>
-          <w:p>
-            <w:pPr>
-              <w:spacing w:after="0"/>
-            </w:pPr>
-            <w:r>
-              <w:rPr>
-                <w:rFonts w:ascii="Arial" w:hAnsi="Arial" w:eastAsia="PingFang TC"/>
-                <w:b w:val="0"/>
-                <w:color w:val="000000"/>
-                <w:sz w:val="19"/>
-              </w:rPr>
-              <w:t>第 6 週</w:t>
-            </w:r>
-          </w:p>
-        </w:tc>
-        <w:tc>
-          <w:tcPr>
-            <w:tcW w:type="dxa" w:w="3213"/>
-            <w:vAlign w:val="center"/>
-            <w:tcMar>
-              <w:top w:w="100" w:type="dxa"/>
-              <w:start w:w="120" w:type="dxa"/>
-              <w:bottom w:w="100" w:type="dxa"/>
-              <w:end w:w="120" w:type="dxa"/>
-            </w:tcMar>
-            <w:shd w:fill="FFFFFF"/>
-          </w:tcPr>
-          <w:p>
-            <w:pPr>
-              <w:spacing w:after="0"/>
-            </w:pPr>
-            <w:r>
-              <w:rPr>
-                <w:rFonts w:ascii="Arial" w:hAnsi="Arial" w:eastAsia="PingFang TC"/>
-                <w:b w:val="0"/>
-                <w:color w:val="000000"/>
-                <w:sz w:val="19"/>
-              </w:rPr>
-              <w:t>品質比較及可用性試測</w:t>
-            </w:r>
-          </w:p>
-        </w:tc>
-        <w:tc>
-          <w:tcPr>
-            <w:tcW w:type="dxa" w:w="3213"/>
-            <w:vAlign w:val="center"/>
-            <w:tcMar>
-              <w:top w:w="100" w:type="dxa"/>
-              <w:start w:w="120" w:type="dxa"/>
-              <w:bottom w:w="100" w:type="dxa"/>
-              <w:end w:w="120" w:type="dxa"/>
-            </w:tcMar>
-            <w:shd w:fill="FFFFFF"/>
-          </w:tcPr>
-          <w:p>
-            <w:pPr>
-              <w:spacing w:after="0"/>
-            </w:pPr>
-            <w:r>
-              <w:rPr>
-                <w:rFonts w:ascii="Arial" w:hAnsi="Arial" w:eastAsia="PingFang TC"/>
-                <w:b w:val="0"/>
-                <w:color w:val="000000"/>
-                <w:sz w:val="19"/>
-              </w:rPr>
-              <w:t>原始數據、限制與改進</w:t>
-            </w:r>
-          </w:p>
-        </w:tc>
-      </w:tr>
-      <w:tr>
-        <w:tc>
-          <w:tcPr>
-            <w:tcW w:type="dxa" w:w="3213"/>
-            <w:vAlign w:val="center"/>
-            <w:tcMar>
-              <w:top w:w="100" w:type="dxa"/>
-              <w:start w:w="120" w:type="dxa"/>
-              <w:bottom w:w="100" w:type="dxa"/>
-              <w:end w:w="120" w:type="dxa"/>
-            </w:tcMar>
-            <w:shd w:fill="F6F1EC"/>
-          </w:tcPr>
-          <w:p>
-            <w:pPr>
-              <w:spacing w:after="0"/>
-            </w:pPr>
-            <w:r>
-              <w:rPr>
-                <w:rFonts w:ascii="Arial" w:hAnsi="Arial" w:eastAsia="PingFang TC"/>
-                <w:b w:val="0"/>
-                <w:color w:val="000000"/>
-                <w:sz w:val="19"/>
-              </w:rPr>
-              <w:t>第 7 週</w:t>
-            </w:r>
-          </w:p>
-        </w:tc>
-        <w:tc>
-          <w:tcPr>
-            <w:tcW w:type="dxa" w:w="3213"/>
-            <w:vAlign w:val="center"/>
-            <w:tcMar>
-              <w:top w:w="100" w:type="dxa"/>
-              <w:start w:w="120" w:type="dxa"/>
-              <w:bottom w:w="100" w:type="dxa"/>
-              <w:end w:w="120" w:type="dxa"/>
-            </w:tcMar>
-            <w:shd w:fill="F6F1EC"/>
-          </w:tcPr>
-          <w:p>
-            <w:pPr>
-              <w:spacing w:after="0"/>
-            </w:pPr>
-            <w:r>
-              <w:rPr>
-                <w:rFonts w:ascii="Arial" w:hAnsi="Arial" w:eastAsia="PingFang TC"/>
-                <w:b w:val="0"/>
-                <w:color w:val="000000"/>
-                <w:sz w:val="19"/>
-              </w:rPr>
-              <w:t>修正操作問題、完整回歸</w:t>
-            </w:r>
-          </w:p>
-        </w:tc>
-        <w:tc>
-          <w:tcPr>
-            <w:tcW w:type="dxa" w:w="3213"/>
-            <w:vAlign w:val="center"/>
-            <w:tcMar>
-              <w:top w:w="100" w:type="dxa"/>
-              <w:start w:w="120" w:type="dxa"/>
-              <w:bottom w:w="100" w:type="dxa"/>
-              <w:end w:w="120" w:type="dxa"/>
-            </w:tcMar>
-            <w:shd w:fill="F6F1EC"/>
-          </w:tcPr>
-          <w:p>
-            <w:pPr>
-              <w:spacing w:after="0"/>
-            </w:pPr>
-            <w:r>
-              <w:rPr>
-                <w:rFonts w:ascii="Arial" w:hAnsi="Arial" w:eastAsia="PingFang TC"/>
-                <w:b w:val="0"/>
-                <w:color w:val="000000"/>
-                <w:sz w:val="19"/>
-              </w:rPr>
-              <w:t>驗收紀錄與測試版本</w:t>
-            </w:r>
-          </w:p>
-        </w:tc>
-      </w:tr>
-      <w:tr>
-        <w:tc>
-          <w:tcPr>
-            <w:tcW w:type="dxa" w:w="3213"/>
-            <w:vAlign w:val="center"/>
-            <w:tcMar>
-              <w:top w:w="100" w:type="dxa"/>
-              <w:start w:w="120" w:type="dxa"/>
-              <w:bottom w:w="100" w:type="dxa"/>
-              <w:end w:w="120" w:type="dxa"/>
-            </w:tcMar>
-            <w:shd w:fill="FFFFFF"/>
-          </w:tcPr>
-          <w:p>
-            <w:pPr>
-              <w:spacing w:after="0"/>
-            </w:pPr>
-            <w:r>
-              <w:rPr>
-                <w:rFonts w:ascii="Arial" w:hAnsi="Arial" w:eastAsia="PingFang TC"/>
-                <w:b w:val="0"/>
-                <w:color w:val="000000"/>
-                <w:sz w:val="19"/>
-              </w:rPr>
-              <w:t>第 8 週</w:t>
-            </w:r>
-          </w:p>
-        </w:tc>
-        <w:tc>
-          <w:tcPr>
-            <w:tcW w:type="dxa" w:w="3213"/>
-            <w:vAlign w:val="center"/>
-            <w:tcMar>
-              <w:top w:w="100" w:type="dxa"/>
-              <w:start w:w="120" w:type="dxa"/>
-              <w:bottom w:w="100" w:type="dxa"/>
-              <w:end w:w="120" w:type="dxa"/>
-            </w:tcMar>
-            <w:shd w:fill="FFFFFF"/>
-          </w:tcPr>
-          <w:p>
-            <w:pPr>
-              <w:spacing w:after="0"/>
-            </w:pPr>
-            <w:r>
-              <w:rPr>
-                <w:rFonts w:ascii="Arial" w:hAnsi="Arial" w:eastAsia="PingFang TC"/>
-                <w:b w:val="0"/>
-                <w:color w:val="000000"/>
-                <w:sz w:val="19"/>
-              </w:rPr>
-              <w:t>論文式報告、簡報、影片與展示</w:t>
-            </w:r>
-          </w:p>
-        </w:tc>
-        <w:tc>
-          <w:tcPr>
-            <w:tcW w:type="dxa" w:w="3213"/>
-            <w:vAlign w:val="center"/>
-            <w:tcMar>
-              <w:top w:w="100" w:type="dxa"/>
-              <w:start w:w="120" w:type="dxa"/>
-              <w:bottom w:w="100" w:type="dxa"/>
-              <w:end w:w="120" w:type="dxa"/>
-            </w:tcMar>
-            <w:shd w:fill="FFFFFF"/>
-          </w:tcPr>
-          <w:p>
-            <w:pPr>
-              <w:spacing w:after="0"/>
-            </w:pPr>
-            <w:r>
-              <w:rPr>
-                <w:rFonts w:ascii="Arial" w:hAnsi="Arial" w:eastAsia="PingFang TC"/>
-                <w:b w:val="0"/>
-                <w:color w:val="000000"/>
-                <w:sz w:val="19"/>
-              </w:rPr>
-              <w:t>期末交付包</w:t>
+              <w:t>保存 Prompt、版本、群組、專案檔案與 API Key 狀態</w:t>
             </w:r>
           </w:p>
         </w:tc>
@@ -2858,20 +2428,369 @@
     </w:tbl>
     <w:p>
       <w:pPr>
-        <w:spacing w:after="40"/>
+        <w:spacing w:after="20"/>
       </w:pPr>
     </w:p>
     <w:p>
       <w:pPr>
-        <w:jc w:val="both"/>
+        <w:pStyle w:val="Heading2"/>
+      </w:pPr>
+      <w:r>
+        <w:t>安全寫回流程</w:t>
+      </w:r>
+    </w:p>
+    <w:tbl>
+      <w:tblPr>
+        <w:tblW w:type="auto" w:w="0"/>
+        <w:jc w:val="center"/>
+        <w:tblLayout w:type="fixed"/>
+        <w:tblLook w:firstColumn="1" w:firstRow="1" w:lastColumn="0" w:lastRow="0" w:noHBand="0" w:noVBand="1" w:val="04A0"/>
+        <w:tblBorders>
+          <w:top w:val="single" w:sz="0" w:color="FFFFFF"/>
+          <w:left w:val="single" w:sz="0" w:color="FFFFFF"/>
+          <w:bottom w:val="single" w:sz="0" w:color="FFFFFF"/>
+          <w:right w:val="single" w:sz="0" w:color="FFFFFF"/>
+          <w:insideH w:val="single" w:sz="0" w:color="FFFFFF"/>
+          <w:insideV w:val="single" w:sz="0" w:color="FFFFFF"/>
+        </w:tblBorders>
+      </w:tblPr>
+      <w:tblGrid>
+        <w:gridCol w:w="1409"/>
+        <w:gridCol w:w="1409"/>
+        <w:gridCol w:w="1409"/>
+        <w:gridCol w:w="1409"/>
+        <w:gridCol w:w="1409"/>
+        <w:gridCol w:w="1409"/>
+        <w:gridCol w:w="1409"/>
+      </w:tblGrid>
+      <w:tr>
+        <w:tc>
+          <w:tcPr>
+            <w:tcW w:type="dxa" w:w="1559"/>
+            <w:shd w:fill="F2E7DF"/>
+            <w:tcMar>
+              <w:top w:w="180" w:type="dxa"/>
+              <w:start w:w="120" w:type="dxa"/>
+              <w:bottom w:w="180" w:type="dxa"/>
+              <w:end w:w="120" w:type="dxa"/>
+            </w:tcMar>
+            <w:vAlign w:val="center"/>
+          </w:tcPr>
+          <w:p>
+            <w:pPr>
+              <w:spacing w:after="0"/>
+              <w:jc w:val="center"/>
+            </w:pPr>
+            <w:r>
+              <w:rPr>
+                <w:rFonts w:ascii="Arial" w:hAnsi="Arial" w:eastAsia="PingFang TC"/>
+                <w:b/>
+                <w:i w:val="0"/>
+                <w:color w:val="8B513A"/>
+                <w:sz w:val="26"/>
+              </w:rPr>
+              <w:t>1</w:t>
+              <w:br/>
+            </w:r>
+            <w:r>
+              <w:rPr>
+                <w:rFonts w:ascii="Arial" w:hAnsi="Arial" w:eastAsia="PingFang TC"/>
+                <w:b/>
+                <w:i w:val="0"/>
+                <w:color w:val="1F1F1F"/>
+                <w:sz w:val="19"/>
+              </w:rPr>
+              <w:t>產生預覽</w:t>
+            </w:r>
+          </w:p>
+        </w:tc>
+        <w:tc>
+          <w:tcPr>
+            <w:tcW w:type="dxa" w:w="340"/>
+            <w:vAlign w:val="center"/>
+          </w:tcPr>
+          <w:p>
+            <w:pPr>
+              <w:spacing w:after="0"/>
+              <w:jc w:val="center"/>
+            </w:pPr>
+            <w:r>
+              <w:rPr>
+                <w:rFonts w:ascii="Arial" w:hAnsi="Arial" w:eastAsia="PingFang TC"/>
+                <w:b/>
+                <w:i w:val="0"/>
+                <w:color w:val="666666"/>
+                <w:sz w:val="28"/>
+              </w:rPr>
+              <w:t>→</w:t>
+            </w:r>
+          </w:p>
+        </w:tc>
+        <w:tc>
+          <w:tcPr>
+            <w:tcW w:type="dxa" w:w="1559"/>
+            <w:shd w:fill="EAF1F7"/>
+            <w:tcMar>
+              <w:top w:w="180" w:type="dxa"/>
+              <w:start w:w="120" w:type="dxa"/>
+              <w:bottom w:w="180" w:type="dxa"/>
+              <w:end w:w="120" w:type="dxa"/>
+            </w:tcMar>
+            <w:vAlign w:val="center"/>
+          </w:tcPr>
+          <w:p>
+            <w:pPr>
+              <w:spacing w:after="0"/>
+              <w:jc w:val="center"/>
+            </w:pPr>
+            <w:r>
+              <w:rPr>
+                <w:rFonts w:ascii="Arial" w:hAnsi="Arial" w:eastAsia="PingFang TC"/>
+                <w:b/>
+                <w:i w:val="0"/>
+                <w:color w:val="8B513A"/>
+                <w:sz w:val="26"/>
+              </w:rPr>
+              <w:t>2</w:t>
+              <w:br/>
+            </w:r>
+            <w:r>
+              <w:rPr>
+                <w:rFonts w:ascii="Arial" w:hAnsi="Arial" w:eastAsia="PingFang TC"/>
+                <w:b/>
+                <w:i w:val="0"/>
+                <w:color w:val="1F1F1F"/>
+                <w:sz w:val="19"/>
+              </w:rPr>
+              <w:t>檢查 Diff</w:t>
+            </w:r>
+          </w:p>
+        </w:tc>
+        <w:tc>
+          <w:tcPr>
+            <w:tcW w:type="dxa" w:w="340"/>
+            <w:vAlign w:val="center"/>
+          </w:tcPr>
+          <w:p>
+            <w:pPr>
+              <w:spacing w:after="0"/>
+              <w:jc w:val="center"/>
+            </w:pPr>
+            <w:r>
+              <w:rPr>
+                <w:rFonts w:ascii="Arial" w:hAnsi="Arial" w:eastAsia="PingFang TC"/>
+                <w:b/>
+                <w:i w:val="0"/>
+                <w:color w:val="666666"/>
+                <w:sz w:val="28"/>
+              </w:rPr>
+              <w:t>→</w:t>
+            </w:r>
+          </w:p>
+        </w:tc>
+        <w:tc>
+          <w:tcPr>
+            <w:tcW w:type="dxa" w:w="1559"/>
+            <w:shd w:fill="F2E7DF"/>
+            <w:tcMar>
+              <w:top w:w="180" w:type="dxa"/>
+              <w:start w:w="120" w:type="dxa"/>
+              <w:bottom w:w="180" w:type="dxa"/>
+              <w:end w:w="120" w:type="dxa"/>
+            </w:tcMar>
+            <w:vAlign w:val="center"/>
+          </w:tcPr>
+          <w:p>
+            <w:pPr>
+              <w:spacing w:after="0"/>
+              <w:jc w:val="center"/>
+            </w:pPr>
+            <w:r>
+              <w:rPr>
+                <w:rFonts w:ascii="Arial" w:hAnsi="Arial" w:eastAsia="PingFang TC"/>
+                <w:b/>
+                <w:i w:val="0"/>
+                <w:color w:val="8B513A"/>
+                <w:sz w:val="26"/>
+              </w:rPr>
+              <w:t>3</w:t>
+              <w:br/>
+            </w:r>
+            <w:r>
+              <w:rPr>
+                <w:rFonts w:ascii="Arial" w:hAnsi="Arial" w:eastAsia="PingFang TC"/>
+                <w:b/>
+                <w:i w:val="0"/>
+                <w:color w:val="1F1F1F"/>
+                <w:sz w:val="19"/>
+              </w:rPr>
+              <w:t>比對雜湊</w:t>
+            </w:r>
+          </w:p>
+        </w:tc>
+        <w:tc>
+          <w:tcPr>
+            <w:tcW w:type="dxa" w:w="340"/>
+            <w:vAlign w:val="center"/>
+          </w:tcPr>
+          <w:p>
+            <w:pPr>
+              <w:spacing w:after="0"/>
+              <w:jc w:val="center"/>
+            </w:pPr>
+            <w:r>
+              <w:rPr>
+                <w:rFonts w:ascii="Arial" w:hAnsi="Arial" w:eastAsia="PingFang TC"/>
+                <w:b/>
+                <w:i w:val="0"/>
+                <w:color w:val="666666"/>
+                <w:sz w:val="28"/>
+              </w:rPr>
+              <w:t>→</w:t>
+            </w:r>
+          </w:p>
+        </w:tc>
+        <w:tc>
+          <w:tcPr>
+            <w:tcW w:type="dxa" w:w="1559"/>
+            <w:shd w:fill="EAF1F7"/>
+            <w:tcMar>
+              <w:top w:w="180" w:type="dxa"/>
+              <w:start w:w="120" w:type="dxa"/>
+              <w:bottom w:w="180" w:type="dxa"/>
+              <w:end w:w="120" w:type="dxa"/>
+            </w:tcMar>
+            <w:vAlign w:val="center"/>
+          </w:tcPr>
+          <w:p>
+            <w:pPr>
+              <w:spacing w:after="0"/>
+              <w:jc w:val="center"/>
+            </w:pPr>
+            <w:r>
+              <w:rPr>
+                <w:rFonts w:ascii="Arial" w:hAnsi="Arial" w:eastAsia="PingFang TC"/>
+                <w:b/>
+                <w:i w:val="0"/>
+                <w:color w:val="8B513A"/>
+                <w:sz w:val="26"/>
+              </w:rPr>
+              <w:t>4</w:t>
+              <w:br/>
+            </w:r>
+            <w:r>
+              <w:rPr>
+                <w:rFonts w:ascii="Arial" w:hAnsi="Arial" w:eastAsia="PingFang TC"/>
+                <w:b/>
+                <w:i w:val="0"/>
+                <w:color w:val="1F1F1F"/>
+                <w:sz w:val="19"/>
+              </w:rPr>
+              <w:t>備份後寫入</w:t>
+            </w:r>
+          </w:p>
+        </w:tc>
+      </w:tr>
+    </w:tbl>
+    <w:p>
+      <w:pPr>
+        <w:spacing w:after="20"/>
+      </w:pPr>
+    </w:p>
+    <w:p>
+      <w:pPr>
+        <w:pStyle w:val="ListBullet"/>
+        <w:spacing w:after="40"/>
+        <w:ind w:left="397" w:hanging="170"/>
       </w:pPr>
       <w:r>
         <w:rPr>
           <w:rFonts w:ascii="Arial" w:hAnsi="Arial" w:eastAsia="PingFang TC"/>
-          <w:color w:val="000000"/>
-          <w:sz w:val="22"/>
+          <w:b w:val="0"/>
+          <w:i w:val="0"/>
+          <w:color w:val="1F1F1F"/>
+          <w:sz w:val="21"/>
         </w:rPr>
-        <w:t>角色建議：學生負責題目決策、老師溝通、程式理解、研究倫理、受試者招募與結果解釋；AI 工具協助開發、文件草稿與測試；指導老師確認研究問題、研究方法及學術要求。若組員增加，可分成前端／可用性、後端／資料安全、研究／文件三個工作項，但不要虛構已分派的人員。</w:t>
+        <w:t>檔案若被其他程式修改，App 會停止套用舊預覽。</w:t>
+      </w:r>
+    </w:p>
+    <w:p>
+      <w:pPr>
+        <w:pStyle w:val="ListBullet"/>
+        <w:spacing w:after="40"/>
+        <w:ind w:left="397" w:hanging="170"/>
+      </w:pPr>
+      <w:r>
+        <w:rPr>
+          <w:rFonts w:ascii="Arial" w:hAnsi="Arial" w:eastAsia="PingFang TC"/>
+          <w:b w:val="0"/>
+          <w:i w:val="0"/>
+          <w:color w:val="1F1F1F"/>
+          <w:sz w:val="21"/>
+        </w:rPr>
+        <w:t>寫入採暫存檔與 atomic replace，避免只寫到一半。</w:t>
+      </w:r>
+    </w:p>
+    <w:p>
+      <w:pPr>
+        <w:pStyle w:val="ListBullet"/>
+        <w:spacing w:after="40"/>
+        <w:ind w:left="397" w:hanging="170"/>
+      </w:pPr>
+      <w:r>
+        <w:rPr>
+          <w:rFonts w:ascii="Arial" w:hAnsi="Arial" w:eastAsia="PingFang TC"/>
+          <w:b w:val="0"/>
+          <w:i w:val="0"/>
+          <w:color w:val="1F1F1F"/>
+          <w:sz w:val="21"/>
+        </w:rPr>
+        <w:t>只能修改使用者選定根目錄內的 Markdown。</w:t>
+      </w:r>
+    </w:p>
+    <w:p>
+      <w:pPr>
+        <w:pStyle w:val="ListBullet"/>
+        <w:spacing w:after="40"/>
+        <w:ind w:left="397" w:hanging="170"/>
+      </w:pPr>
+      <w:r>
+        <w:rPr>
+          <w:rFonts w:ascii="Arial" w:hAnsi="Arial" w:eastAsia="PingFang TC"/>
+          <w:b w:val="0"/>
+          <w:i w:val="0"/>
+          <w:color w:val="1F1F1F"/>
+          <w:sz w:val="21"/>
+        </w:rPr>
+        <w:t>每次寫入前建立備份，之後可以查看紀錄或復原。</w:t>
+      </w:r>
+    </w:p>
+    <w:p>
+      <w:pPr>
+        <w:pStyle w:val="Heading2"/>
+      </w:pPr>
+      <w:r>
+        <w:t>Token 與成本怎麼看</w:t>
+      </w:r>
+    </w:p>
+    <w:p>
+      <w:pPr>
+        <w:spacing w:before="0" w:after="100"/>
+      </w:pPr>
+      <w:r>
+        <w:rPr>
+          <w:rFonts w:ascii="Arial" w:hAnsi="Arial" w:eastAsia="PingFang TC"/>
+          <w:b w:val="0"/>
+          <w:i w:val="0"/>
+          <w:color w:val="1F1F1F"/>
+          <w:sz w:val="21"/>
+        </w:rPr>
+        <w:t>App 顯示選定 tokenizer 的純文字 Token 與輸入負擔等級。它沒有連接帳號額度、重置時間或完整帳單，因此不能宣稱一定省錢或一定夠用。</w:t>
+      </w:r>
+    </w:p>
+    <w:p>
+      <w:r>
+        <w:br w:type="page"/>
       </w:r>
     </w:p>
     <w:p>
@@ -2879,48 +2798,29 @@
         <w:pStyle w:val="Heading1"/>
       </w:pPr>
       <w:r>
-        <w:t>十 設備與經費</w:t>
+        <w:t>如何證明這個 App 有用</w:t>
       </w:r>
     </w:p>
     <w:p>
       <w:pPr>
-        <w:jc w:val="both"/>
+        <w:spacing w:before="0" w:after="160"/>
       </w:pPr>
       <w:r>
         <w:rPr>
           <w:rFonts w:ascii="Arial" w:hAnsi="Arial" w:eastAsia="PingFang TC"/>
-          <w:color w:val="000000"/>
-          <w:sz w:val="22"/>
+          <w:b w:val="0"/>
+          <w:i w:val="0"/>
+          <w:color w:val="1F1F1F"/>
+          <w:sz w:val="23"/>
         </w:rPr>
-        <w:t>開發需要既有 macOS 電腦、Python、瀏覽器及本機磁碟。核心 App 無需雲端主機或模型 API；套件須遵守各自授權並在交付中保留來源。建議預留文件印製、受試者相關支出與可選 API 實驗費，金額由老師與學生確認，不引用過期補助標準當作本案預算。</w:t>
-      </w:r>
-    </w:p>
-    <w:p>
-      <w:pPr>
-        <w:jc w:val="both"/>
-      </w:pPr>
-      <w:r>
-        <w:rPr>
-          <w:rFonts w:ascii="Arial" w:hAnsi="Arial" w:eastAsia="PingFang TC"/>
-          <w:color w:val="000000"/>
-          <w:sz w:val="22"/>
-        </w:rPr>
-        <w:t>若只進行本機功能与 Token 實驗，新增模型 API 成本為零。若進行品質實驗，先依提示詞／輸出長度、樣本數與重複次數估算上限，完成預算決策後再執行。對外公開發布的 Apple Developer 費用與 notarization 亦屬另一項部署決策。</w:t>
-      </w:r>
-    </w:p>
-    <w:p>
-      <w:pPr>
-        <w:pStyle w:val="Heading1"/>
-      </w:pPr>
-      <w:r>
-        <w:t>十一 風險與因應</w:t>
+        <w:t>開發完成不代表研究問題已經成立。專題會分別驗證功能、Token 變化與實際使用效果。</w:t>
       </w:r>
     </w:p>
     <w:tbl>
       <w:tblPr>
         <w:tblW w:type="auto" w:w="0"/>
         <w:jc w:val="center"/>
-        <w:tblLayout w:type="autofit"/>
+        <w:tblLayout w:type="fixed"/>
         <w:tblLook w:firstColumn="1" w:firstRow="1" w:lastColumn="0" w:lastRow="0" w:noHBand="0" w:noVBand="1" w:val="04A0"/>
         <w:tblBorders>
           <w:top w:val="single" w:sz="5" w:color="D9D9D9"/>
@@ -2932,92 +2832,95 @@
         </w:tblBorders>
       </w:tblPr>
       <w:tblGrid>
-        <w:gridCol w:w="3213"/>
-        <w:gridCol w:w="3213"/>
-        <w:gridCol w:w="3213"/>
+        <w:gridCol w:w="3289"/>
+        <w:gridCol w:w="3289"/>
+        <w:gridCol w:w="3289"/>
       </w:tblGrid>
       <w:tr>
-        <w:trPr>
-          <w:tblHeader w:val="true"/>
-        </w:trPr>
         <w:tc>
           <w:tcPr>
-            <w:tcW w:type="dxa" w:w="3213"/>
+            <w:tcW w:type="dxa" w:w="2268"/>
+            <w:shd w:fill="355C7D"/>
+            <w:tcMar>
+              <w:top w:w="150" w:type="dxa"/>
+              <w:start w:w="140" w:type="dxa"/>
+              <w:bottom w:w="150" w:type="dxa"/>
+              <w:end w:w="140" w:type="dxa"/>
+            </w:tcMar>
             <w:vAlign w:val="center"/>
-            <w:tcMar>
-              <w:top w:w="100" w:type="dxa"/>
-              <w:start w:w="120" w:type="dxa"/>
-              <w:bottom w:w="100" w:type="dxa"/>
-              <w:end w:w="120" w:type="dxa"/>
-            </w:tcMar>
-            <w:shd w:fill="6C493B"/>
           </w:tcPr>
           <w:p>
             <w:pPr>
               <w:spacing w:after="0"/>
+              <w:jc w:val="center"/>
             </w:pPr>
             <w:r>
               <w:rPr>
                 <w:rFonts w:ascii="Arial" w:hAnsi="Arial" w:eastAsia="PingFang TC"/>
                 <w:b/>
+                <w:i w:val="0"/>
                 <w:color w:val="FFFFFF"/>
                 <w:sz w:val="19"/>
               </w:rPr>
-              <w:t>風險</w:t>
+              <w:t>要驗證什麼</w:t>
             </w:r>
           </w:p>
         </w:tc>
         <w:tc>
           <w:tcPr>
-            <w:tcW w:type="dxa" w:w="3213"/>
+            <w:tcW w:type="dxa" w:w="4082"/>
+            <w:shd w:fill="355C7D"/>
+            <w:tcMar>
+              <w:top w:w="150" w:type="dxa"/>
+              <w:start w:w="140" w:type="dxa"/>
+              <w:bottom w:w="150" w:type="dxa"/>
+              <w:end w:w="140" w:type="dxa"/>
+            </w:tcMar>
             <w:vAlign w:val="center"/>
-            <w:tcMar>
-              <w:top w:w="100" w:type="dxa"/>
-              <w:start w:w="120" w:type="dxa"/>
-              <w:bottom w:w="100" w:type="dxa"/>
-              <w:end w:w="120" w:type="dxa"/>
-            </w:tcMar>
-            <w:shd w:fill="6C493B"/>
           </w:tcPr>
           <w:p>
             <w:pPr>
               <w:spacing w:after="0"/>
+              <w:jc w:val="center"/>
             </w:pPr>
             <w:r>
               <w:rPr>
                 <w:rFonts w:ascii="Arial" w:hAnsi="Arial" w:eastAsia="PingFang TC"/>
                 <w:b/>
+                <w:i w:val="0"/>
                 <w:color w:val="FFFFFF"/>
                 <w:sz w:val="19"/>
               </w:rPr>
-              <w:t>影響</w:t>
+              <w:t>怎麼測</w:t>
             </w:r>
           </w:p>
         </w:tc>
         <w:tc>
           <w:tcPr>
-            <w:tcW w:type="dxa" w:w="3213"/>
+            <w:tcW w:type="dxa" w:w="3288"/>
+            <w:shd w:fill="355C7D"/>
+            <w:tcMar>
+              <w:top w:w="150" w:type="dxa"/>
+              <w:start w:w="140" w:type="dxa"/>
+              <w:bottom w:w="150" w:type="dxa"/>
+              <w:end w:w="140" w:type="dxa"/>
+            </w:tcMar>
             <w:vAlign w:val="center"/>
-            <w:tcMar>
-              <w:top w:w="100" w:type="dxa"/>
-              <w:start w:w="120" w:type="dxa"/>
-              <w:bottom w:w="100" w:type="dxa"/>
-              <w:end w:w="120" w:type="dxa"/>
-            </w:tcMar>
-            <w:shd w:fill="6C493B"/>
           </w:tcPr>
           <w:p>
             <w:pPr>
               <w:spacing w:after="0"/>
+              <w:jc w:val="center"/>
             </w:pPr>
             <w:r>
               <w:rPr>
                 <w:rFonts w:ascii="Arial" w:hAnsi="Arial" w:eastAsia="PingFang TC"/>
                 <w:b/>
+                <w:i w:val="0"/>
                 <w:color w:val="FFFFFF"/>
                 <w:sz w:val="19"/>
               </w:rPr>
-              <w:t>因應</w:t>
+              <w:t>判斷方式</w:t>
             </w:r>
           </w:p>
         </w:tc>
@@ -3025,82 +2928,88 @@
       <w:tr>
         <w:tc>
           <w:tcPr>
-            <w:tcW w:type="dxa" w:w="3213"/>
+            <w:tcW w:type="dxa" w:w="2268"/>
+            <w:shd w:fill="FFFFFF"/>
+            <w:tcMar>
+              <w:top w:w="130" w:type="dxa"/>
+              <w:start w:w="150" w:type="dxa"/>
+              <w:bottom w:w="130" w:type="dxa"/>
+              <w:end w:w="150" w:type="dxa"/>
+            </w:tcMar>
             <w:vAlign w:val="center"/>
-            <w:tcMar>
-              <w:top w:w="100" w:type="dxa"/>
-              <w:start w:w="120" w:type="dxa"/>
-              <w:bottom w:w="100" w:type="dxa"/>
-              <w:end w:w="120" w:type="dxa"/>
-            </w:tcMar>
-            <w:shd w:fill="FFFFFF"/>
           </w:tcPr>
           <w:p>
             <w:pPr>
               <w:spacing w:after="0"/>
+              <w:jc w:val="center"/>
             </w:pPr>
             <w:r>
               <w:rPr>
                 <w:rFonts w:ascii="Arial" w:hAnsi="Arial" w:eastAsia="PingFang TC"/>
                 <w:b w:val="0"/>
-                <w:color w:val="000000"/>
+                <w:i w:val="0"/>
+                <w:color w:val="1F1F1F"/>
                 <w:sz w:val="19"/>
               </w:rPr>
-              <w:t>精簡刪除必要語意</w:t>
+              <w:t>功能是否可靠</w:t>
             </w:r>
           </w:p>
         </w:tc>
         <w:tc>
           <w:tcPr>
-            <w:tcW w:type="dxa" w:w="3213"/>
+            <w:tcW w:type="dxa" w:w="4082"/>
+            <w:shd w:fill="FFFFFF"/>
+            <w:tcMar>
+              <w:top w:w="130" w:type="dxa"/>
+              <w:start w:w="150" w:type="dxa"/>
+              <w:bottom w:w="130" w:type="dxa"/>
+              <w:end w:w="150" w:type="dxa"/>
+            </w:tcMar>
             <w:vAlign w:val="center"/>
-            <w:tcMar>
-              <w:top w:w="100" w:type="dxa"/>
-              <w:start w:w="120" w:type="dxa"/>
-              <w:bottom w:w="100" w:type="dxa"/>
-              <w:end w:w="120" w:type="dxa"/>
-            </w:tcMar>
-            <w:shd w:fill="FFFFFF"/>
           </w:tcPr>
           <w:p>
             <w:pPr>
               <w:spacing w:after="0"/>
+              <w:jc w:val="left"/>
             </w:pPr>
             <w:r>
               <w:rPr>
                 <w:rFonts w:ascii="Arial" w:hAnsi="Arial" w:eastAsia="PingFang TC"/>
                 <w:b w:val="0"/>
-                <w:color w:val="000000"/>
+                <w:i w:val="0"/>
+                <w:color w:val="1F1F1F"/>
                 <w:sz w:val="19"/>
               </w:rPr>
-              <w:t>模型結果退步</w:t>
+              <w:t>測試資料庫、版本、Diff、備份、復原與路徑安全</w:t>
             </w:r>
           </w:p>
         </w:tc>
         <w:tc>
           <w:tcPr>
-            <w:tcW w:type="dxa" w:w="3213"/>
+            <w:tcW w:type="dxa" w:w="3288"/>
+            <w:shd w:fill="FFFFFF"/>
+            <w:tcMar>
+              <w:top w:w="130" w:type="dxa"/>
+              <w:start w:w="150" w:type="dxa"/>
+              <w:bottom w:w="130" w:type="dxa"/>
+              <w:end w:w="150" w:type="dxa"/>
+            </w:tcMar>
             <w:vAlign w:val="center"/>
-            <w:tcMar>
-              <w:top w:w="100" w:type="dxa"/>
-              <w:start w:w="120" w:type="dxa"/>
-              <w:bottom w:w="100" w:type="dxa"/>
-              <w:end w:w="120" w:type="dxa"/>
-            </w:tcMar>
-            <w:shd w:fill="FFFFFF"/>
           </w:tcPr>
           <w:p>
             <w:pPr>
               <w:spacing w:after="0"/>
+              <w:jc w:val="center"/>
             </w:pPr>
             <w:r>
               <w:rPr>
                 <w:rFonts w:ascii="Arial" w:hAnsi="Arial" w:eastAsia="PingFang TC"/>
                 <w:b w:val="0"/>
-                <w:color w:val="000000"/>
+                <w:i w:val="0"/>
+                <w:color w:val="1F1F1F"/>
                 <w:sz w:val="19"/>
               </w:rPr>
-              <w:t>規則範圍小、Diff、人工選擇、品質實驗</w:t>
+              <w:t>自動測試全部通過</w:t>
             </w:r>
           </w:p>
         </w:tc>
@@ -3108,82 +3017,88 @@
       <w:tr>
         <w:tc>
           <w:tcPr>
-            <w:tcW w:type="dxa" w:w="3213"/>
+            <w:tcW w:type="dxa" w:w="2268"/>
+            <w:shd w:fill="F7F7F7"/>
+            <w:tcMar>
+              <w:top w:w="130" w:type="dxa"/>
+              <w:start w:w="150" w:type="dxa"/>
+              <w:bottom w:w="130" w:type="dxa"/>
+              <w:end w:w="150" w:type="dxa"/>
+            </w:tcMar>
             <w:vAlign w:val="center"/>
-            <w:tcMar>
-              <w:top w:w="100" w:type="dxa"/>
-              <w:start w:w="120" w:type="dxa"/>
-              <w:bottom w:w="100" w:type="dxa"/>
-              <w:end w:w="120" w:type="dxa"/>
-            </w:tcMar>
-            <w:shd w:fill="F6F1EC"/>
           </w:tcPr>
           <w:p>
             <w:pPr>
               <w:spacing w:after="0"/>
+              <w:jc w:val="center"/>
             </w:pPr>
             <w:r>
               <w:rPr>
                 <w:rFonts w:ascii="Arial" w:hAnsi="Arial" w:eastAsia="PingFang TC"/>
                 <w:b w:val="0"/>
-                <w:color w:val="000000"/>
+                <w:i w:val="0"/>
+                <w:color w:val="1F1F1F"/>
                 <w:sz w:val="19"/>
               </w:rPr>
-              <w:t>Token 數不等於實際帳單</w:t>
+              <w:t>Token 是否減少</w:t>
             </w:r>
           </w:p>
         </w:tc>
         <w:tc>
           <w:tcPr>
-            <w:tcW w:type="dxa" w:w="3213"/>
+            <w:tcW w:type="dxa" w:w="4082"/>
+            <w:shd w:fill="F7F7F7"/>
+            <w:tcMar>
+              <w:top w:w="130" w:type="dxa"/>
+              <w:start w:w="150" w:type="dxa"/>
+              <w:bottom w:w="130" w:type="dxa"/>
+              <w:end w:w="150" w:type="dxa"/>
+            </w:tcMar>
             <w:vAlign w:val="center"/>
-            <w:tcMar>
-              <w:top w:w="100" w:type="dxa"/>
-              <w:start w:w="120" w:type="dxa"/>
-              <w:bottom w:w="100" w:type="dxa"/>
-              <w:end w:w="120" w:type="dxa"/>
-            </w:tcMar>
-            <w:shd w:fill="F6F1EC"/>
           </w:tcPr>
           <w:p>
             <w:pPr>
               <w:spacing w:after="0"/>
+              <w:jc w:val="left"/>
             </w:pPr>
             <w:r>
               <w:rPr>
                 <w:rFonts w:ascii="Arial" w:hAnsi="Arial" w:eastAsia="PingFang TC"/>
                 <w:b w:val="0"/>
-                <w:color w:val="000000"/>
+                <w:i w:val="0"/>
+                <w:color w:val="1F1F1F"/>
                 <w:sz w:val="19"/>
               </w:rPr>
-              <w:t>費用誤判</w:t>
+              <w:t>比較原文與候選，記錄沒有改善的樣本</w:t>
             </w:r>
           </w:p>
         </w:tc>
         <w:tc>
           <w:tcPr>
-            <w:tcW w:type="dxa" w:w="3213"/>
+            <w:tcW w:type="dxa" w:w="3288"/>
+            <w:shd w:fill="F7F7F7"/>
+            <w:tcMar>
+              <w:top w:w="130" w:type="dxa"/>
+              <w:start w:w="150" w:type="dxa"/>
+              <w:bottom w:w="130" w:type="dxa"/>
+              <w:end w:w="150" w:type="dxa"/>
+            </w:tcMar>
             <w:vAlign w:val="center"/>
-            <w:tcMar>
-              <w:top w:w="100" w:type="dxa"/>
-              <w:start w:w="120" w:type="dxa"/>
-              <w:bottom w:w="100" w:type="dxa"/>
-              <w:end w:w="120" w:type="dxa"/>
-            </w:tcMar>
-            <w:shd w:fill="F6F1EC"/>
           </w:tcPr>
           <w:p>
             <w:pPr>
               <w:spacing w:after="0"/>
+              <w:jc w:val="left"/>
             </w:pPr>
             <w:r>
               <w:rPr>
                 <w:rFonts w:ascii="Arial" w:hAnsi="Arial" w:eastAsia="PingFang TC"/>
                 <w:b w:val="0"/>
-                <w:color w:val="000000"/>
+                <w:i w:val="0"/>
+                <w:color w:val="1F1F1F"/>
                 <w:sz w:val="19"/>
               </w:rPr>
-              <w:t>顯示 encoding、計算範圍與自訂單價</w:t>
+              <w:t>平均值、中位數、範圍與零改善比例</w:t>
             </w:r>
           </w:p>
         </w:tc>
@@ -3191,82 +3106,88 @@
       <w:tr>
         <w:tc>
           <w:tcPr>
-            <w:tcW w:type="dxa" w:w="3213"/>
+            <w:tcW w:type="dxa" w:w="2268"/>
+            <w:shd w:fill="FFFFFF"/>
+            <w:tcMar>
+              <w:top w:w="130" w:type="dxa"/>
+              <w:start w:w="150" w:type="dxa"/>
+              <w:bottom w:w="130" w:type="dxa"/>
+              <w:end w:w="150" w:type="dxa"/>
+            </w:tcMar>
             <w:vAlign w:val="center"/>
-            <w:tcMar>
-              <w:top w:w="100" w:type="dxa"/>
-              <w:start w:w="120" w:type="dxa"/>
-              <w:bottom w:w="100" w:type="dxa"/>
-              <w:end w:w="120" w:type="dxa"/>
-            </w:tcMar>
-            <w:shd w:fill="FFFFFF"/>
           </w:tcPr>
           <w:p>
             <w:pPr>
               <w:spacing w:after="0"/>
+              <w:jc w:val="center"/>
             </w:pPr>
             <w:r>
               <w:rPr>
                 <w:rFonts w:ascii="Arial" w:hAnsi="Arial" w:eastAsia="PingFang TC"/>
                 <w:b w:val="0"/>
-                <w:color w:val="000000"/>
+                <w:i w:val="0"/>
+                <w:color w:val="1F1F1F"/>
                 <w:sz w:val="19"/>
               </w:rPr>
-              <w:t>規格與價格過期</w:t>
+              <w:t>內容品質是否保留</w:t>
             </w:r>
           </w:p>
         </w:tc>
         <w:tc>
           <w:tcPr>
-            <w:tcW w:type="dxa" w:w="3213"/>
+            <w:tcW w:type="dxa" w:w="4082"/>
+            <w:shd w:fill="FFFFFF"/>
+            <w:tcMar>
+              <w:top w:w="130" w:type="dxa"/>
+              <w:start w:w="150" w:type="dxa"/>
+              <w:bottom w:w="130" w:type="dxa"/>
+              <w:end w:w="150" w:type="dxa"/>
+            </w:tcMar>
             <w:vAlign w:val="center"/>
-            <w:tcMar>
-              <w:top w:w="100" w:type="dxa"/>
-              <w:start w:w="120" w:type="dxa"/>
-              <w:bottom w:w="100" w:type="dxa"/>
-              <w:end w:w="120" w:type="dxa"/>
-            </w:tcMar>
-            <w:shd w:fill="FFFFFF"/>
           </w:tcPr>
           <w:p>
             <w:pPr>
               <w:spacing w:after="0"/>
+              <w:jc w:val="left"/>
             </w:pPr>
             <w:r>
               <w:rPr>
                 <w:rFonts w:ascii="Arial" w:hAnsi="Arial" w:eastAsia="PingFang TC"/>
                 <w:b w:val="0"/>
-                <w:color w:val="000000"/>
+                <w:i w:val="0"/>
+                <w:color w:val="1F1F1F"/>
                 <w:sz w:val="19"/>
               </w:rPr>
-              <w:t>平台相容資訊錯誤</w:t>
+              <w:t>固定模型與條件，比較原文和候選輸出</w:t>
             </w:r>
           </w:p>
         </w:tc>
         <w:tc>
           <w:tcPr>
-            <w:tcW w:type="dxa" w:w="3213"/>
+            <w:tcW w:type="dxa" w:w="3288"/>
+            <w:shd w:fill="FFFFFF"/>
+            <w:tcMar>
+              <w:top w:w="130" w:type="dxa"/>
+              <w:start w:w="150" w:type="dxa"/>
+              <w:bottom w:w="130" w:type="dxa"/>
+              <w:end w:w="150" w:type="dxa"/>
+            </w:tcMar>
             <w:vAlign w:val="center"/>
-            <w:tcMar>
-              <w:top w:w="100" w:type="dxa"/>
-              <w:start w:w="120" w:type="dxa"/>
-              <w:bottom w:w="100" w:type="dxa"/>
-              <w:end w:w="120" w:type="dxa"/>
-            </w:tcMar>
-            <w:shd w:fill="FFFFFF"/>
           </w:tcPr>
           <w:p>
             <w:pPr>
               <w:spacing w:after="0"/>
+              <w:jc w:val="left"/>
             </w:pPr>
             <w:r>
               <w:rPr>
                 <w:rFonts w:ascii="Arial" w:hAnsi="Arial" w:eastAsia="PingFang TC"/>
                 <w:b w:val="0"/>
-                <w:color w:val="000000"/>
+                <w:i w:val="0"/>
+                <w:color w:val="1F1F1F"/>
                 <w:sz w:val="19"/>
               </w:rPr>
-              <w:t>保存日期，查證後才更新；不承諾全平台精準</w:t>
+              <w:t>任務成功、事實保留、格式與限制</w:t>
             </w:r>
           </w:p>
         </w:tc>
@@ -3274,82 +3195,467 @@
       <w:tr>
         <w:tc>
           <w:tcPr>
-            <w:tcW w:type="dxa" w:w="3213"/>
+            <w:tcW w:type="dxa" w:w="2268"/>
+            <w:shd w:fill="F7F7F7"/>
+            <w:tcMar>
+              <w:top w:w="130" w:type="dxa"/>
+              <w:start w:w="150" w:type="dxa"/>
+              <w:bottom w:w="130" w:type="dxa"/>
+              <w:end w:w="150" w:type="dxa"/>
+            </w:tcMar>
             <w:vAlign w:val="center"/>
-            <w:tcMar>
-              <w:top w:w="100" w:type="dxa"/>
-              <w:start w:w="120" w:type="dxa"/>
-              <w:bottom w:w="100" w:type="dxa"/>
-              <w:end w:w="120" w:type="dxa"/>
-            </w:tcMar>
-            <w:shd w:fill="F6F1EC"/>
           </w:tcPr>
           <w:p>
             <w:pPr>
               <w:spacing w:after="0"/>
+              <w:jc w:val="center"/>
             </w:pPr>
             <w:r>
               <w:rPr>
                 <w:rFonts w:ascii="Arial" w:hAnsi="Arial" w:eastAsia="PingFang TC"/>
                 <w:b w:val="0"/>
-                <w:color w:val="000000"/>
+                <w:i w:val="0"/>
+                <w:color w:val="1F1F1F"/>
                 <w:sz w:val="19"/>
               </w:rPr>
-              <w:t>檔案被其他工具修改</w:t>
+              <w:t>管理是否更容易</w:t>
             </w:r>
           </w:p>
         </w:tc>
         <w:tc>
           <w:tcPr>
-            <w:tcW w:type="dxa" w:w="3213"/>
+            <w:tcW w:type="dxa" w:w="4082"/>
+            <w:shd w:fill="F7F7F7"/>
+            <w:tcMar>
+              <w:top w:w="130" w:type="dxa"/>
+              <w:start w:w="150" w:type="dxa"/>
+              <w:bottom w:w="130" w:type="dxa"/>
+              <w:end w:w="150" w:type="dxa"/>
+            </w:tcMar>
             <w:vAlign w:val="center"/>
-            <w:tcMar>
-              <w:top w:w="100" w:type="dxa"/>
-              <w:start w:w="120" w:type="dxa"/>
-              <w:bottom w:w="100" w:type="dxa"/>
-              <w:end w:w="120" w:type="dxa"/>
-            </w:tcMar>
-            <w:shd w:fill="F6F1EC"/>
           </w:tcPr>
           <w:p>
             <w:pPr>
               <w:spacing w:after="0"/>
+              <w:jc w:val="left"/>
             </w:pPr>
             <w:r>
               <w:rPr>
                 <w:rFonts w:ascii="Arial" w:hAnsi="Arial" w:eastAsia="PingFang TC"/>
                 <w:b w:val="0"/>
-                <w:color w:val="000000"/>
+                <w:i w:val="0"/>
+                <w:color w:val="1F1F1F"/>
                 <w:sz w:val="19"/>
               </w:rPr>
-              <w:t>覆蓋使用者內容</w:t>
+              <w:t>6 至 10 位受試者完成找 Prompt 任務</w:t>
             </w:r>
           </w:p>
         </w:tc>
         <w:tc>
           <w:tcPr>
-            <w:tcW w:type="dxa" w:w="3213"/>
+            <w:tcW w:type="dxa" w:w="3288"/>
+            <w:shd w:fill="F7F7F7"/>
+            <w:tcMar>
+              <w:top w:w="130" w:type="dxa"/>
+              <w:start w:w="150" w:type="dxa"/>
+              <w:bottom w:w="130" w:type="dxa"/>
+              <w:end w:w="150" w:type="dxa"/>
+            </w:tcMar>
             <w:vAlign w:val="center"/>
-            <w:tcMar>
-              <w:top w:w="100" w:type="dxa"/>
-              <w:start w:w="120" w:type="dxa"/>
-              <w:bottom w:w="100" w:type="dxa"/>
-              <w:end w:w="120" w:type="dxa"/>
-            </w:tcMar>
-            <w:shd w:fill="F6F1EC"/>
           </w:tcPr>
           <w:p>
             <w:pPr>
               <w:spacing w:after="0"/>
+              <w:jc w:val="left"/>
             </w:pPr>
             <w:r>
               <w:rPr>
                 <w:rFonts w:ascii="Arial" w:hAnsi="Arial" w:eastAsia="PingFang TC"/>
                 <w:b w:val="0"/>
-                <w:color w:val="000000"/>
+                <w:i w:val="0"/>
+                <w:color w:val="1F1F1F"/>
                 <w:sz w:val="19"/>
               </w:rPr>
-              <w:t>雜湊檢查、備份、拒絕陳舊預覽</w:t>
+              <w:t>時間、成功率、找錯版本與主觀難度</w:t>
+            </w:r>
+          </w:p>
+        </w:tc>
+      </w:tr>
+    </w:tbl>
+    <w:p>
+      <w:pPr>
+        <w:spacing w:after="20"/>
+      </w:pPr>
+    </w:p>
+    <w:p>
+      <w:pPr>
+        <w:pStyle w:val="Heading2"/>
+      </w:pPr>
+      <w:r>
+        <w:t>研究順序</w:t>
+      </w:r>
+    </w:p>
+    <w:tbl>
+      <w:tblPr>
+        <w:tblW w:type="auto" w:w="0"/>
+        <w:jc w:val="center"/>
+        <w:tblLayout w:type="fixed"/>
+        <w:tblLook w:firstColumn="1" w:firstRow="1" w:lastColumn="0" w:lastRow="0" w:noHBand="0" w:noVBand="1" w:val="04A0"/>
+        <w:tblBorders>
+          <w:top w:val="single" w:sz="0" w:color="FFFFFF"/>
+          <w:left w:val="single" w:sz="0" w:color="FFFFFF"/>
+          <w:bottom w:val="single" w:sz="0" w:color="FFFFFF"/>
+          <w:right w:val="single" w:sz="0" w:color="FFFFFF"/>
+          <w:insideH w:val="single" w:sz="0" w:color="FFFFFF"/>
+          <w:insideV w:val="single" w:sz="0" w:color="FFFFFF"/>
+        </w:tblBorders>
+      </w:tblPr>
+      <w:tblGrid>
+        <w:gridCol w:w="1409"/>
+        <w:gridCol w:w="1409"/>
+        <w:gridCol w:w="1409"/>
+        <w:gridCol w:w="1409"/>
+        <w:gridCol w:w="1409"/>
+        <w:gridCol w:w="1409"/>
+        <w:gridCol w:w="1409"/>
+      </w:tblGrid>
+      <w:tr>
+        <w:tc>
+          <w:tcPr>
+            <w:tcW w:type="dxa" w:w="1559"/>
+            <w:shd w:fill="F2E7DF"/>
+            <w:tcMar>
+              <w:top w:w="180" w:type="dxa"/>
+              <w:start w:w="120" w:type="dxa"/>
+              <w:bottom w:w="180" w:type="dxa"/>
+              <w:end w:w="120" w:type="dxa"/>
+            </w:tcMar>
+            <w:vAlign w:val="center"/>
+          </w:tcPr>
+          <w:p>
+            <w:pPr>
+              <w:spacing w:after="0"/>
+              <w:jc w:val="center"/>
+            </w:pPr>
+            <w:r>
+              <w:rPr>
+                <w:rFonts w:ascii="Arial" w:hAnsi="Arial" w:eastAsia="PingFang TC"/>
+                <w:b/>
+                <w:i w:val="0"/>
+                <w:color w:val="8B513A"/>
+                <w:sz w:val="26"/>
+              </w:rPr>
+              <w:t>1</w:t>
+              <w:br/>
+            </w:r>
+            <w:r>
+              <w:rPr>
+                <w:rFonts w:ascii="Arial" w:hAnsi="Arial" w:eastAsia="PingFang TC"/>
+                <w:b/>
+                <w:i w:val="0"/>
+                <w:color w:val="1F1F1F"/>
+                <w:sz w:val="19"/>
+              </w:rPr>
+              <w:t>功能測試</w:t>
+            </w:r>
+          </w:p>
+        </w:tc>
+        <w:tc>
+          <w:tcPr>
+            <w:tcW w:type="dxa" w:w="340"/>
+            <w:vAlign w:val="center"/>
+          </w:tcPr>
+          <w:p>
+            <w:pPr>
+              <w:spacing w:after="0"/>
+              <w:jc w:val="center"/>
+            </w:pPr>
+            <w:r>
+              <w:rPr>
+                <w:rFonts w:ascii="Arial" w:hAnsi="Arial" w:eastAsia="PingFang TC"/>
+                <w:b/>
+                <w:i w:val="0"/>
+                <w:color w:val="666666"/>
+                <w:sz w:val="28"/>
+              </w:rPr>
+              <w:t>→</w:t>
+            </w:r>
+          </w:p>
+        </w:tc>
+        <w:tc>
+          <w:tcPr>
+            <w:tcW w:type="dxa" w:w="1559"/>
+            <w:shd w:fill="EAF1F7"/>
+            <w:tcMar>
+              <w:top w:w="180" w:type="dxa"/>
+              <w:start w:w="120" w:type="dxa"/>
+              <w:bottom w:w="180" w:type="dxa"/>
+              <w:end w:w="120" w:type="dxa"/>
+            </w:tcMar>
+            <w:vAlign w:val="center"/>
+          </w:tcPr>
+          <w:p>
+            <w:pPr>
+              <w:spacing w:after="0"/>
+              <w:jc w:val="center"/>
+            </w:pPr>
+            <w:r>
+              <w:rPr>
+                <w:rFonts w:ascii="Arial" w:hAnsi="Arial" w:eastAsia="PingFang TC"/>
+                <w:b/>
+                <w:i w:val="0"/>
+                <w:color w:val="8B513A"/>
+                <w:sz w:val="26"/>
+              </w:rPr>
+              <w:t>2</w:t>
+              <w:br/>
+            </w:r>
+            <w:r>
+              <w:rPr>
+                <w:rFonts w:ascii="Arial" w:hAnsi="Arial" w:eastAsia="PingFang TC"/>
+                <w:b/>
+                <w:i w:val="0"/>
+                <w:color w:val="1F1F1F"/>
+                <w:sz w:val="19"/>
+              </w:rPr>
+              <w:t>Token 測量</w:t>
+            </w:r>
+          </w:p>
+        </w:tc>
+        <w:tc>
+          <w:tcPr>
+            <w:tcW w:type="dxa" w:w="340"/>
+            <w:vAlign w:val="center"/>
+          </w:tcPr>
+          <w:p>
+            <w:pPr>
+              <w:spacing w:after="0"/>
+              <w:jc w:val="center"/>
+            </w:pPr>
+            <w:r>
+              <w:rPr>
+                <w:rFonts w:ascii="Arial" w:hAnsi="Arial" w:eastAsia="PingFang TC"/>
+                <w:b/>
+                <w:i w:val="0"/>
+                <w:color w:val="666666"/>
+                <w:sz w:val="28"/>
+              </w:rPr>
+              <w:t>→</w:t>
+            </w:r>
+          </w:p>
+        </w:tc>
+        <w:tc>
+          <w:tcPr>
+            <w:tcW w:type="dxa" w:w="1559"/>
+            <w:shd w:fill="F2E7DF"/>
+            <w:tcMar>
+              <w:top w:w="180" w:type="dxa"/>
+              <w:start w:w="120" w:type="dxa"/>
+              <w:bottom w:w="180" w:type="dxa"/>
+              <w:end w:w="120" w:type="dxa"/>
+            </w:tcMar>
+            <w:vAlign w:val="center"/>
+          </w:tcPr>
+          <w:p>
+            <w:pPr>
+              <w:spacing w:after="0"/>
+              <w:jc w:val="center"/>
+            </w:pPr>
+            <w:r>
+              <w:rPr>
+                <w:rFonts w:ascii="Arial" w:hAnsi="Arial" w:eastAsia="PingFang TC"/>
+                <w:b/>
+                <w:i w:val="0"/>
+                <w:color w:val="8B513A"/>
+                <w:sz w:val="26"/>
+              </w:rPr>
+              <w:t>3</w:t>
+              <w:br/>
+            </w:r>
+            <w:r>
+              <w:rPr>
+                <w:rFonts w:ascii="Arial" w:hAnsi="Arial" w:eastAsia="PingFang TC"/>
+                <w:b/>
+                <w:i w:val="0"/>
+                <w:color w:val="1F1F1F"/>
+                <w:sz w:val="19"/>
+              </w:rPr>
+              <w:t>真人試用</w:t>
+            </w:r>
+          </w:p>
+        </w:tc>
+        <w:tc>
+          <w:tcPr>
+            <w:tcW w:type="dxa" w:w="340"/>
+            <w:vAlign w:val="center"/>
+          </w:tcPr>
+          <w:p>
+            <w:pPr>
+              <w:spacing w:after="0"/>
+              <w:jc w:val="center"/>
+            </w:pPr>
+            <w:r>
+              <w:rPr>
+                <w:rFonts w:ascii="Arial" w:hAnsi="Arial" w:eastAsia="PingFang TC"/>
+                <w:b/>
+                <w:i w:val="0"/>
+                <w:color w:val="666666"/>
+                <w:sz w:val="28"/>
+              </w:rPr>
+              <w:t>→</w:t>
+            </w:r>
+          </w:p>
+        </w:tc>
+        <w:tc>
+          <w:tcPr>
+            <w:tcW w:type="dxa" w:w="1559"/>
+            <w:shd w:fill="EAF1F7"/>
+            <w:tcMar>
+              <w:top w:w="180" w:type="dxa"/>
+              <w:start w:w="120" w:type="dxa"/>
+              <w:bottom w:w="180" w:type="dxa"/>
+              <w:end w:w="120" w:type="dxa"/>
+            </w:tcMar>
+            <w:vAlign w:val="center"/>
+          </w:tcPr>
+          <w:p>
+            <w:pPr>
+              <w:spacing w:after="0"/>
+              <w:jc w:val="center"/>
+            </w:pPr>
+            <w:r>
+              <w:rPr>
+                <w:rFonts w:ascii="Arial" w:hAnsi="Arial" w:eastAsia="PingFang TC"/>
+                <w:b/>
+                <w:i w:val="0"/>
+                <w:color w:val="8B513A"/>
+                <w:sz w:val="26"/>
+              </w:rPr>
+              <w:t>4</w:t>
+              <w:br/>
+            </w:r>
+            <w:r>
+              <w:rPr>
+                <w:rFonts w:ascii="Arial" w:hAnsi="Arial" w:eastAsia="PingFang TC"/>
+                <w:b/>
+                <w:i w:val="0"/>
+                <w:color w:val="1F1F1F"/>
+                <w:sz w:val="19"/>
+              </w:rPr>
+              <w:t>品質比較</w:t>
+            </w:r>
+          </w:p>
+        </w:tc>
+      </w:tr>
+    </w:tbl>
+    <w:p>
+      <w:pPr>
+        <w:spacing w:after="20"/>
+      </w:pPr>
+    </w:p>
+    <w:p>
+      <w:pPr>
+        <w:spacing w:before="100" w:after="100"/>
+      </w:pPr>
+      <w:r>
+        <w:rPr>
+          <w:rFonts w:ascii="Arial" w:hAnsi="Arial" w:eastAsia="PingFang TC"/>
+          <w:b w:val="0"/>
+          <w:i w:val="0"/>
+          <w:color w:val="666666"/>
+          <w:sz w:val="21"/>
+        </w:rPr>
+        <w:t>目前已完成工程測試與 V1.4 Web/桌面 smoke test。真人可用性研究及模型輸出品質比較尚未執行，因此文件不宣稱已證明節省比例或品質等效。</w:t>
+      </w:r>
+    </w:p>
+    <w:p>
+      <w:r>
+        <w:br w:type="page"/>
+      </w:r>
+    </w:p>
+    <w:p>
+      <w:pPr>
+        <w:pStyle w:val="Heading1"/>
+      </w:pPr>
+      <w:r>
+        <w:t>目前進度與後續安排</w:t>
+      </w:r>
+    </w:p>
+    <w:tbl>
+      <w:tblPr>
+        <w:tblW w:type="auto" w:w="0"/>
+        <w:jc w:val="center"/>
+        <w:tblLayout w:type="fixed"/>
+        <w:tblLook w:firstColumn="1" w:firstRow="1" w:lastColumn="0" w:lastRow="0" w:noHBand="0" w:noVBand="1" w:val="04A0"/>
+        <w:tblBorders>
+          <w:top w:val="single" w:sz="5" w:color="D9D9D9"/>
+          <w:left w:val="single" w:sz="5" w:color="D9D9D9"/>
+          <w:bottom w:val="single" w:sz="5" w:color="D9D9D9"/>
+          <w:right w:val="single" w:sz="5" w:color="D9D9D9"/>
+          <w:insideH w:val="single" w:sz="5" w:color="D9D9D9"/>
+          <w:insideV w:val="single" w:sz="5" w:color="D9D9D9"/>
+        </w:tblBorders>
+      </w:tblPr>
+      <w:tblGrid>
+        <w:gridCol w:w="4933"/>
+        <w:gridCol w:w="4933"/>
+      </w:tblGrid>
+      <w:tr>
+        <w:tc>
+          <w:tcPr>
+            <w:tcW w:type="dxa" w:w="1984"/>
+            <w:shd w:fill="355C7D"/>
+            <w:tcMar>
+              <w:top w:w="150" w:type="dxa"/>
+              <w:start w:w="140" w:type="dxa"/>
+              <w:bottom w:w="150" w:type="dxa"/>
+              <w:end w:w="140" w:type="dxa"/>
+            </w:tcMar>
+            <w:vAlign w:val="center"/>
+          </w:tcPr>
+          <w:p>
+            <w:pPr>
+              <w:spacing w:after="0"/>
+              <w:jc w:val="center"/>
+            </w:pPr>
+            <w:r>
+              <w:rPr>
+                <w:rFonts w:ascii="Arial" w:hAnsi="Arial" w:eastAsia="PingFang TC"/>
+                <w:b/>
+                <w:i w:val="0"/>
+                <w:color w:val="FFFFFF"/>
+                <w:sz w:val="20"/>
+              </w:rPr>
+              <w:t>狀態</w:t>
+            </w:r>
+          </w:p>
+        </w:tc>
+        <w:tc>
+          <w:tcPr>
+            <w:tcW w:type="dxa" w:w="7654"/>
+            <w:shd w:fill="355C7D"/>
+            <w:tcMar>
+              <w:top w:w="150" w:type="dxa"/>
+              <w:start w:w="140" w:type="dxa"/>
+              <w:bottom w:w="150" w:type="dxa"/>
+              <w:end w:w="140" w:type="dxa"/>
+            </w:tcMar>
+            <w:vAlign w:val="center"/>
+          </w:tcPr>
+          <w:p>
+            <w:pPr>
+              <w:spacing w:after="0"/>
+              <w:jc w:val="center"/>
+            </w:pPr>
+            <w:r>
+              <w:rPr>
+                <w:rFonts w:ascii="Arial" w:hAnsi="Arial" w:eastAsia="PingFang TC"/>
+                <w:b/>
+                <w:i w:val="0"/>
+                <w:color w:val="FFFFFF"/>
+                <w:sz w:val="20"/>
+              </w:rPr>
+              <w:t>內容</w:t>
             </w:r>
           </w:p>
         </w:tc>
@@ -3357,82 +3663,59 @@
       <w:tr>
         <w:tc>
           <w:tcPr>
-            <w:tcW w:type="dxa" w:w="3213"/>
+            <w:tcW w:type="dxa" w:w="1984"/>
+            <w:shd w:fill="FFFFFF"/>
+            <w:tcMar>
+              <w:top w:w="130" w:type="dxa"/>
+              <w:start w:w="150" w:type="dxa"/>
+              <w:bottom w:w="130" w:type="dxa"/>
+              <w:end w:w="150" w:type="dxa"/>
+            </w:tcMar>
             <w:vAlign w:val="center"/>
-            <w:tcMar>
-              <w:top w:w="100" w:type="dxa"/>
-              <w:start w:w="120" w:type="dxa"/>
-              <w:bottom w:w="100" w:type="dxa"/>
-              <w:end w:w="120" w:type="dxa"/>
-            </w:tcMar>
-            <w:shd w:fill="FFFFFF"/>
           </w:tcPr>
           <w:p>
             <w:pPr>
               <w:spacing w:after="0"/>
+              <w:jc w:val="center"/>
             </w:pPr>
             <w:r>
               <w:rPr>
                 <w:rFonts w:ascii="Arial" w:hAnsi="Arial" w:eastAsia="PingFang TC"/>
                 <w:b w:val="0"/>
-                <w:color w:val="000000"/>
-                <w:sz w:val="19"/>
+                <w:i w:val="0"/>
+                <w:color w:val="1F1F1F"/>
+                <w:sz w:val="20"/>
               </w:rPr>
-              <w:t>提示詞含憑證／敏感內容</w:t>
+              <w:t>已完成</w:t>
             </w:r>
           </w:p>
         </w:tc>
         <w:tc>
           <w:tcPr>
-            <w:tcW w:type="dxa" w:w="3213"/>
+            <w:tcW w:type="dxa" w:w="7654"/>
+            <w:shd w:fill="FFFFFF"/>
+            <w:tcMar>
+              <w:top w:w="130" w:type="dxa"/>
+              <w:start w:w="150" w:type="dxa"/>
+              <w:bottom w:w="130" w:type="dxa"/>
+              <w:end w:w="150" w:type="dxa"/>
+            </w:tcMar>
             <w:vAlign w:val="center"/>
-            <w:tcMar>
-              <w:top w:w="100" w:type="dxa"/>
-              <w:start w:w="120" w:type="dxa"/>
-              <w:bottom w:w="100" w:type="dxa"/>
-              <w:end w:w="120" w:type="dxa"/>
-            </w:tcMar>
-            <w:shd w:fill="FFFFFF"/>
           </w:tcPr>
           <w:p>
             <w:pPr>
               <w:spacing w:after="0"/>
+              <w:jc w:val="left"/>
             </w:pPr>
             <w:r>
               <w:rPr>
                 <w:rFonts w:ascii="Arial" w:hAnsi="Arial" w:eastAsia="PingFang TC"/>
                 <w:b w:val="0"/>
-                <w:color w:val="000000"/>
-                <w:sz w:val="19"/>
+                <w:i w:val="0"/>
+                <w:color w:val="1F1F1F"/>
+                <w:sz w:val="20"/>
               </w:rPr>
-              <w:t>外部貼上時洩漏</w:t>
-            </w:r>
-          </w:p>
-        </w:tc>
-        <w:tc>
-          <w:tcPr>
-            <w:tcW w:type="dxa" w:w="3213"/>
-            <w:vAlign w:val="center"/>
-            <w:tcMar>
-              <w:top w:w="100" w:type="dxa"/>
-              <w:start w:w="120" w:type="dxa"/>
-              <w:bottom w:w="100" w:type="dxa"/>
-              <w:end w:w="120" w:type="dxa"/>
-            </w:tcMar>
-            <w:shd w:fill="FFFFFF"/>
-          </w:tcPr>
-          <w:p>
-            <w:pPr>
-              <w:spacing w:after="0"/>
-            </w:pPr>
-            <w:r>
-              <w:rPr>
-                <w:rFonts w:ascii="Arial" w:hAnsi="Arial" w:eastAsia="PingFang TC"/>
-                <w:b w:val="0"/>
-                <w:color w:val="000000"/>
-                <w:sz w:val="19"/>
-              </w:rPr>
-              <w:t>本機處理與疑似憑證提醒，使用去識別資料</w:t>
+              <w:t>共用 Web UI、macOS App、Prompt 工作台、群組、章節編輯、健檢、Gemini 設定與安全寫回</w:t>
             </w:r>
           </w:p>
         </w:tc>
@@ -3440,82 +3723,59 @@
       <w:tr>
         <w:tc>
           <w:tcPr>
-            <w:tcW w:type="dxa" w:w="3213"/>
+            <w:tcW w:type="dxa" w:w="1984"/>
+            <w:shd w:fill="F7F7F7"/>
+            <w:tcMar>
+              <w:top w:w="130" w:type="dxa"/>
+              <w:start w:w="150" w:type="dxa"/>
+              <w:bottom w:w="130" w:type="dxa"/>
+              <w:end w:w="150" w:type="dxa"/>
+            </w:tcMar>
             <w:vAlign w:val="center"/>
-            <w:tcMar>
-              <w:top w:w="100" w:type="dxa"/>
-              <w:start w:w="120" w:type="dxa"/>
-              <w:bottom w:w="100" w:type="dxa"/>
-              <w:end w:w="120" w:type="dxa"/>
-            </w:tcMar>
-            <w:shd w:fill="F6F1EC"/>
           </w:tcPr>
           <w:p>
             <w:pPr>
               <w:spacing w:after="0"/>
+              <w:jc w:val="center"/>
             </w:pPr>
             <w:r>
               <w:rPr>
                 <w:rFonts w:ascii="Arial" w:hAnsi="Arial" w:eastAsia="PingFang TC"/>
                 <w:b w:val="0"/>
-                <w:color w:val="000000"/>
-                <w:sz w:val="19"/>
+                <w:i w:val="0"/>
+                <w:color w:val="1F1F1F"/>
+                <w:sz w:val="20"/>
               </w:rPr>
-              <w:t>題目擴大為企業平台</w:t>
+              <w:t>已驗證</w:t>
             </w:r>
           </w:p>
         </w:tc>
         <w:tc>
           <w:tcPr>
-            <w:tcW w:type="dxa" w:w="3213"/>
+            <w:tcW w:type="dxa" w:w="7654"/>
+            <w:shd w:fill="F7F7F7"/>
+            <w:tcMar>
+              <w:top w:w="130" w:type="dxa"/>
+              <w:start w:w="150" w:type="dxa"/>
+              <w:bottom w:w="130" w:type="dxa"/>
+              <w:end w:w="150" w:type="dxa"/>
+            </w:tcMar>
             <w:vAlign w:val="center"/>
-            <w:tcMar>
-              <w:top w:w="100" w:type="dxa"/>
-              <w:start w:w="120" w:type="dxa"/>
-              <w:bottom w:w="100" w:type="dxa"/>
-              <w:end w:w="120" w:type="dxa"/>
-            </w:tcMar>
-            <w:shd w:fill="F6F1EC"/>
           </w:tcPr>
           <w:p>
             <w:pPr>
               <w:spacing w:after="0"/>
+              <w:jc w:val="left"/>
             </w:pPr>
             <w:r>
               <w:rPr>
                 <w:rFonts w:ascii="Arial" w:hAnsi="Arial" w:eastAsia="PingFang TC"/>
                 <w:b w:val="0"/>
-                <w:color w:val="000000"/>
-                <w:sz w:val="19"/>
+                <w:i w:val="0"/>
+                <w:color w:val="1F1F1F"/>
+                <w:sz w:val="20"/>
               </w:rPr>
-              <w:t>無法準時完成</w:t>
-            </w:r>
-          </w:p>
-        </w:tc>
-        <w:tc>
-          <w:tcPr>
-            <w:tcW w:type="dxa" w:w="3213"/>
-            <w:vAlign w:val="center"/>
-            <w:tcMar>
-              <w:top w:w="100" w:type="dxa"/>
-              <w:start w:w="120" w:type="dxa"/>
-              <w:bottom w:w="100" w:type="dxa"/>
-              <w:end w:w="120" w:type="dxa"/>
-            </w:tcMar>
-            <w:shd w:fill="F6F1EC"/>
-          </w:tcPr>
-          <w:p>
-            <w:pPr>
-              <w:spacing w:after="0"/>
-            </w:pPr>
-            <w:r>
-              <w:rPr>
-                <w:rFonts w:ascii="Arial" w:hAnsi="Arial" w:eastAsia="PingFang TC"/>
-                <w:b w:val="0"/>
-                <w:color w:val="000000"/>
-                <w:sz w:val="19"/>
-              </w:rPr>
-              <w:t>優先單人 macOS 核心與研究評估</w:t>
+              <w:t>52 項 Python 測試、V1.4 Web/桌面 smoke test、操作截圖、Word 與 PDF 文件</w:t>
             </w:r>
           </w:p>
         </w:tc>
@@ -3523,82 +3783,59 @@
       <w:tr>
         <w:tc>
           <w:tcPr>
-            <w:tcW w:type="dxa" w:w="3213"/>
+            <w:tcW w:type="dxa" w:w="1984"/>
+            <w:shd w:fill="FFFFFF"/>
+            <w:tcMar>
+              <w:top w:w="130" w:type="dxa"/>
+              <w:start w:w="150" w:type="dxa"/>
+              <w:bottom w:w="130" w:type="dxa"/>
+              <w:end w:w="150" w:type="dxa"/>
+            </w:tcMar>
             <w:vAlign w:val="center"/>
-            <w:tcMar>
-              <w:top w:w="100" w:type="dxa"/>
-              <w:start w:w="120" w:type="dxa"/>
-              <w:bottom w:w="100" w:type="dxa"/>
-              <w:end w:w="120" w:type="dxa"/>
-            </w:tcMar>
-            <w:shd w:fill="FFFFFF"/>
           </w:tcPr>
           <w:p>
             <w:pPr>
               <w:spacing w:after="0"/>
+              <w:jc w:val="center"/>
             </w:pPr>
             <w:r>
               <w:rPr>
                 <w:rFonts w:ascii="Arial" w:hAnsi="Arial" w:eastAsia="PingFang TC"/>
                 <w:b w:val="0"/>
-                <w:color w:val="000000"/>
-                <w:sz w:val="19"/>
+                <w:i w:val="0"/>
+                <w:color w:val="1F1F1F"/>
+                <w:sz w:val="20"/>
               </w:rPr>
-              <w:t>實驗樣本偏差</w:t>
+              <w:t>待完成</w:t>
             </w:r>
           </w:p>
         </w:tc>
         <w:tc>
           <w:tcPr>
-            <w:tcW w:type="dxa" w:w="3213"/>
+            <w:tcW w:type="dxa" w:w="7654"/>
+            <w:shd w:fill="FFFFFF"/>
+            <w:tcMar>
+              <w:top w:w="130" w:type="dxa"/>
+              <w:start w:w="150" w:type="dxa"/>
+              <w:bottom w:w="130" w:type="dxa"/>
+              <w:end w:w="150" w:type="dxa"/>
+            </w:tcMar>
             <w:vAlign w:val="center"/>
-            <w:tcMar>
-              <w:top w:w="100" w:type="dxa"/>
-              <w:start w:w="120" w:type="dxa"/>
-              <w:bottom w:w="100" w:type="dxa"/>
-              <w:end w:w="120" w:type="dxa"/>
-            </w:tcMar>
-            <w:shd w:fill="FFFFFF"/>
           </w:tcPr>
           <w:p>
             <w:pPr>
               <w:spacing w:after="0"/>
+              <w:jc w:val="left"/>
             </w:pPr>
             <w:r>
               <w:rPr>
                 <w:rFonts w:ascii="Arial" w:hAnsi="Arial" w:eastAsia="PingFang TC"/>
                 <w:b w:val="0"/>
-                <w:color w:val="000000"/>
-                <w:sz w:val="19"/>
+                <w:i w:val="0"/>
+                <w:color w:val="1F1F1F"/>
+                <w:sz w:val="20"/>
               </w:rPr>
-              <w:t>節省比例不可泛化</w:t>
-            </w:r>
-          </w:p>
-        </w:tc>
-        <w:tc>
-          <w:tcPr>
-            <w:tcW w:type="dxa" w:w="3213"/>
-            <w:vAlign w:val="center"/>
-            <w:tcMar>
-              <w:top w:w="100" w:type="dxa"/>
-              <w:start w:w="120" w:type="dxa"/>
-              <w:bottom w:w="100" w:type="dxa"/>
-              <w:end w:w="120" w:type="dxa"/>
-            </w:tcMar>
-            <w:shd w:fill="FFFFFF"/>
-          </w:tcPr>
-          <w:p>
-            <w:pPr>
-              <w:spacing w:after="0"/>
-            </w:pPr>
-            <w:r>
-              <w:rPr>
-                <w:rFonts w:ascii="Arial" w:hAnsi="Arial" w:eastAsia="PingFang TC"/>
-                <w:b w:val="0"/>
-                <w:color w:val="000000"/>
-                <w:sz w:val="19"/>
-              </w:rPr>
-              <w:t>揭露資料來源與零改善樣本，不編造結論</w:t>
+              <w:t>真人可用性研究、真實 Gemini API 帳號驗證、模型品質比較、正式報告與展示影片</w:t>
             </w:r>
           </w:p>
         </w:tc>
@@ -3606,41 +3843,745 @@
     </w:tbl>
     <w:p>
       <w:pPr>
-        <w:spacing w:after="40"/>
+        <w:spacing w:after="20"/>
       </w:pPr>
     </w:p>
     <w:p>
       <w:pPr>
-        <w:pStyle w:val="Heading1"/>
+        <w:pStyle w:val="Heading2"/>
       </w:pPr>
       <w:r>
-        <w:t>十二 預期成果與目前狀態</w:t>
+        <w:t>八週建議時程</w:t>
+      </w:r>
+    </w:p>
+    <w:tbl>
+      <w:tblPr>
+        <w:tblW w:type="auto" w:w="0"/>
+        <w:jc w:val="center"/>
+        <w:tblLayout w:type="fixed"/>
+        <w:tblLook w:firstColumn="1" w:firstRow="1" w:lastColumn="0" w:lastRow="0" w:noHBand="0" w:noVBand="1" w:val="04A0"/>
+        <w:tblBorders>
+          <w:top w:val="single" w:sz="5" w:color="D9D9D9"/>
+          <w:left w:val="single" w:sz="5" w:color="D9D9D9"/>
+          <w:bottom w:val="single" w:sz="5" w:color="D9D9D9"/>
+          <w:right w:val="single" w:sz="5" w:color="D9D9D9"/>
+          <w:insideH w:val="single" w:sz="5" w:color="D9D9D9"/>
+          <w:insideV w:val="single" w:sz="5" w:color="D9D9D9"/>
+        </w:tblBorders>
+      </w:tblPr>
+      <w:tblGrid>
+        <w:gridCol w:w="3289"/>
+        <w:gridCol w:w="3289"/>
+        <w:gridCol w:w="3289"/>
+      </w:tblGrid>
+      <w:tr>
+        <w:tc>
+          <w:tcPr>
+            <w:tcW w:type="dxa" w:w="1417"/>
+            <w:shd w:fill="355C7D"/>
+            <w:tcMar>
+              <w:top w:w="150" w:type="dxa"/>
+              <w:start w:w="140" w:type="dxa"/>
+              <w:bottom w:w="150" w:type="dxa"/>
+              <w:end w:w="140" w:type="dxa"/>
+            </w:tcMar>
+            <w:vAlign w:val="center"/>
+          </w:tcPr>
+          <w:p>
+            <w:pPr>
+              <w:spacing w:after="0"/>
+              <w:jc w:val="center"/>
+            </w:pPr>
+            <w:r>
+              <w:rPr>
+                <w:rFonts w:ascii="Arial" w:hAnsi="Arial" w:eastAsia="PingFang TC"/>
+                <w:b/>
+                <w:i w:val="0"/>
+                <w:color w:val="FFFFFF"/>
+                <w:sz w:val="19"/>
+              </w:rPr>
+              <w:t>週次</w:t>
+            </w:r>
+          </w:p>
+        </w:tc>
+        <w:tc>
+          <w:tcPr>
+            <w:tcW w:type="dxa" w:w="3969"/>
+            <w:shd w:fill="355C7D"/>
+            <w:tcMar>
+              <w:top w:w="150" w:type="dxa"/>
+              <w:start w:w="140" w:type="dxa"/>
+              <w:bottom w:w="150" w:type="dxa"/>
+              <w:end w:w="140" w:type="dxa"/>
+            </w:tcMar>
+            <w:vAlign w:val="center"/>
+          </w:tcPr>
+          <w:p>
+            <w:pPr>
+              <w:spacing w:after="0"/>
+              <w:jc w:val="center"/>
+            </w:pPr>
+            <w:r>
+              <w:rPr>
+                <w:rFonts w:ascii="Arial" w:hAnsi="Arial" w:eastAsia="PingFang TC"/>
+                <w:b/>
+                <w:i w:val="0"/>
+                <w:color w:val="FFFFFF"/>
+                <w:sz w:val="19"/>
+              </w:rPr>
+              <w:t>工作</w:t>
+            </w:r>
+          </w:p>
+        </w:tc>
+        <w:tc>
+          <w:tcPr>
+            <w:tcW w:type="dxa" w:w="4252"/>
+            <w:shd w:fill="355C7D"/>
+            <w:tcMar>
+              <w:top w:w="150" w:type="dxa"/>
+              <w:start w:w="140" w:type="dxa"/>
+              <w:bottom w:w="150" w:type="dxa"/>
+              <w:end w:w="140" w:type="dxa"/>
+            </w:tcMar>
+            <w:vAlign w:val="center"/>
+          </w:tcPr>
+          <w:p>
+            <w:pPr>
+              <w:spacing w:after="0"/>
+              <w:jc w:val="center"/>
+            </w:pPr>
+            <w:r>
+              <w:rPr>
+                <w:rFonts w:ascii="Arial" w:hAnsi="Arial" w:eastAsia="PingFang TC"/>
+                <w:b/>
+                <w:i w:val="0"/>
+                <w:color w:val="FFFFFF"/>
+                <w:sz w:val="19"/>
+              </w:rPr>
+              <w:t>交付內容</w:t>
+            </w:r>
+          </w:p>
+        </w:tc>
+      </w:tr>
+      <w:tr>
+        <w:tc>
+          <w:tcPr>
+            <w:tcW w:type="dxa" w:w="1417"/>
+            <w:shd w:fill="FFFFFF"/>
+            <w:tcMar>
+              <w:top w:w="130" w:type="dxa"/>
+              <w:start w:w="150" w:type="dxa"/>
+              <w:bottom w:w="130" w:type="dxa"/>
+              <w:end w:w="150" w:type="dxa"/>
+            </w:tcMar>
+            <w:vAlign w:val="center"/>
+          </w:tcPr>
+          <w:p>
+            <w:pPr>
+              <w:spacing w:after="0"/>
+              <w:jc w:val="center"/>
+            </w:pPr>
+            <w:r>
+              <w:rPr>
+                <w:rFonts w:ascii="Arial" w:hAnsi="Arial" w:eastAsia="PingFang TC"/>
+                <w:b w:val="0"/>
+                <w:i w:val="0"/>
+                <w:color w:val="1F1F1F"/>
+                <w:sz w:val="19"/>
+              </w:rPr>
+              <w:t>1</w:t>
+            </w:r>
+          </w:p>
+        </w:tc>
+        <w:tc>
+          <w:tcPr>
+            <w:tcW w:type="dxa" w:w="3969"/>
+            <w:shd w:fill="FFFFFF"/>
+            <w:tcMar>
+              <w:top w:w="130" w:type="dxa"/>
+              <w:start w:w="150" w:type="dxa"/>
+              <w:bottom w:w="130" w:type="dxa"/>
+              <w:end w:w="150" w:type="dxa"/>
+            </w:tcMar>
+            <w:vAlign w:val="center"/>
+          </w:tcPr>
+          <w:p>
+            <w:pPr>
+              <w:spacing w:after="0"/>
+              <w:jc w:val="center"/>
+            </w:pPr>
+            <w:r>
+              <w:rPr>
+                <w:rFonts w:ascii="Arial" w:hAnsi="Arial" w:eastAsia="PingFang TC"/>
+                <w:b w:val="0"/>
+                <w:i w:val="0"/>
+                <w:color w:val="1F1F1F"/>
+                <w:sz w:val="19"/>
+              </w:rPr>
+              <w:t>確認題目與研究方法</w:t>
+            </w:r>
+          </w:p>
+        </w:tc>
+        <w:tc>
+          <w:tcPr>
+            <w:tcW w:type="dxa" w:w="4252"/>
+            <w:shd w:fill="FFFFFF"/>
+            <w:tcMar>
+              <w:top w:w="130" w:type="dxa"/>
+              <w:start w:w="150" w:type="dxa"/>
+              <w:bottom w:w="130" w:type="dxa"/>
+              <w:end w:w="150" w:type="dxa"/>
+            </w:tcMar>
+            <w:vAlign w:val="center"/>
+          </w:tcPr>
+          <w:p>
+            <w:pPr>
+              <w:spacing w:after="0"/>
+              <w:jc w:val="center"/>
+            </w:pPr>
+            <w:r>
+              <w:rPr>
+                <w:rFonts w:ascii="Arial" w:hAnsi="Arial" w:eastAsia="PingFang TC"/>
+                <w:b w:val="0"/>
+                <w:i w:val="0"/>
+                <w:color w:val="1F1F1F"/>
+                <w:sz w:val="19"/>
+              </w:rPr>
+              <w:t>企劃與 Spec 定稿</w:t>
+            </w:r>
+          </w:p>
+        </w:tc>
+      </w:tr>
+      <w:tr>
+        <w:tc>
+          <w:tcPr>
+            <w:tcW w:type="dxa" w:w="1417"/>
+            <w:shd w:fill="F7F7F7"/>
+            <w:tcMar>
+              <w:top w:w="130" w:type="dxa"/>
+              <w:start w:w="150" w:type="dxa"/>
+              <w:bottom w:w="130" w:type="dxa"/>
+              <w:end w:w="150" w:type="dxa"/>
+            </w:tcMar>
+            <w:vAlign w:val="center"/>
+          </w:tcPr>
+          <w:p>
+            <w:pPr>
+              <w:spacing w:after="0"/>
+              <w:jc w:val="center"/>
+            </w:pPr>
+            <w:r>
+              <w:rPr>
+                <w:rFonts w:ascii="Arial" w:hAnsi="Arial" w:eastAsia="PingFang TC"/>
+                <w:b w:val="0"/>
+                <w:i w:val="0"/>
+                <w:color w:val="1F1F1F"/>
+                <w:sz w:val="19"/>
+              </w:rPr>
+              <w:t>2 至 3</w:t>
+            </w:r>
+          </w:p>
+        </w:tc>
+        <w:tc>
+          <w:tcPr>
+            <w:tcW w:type="dxa" w:w="3969"/>
+            <w:shd w:fill="F7F7F7"/>
+            <w:tcMar>
+              <w:top w:w="130" w:type="dxa"/>
+              <w:start w:w="150" w:type="dxa"/>
+              <w:bottom w:w="130" w:type="dxa"/>
+              <w:end w:w="150" w:type="dxa"/>
+            </w:tcMar>
+            <w:vAlign w:val="center"/>
+          </w:tcPr>
+          <w:p>
+            <w:pPr>
+              <w:spacing w:after="0"/>
+              <w:jc w:val="center"/>
+            </w:pPr>
+            <w:r>
+              <w:rPr>
+                <w:rFonts w:ascii="Arial" w:hAnsi="Arial" w:eastAsia="PingFang TC"/>
+                <w:b w:val="0"/>
+                <w:i w:val="0"/>
+                <w:color w:val="1F1F1F"/>
+                <w:sz w:val="19"/>
+              </w:rPr>
+              <w:t>整理功能與回歸測試</w:t>
+            </w:r>
+          </w:p>
+        </w:tc>
+        <w:tc>
+          <w:tcPr>
+            <w:tcW w:type="dxa" w:w="4252"/>
+            <w:shd w:fill="F7F7F7"/>
+            <w:tcMar>
+              <w:top w:w="130" w:type="dxa"/>
+              <w:start w:w="150" w:type="dxa"/>
+              <w:bottom w:w="130" w:type="dxa"/>
+              <w:end w:w="150" w:type="dxa"/>
+            </w:tcMar>
+            <w:vAlign w:val="center"/>
+          </w:tcPr>
+          <w:p>
+            <w:pPr>
+              <w:spacing w:after="0"/>
+              <w:jc w:val="center"/>
+            </w:pPr>
+            <w:r>
+              <w:rPr>
+                <w:rFonts w:ascii="Arial" w:hAnsi="Arial" w:eastAsia="PingFang TC"/>
+                <w:b w:val="0"/>
+                <w:i w:val="0"/>
+                <w:color w:val="1F1F1F"/>
+                <w:sz w:val="19"/>
+              </w:rPr>
+              <w:t>V1.4 可操作 App</w:t>
+            </w:r>
+          </w:p>
+        </w:tc>
+      </w:tr>
+      <w:tr>
+        <w:tc>
+          <w:tcPr>
+            <w:tcW w:type="dxa" w:w="1417"/>
+            <w:shd w:fill="FFFFFF"/>
+            <w:tcMar>
+              <w:top w:w="130" w:type="dxa"/>
+              <w:start w:w="150" w:type="dxa"/>
+              <w:bottom w:w="130" w:type="dxa"/>
+              <w:end w:w="150" w:type="dxa"/>
+            </w:tcMar>
+            <w:vAlign w:val="center"/>
+          </w:tcPr>
+          <w:p>
+            <w:pPr>
+              <w:spacing w:after="0"/>
+              <w:jc w:val="center"/>
+            </w:pPr>
+            <w:r>
+              <w:rPr>
+                <w:rFonts w:ascii="Arial" w:hAnsi="Arial" w:eastAsia="PingFang TC"/>
+                <w:b w:val="0"/>
+                <w:i w:val="0"/>
+                <w:color w:val="1F1F1F"/>
+                <w:sz w:val="19"/>
+              </w:rPr>
+              <w:t>4</w:t>
+            </w:r>
+          </w:p>
+        </w:tc>
+        <w:tc>
+          <w:tcPr>
+            <w:tcW w:type="dxa" w:w="3969"/>
+            <w:shd w:fill="FFFFFF"/>
+            <w:tcMar>
+              <w:top w:w="130" w:type="dxa"/>
+              <w:start w:w="150" w:type="dxa"/>
+              <w:bottom w:w="130" w:type="dxa"/>
+              <w:end w:w="150" w:type="dxa"/>
+            </w:tcMar>
+            <w:vAlign w:val="center"/>
+          </w:tcPr>
+          <w:p>
+            <w:pPr>
+              <w:spacing w:after="0"/>
+              <w:jc w:val="left"/>
+            </w:pPr>
+            <w:r>
+              <w:rPr>
+                <w:rFonts w:ascii="Arial" w:hAnsi="Arial" w:eastAsia="PingFang TC"/>
+                <w:b w:val="0"/>
+                <w:i w:val="0"/>
+                <w:color w:val="1F1F1F"/>
+                <w:sz w:val="19"/>
+              </w:rPr>
+              <w:t>Token 基準與錯誤案例</w:t>
+            </w:r>
+          </w:p>
+        </w:tc>
+        <w:tc>
+          <w:tcPr>
+            <w:tcW w:type="dxa" w:w="4252"/>
+            <w:shd w:fill="FFFFFF"/>
+            <w:tcMar>
+              <w:top w:w="130" w:type="dxa"/>
+              <w:start w:w="150" w:type="dxa"/>
+              <w:bottom w:w="130" w:type="dxa"/>
+              <w:end w:w="150" w:type="dxa"/>
+            </w:tcMar>
+            <w:vAlign w:val="center"/>
+          </w:tcPr>
+          <w:p>
+            <w:pPr>
+              <w:spacing w:after="0"/>
+              <w:jc w:val="center"/>
+            </w:pPr>
+            <w:r>
+              <w:rPr>
+                <w:rFonts w:ascii="Arial" w:hAnsi="Arial" w:eastAsia="PingFang TC"/>
+                <w:b w:val="0"/>
+                <w:i w:val="0"/>
+                <w:color w:val="1F1F1F"/>
+                <w:sz w:val="19"/>
+              </w:rPr>
+              <w:t>可重現數據</w:t>
+            </w:r>
+          </w:p>
+        </w:tc>
+      </w:tr>
+      <w:tr>
+        <w:tc>
+          <w:tcPr>
+            <w:tcW w:type="dxa" w:w="1417"/>
+            <w:shd w:fill="F7F7F7"/>
+            <w:tcMar>
+              <w:top w:w="130" w:type="dxa"/>
+              <w:start w:w="150" w:type="dxa"/>
+              <w:bottom w:w="130" w:type="dxa"/>
+              <w:end w:w="150" w:type="dxa"/>
+            </w:tcMar>
+            <w:vAlign w:val="center"/>
+          </w:tcPr>
+          <w:p>
+            <w:pPr>
+              <w:spacing w:after="0"/>
+              <w:jc w:val="center"/>
+            </w:pPr>
+            <w:r>
+              <w:rPr>
+                <w:rFonts w:ascii="Arial" w:hAnsi="Arial" w:eastAsia="PingFang TC"/>
+                <w:b w:val="0"/>
+                <w:i w:val="0"/>
+                <w:color w:val="1F1F1F"/>
+                <w:sz w:val="19"/>
+              </w:rPr>
+              <w:t>5 至 6</w:t>
+            </w:r>
+          </w:p>
+        </w:tc>
+        <w:tc>
+          <w:tcPr>
+            <w:tcW w:type="dxa" w:w="3969"/>
+            <w:shd w:fill="F7F7F7"/>
+            <w:tcMar>
+              <w:top w:w="130" w:type="dxa"/>
+              <w:start w:w="150" w:type="dxa"/>
+              <w:bottom w:w="130" w:type="dxa"/>
+              <w:end w:w="150" w:type="dxa"/>
+            </w:tcMar>
+            <w:vAlign w:val="center"/>
+          </w:tcPr>
+          <w:p>
+            <w:pPr>
+              <w:spacing w:after="0"/>
+              <w:jc w:val="center"/>
+            </w:pPr>
+            <w:r>
+              <w:rPr>
+                <w:rFonts w:ascii="Arial" w:hAnsi="Arial" w:eastAsia="PingFang TC"/>
+                <w:b w:val="0"/>
+                <w:i w:val="0"/>
+                <w:color w:val="1F1F1F"/>
+                <w:sz w:val="19"/>
+              </w:rPr>
+              <w:t>品質比較與可用性試測</w:t>
+            </w:r>
+          </w:p>
+        </w:tc>
+        <w:tc>
+          <w:tcPr>
+            <w:tcW w:type="dxa" w:w="4252"/>
+            <w:shd w:fill="F7F7F7"/>
+            <w:tcMar>
+              <w:top w:w="130" w:type="dxa"/>
+              <w:start w:w="150" w:type="dxa"/>
+              <w:bottom w:w="130" w:type="dxa"/>
+              <w:end w:w="150" w:type="dxa"/>
+            </w:tcMar>
+            <w:vAlign w:val="center"/>
+          </w:tcPr>
+          <w:p>
+            <w:pPr>
+              <w:spacing w:after="0"/>
+              <w:jc w:val="center"/>
+            </w:pPr>
+            <w:r>
+              <w:rPr>
+                <w:rFonts w:ascii="Arial" w:hAnsi="Arial" w:eastAsia="PingFang TC"/>
+                <w:b w:val="0"/>
+                <w:i w:val="0"/>
+                <w:color w:val="1F1F1F"/>
+                <w:sz w:val="19"/>
+              </w:rPr>
+              <w:t>原始數據與限制</w:t>
+            </w:r>
+          </w:p>
+        </w:tc>
+      </w:tr>
+      <w:tr>
+        <w:tc>
+          <w:tcPr>
+            <w:tcW w:type="dxa" w:w="1417"/>
+            <w:shd w:fill="FFFFFF"/>
+            <w:tcMar>
+              <w:top w:w="130" w:type="dxa"/>
+              <w:start w:w="150" w:type="dxa"/>
+              <w:bottom w:w="130" w:type="dxa"/>
+              <w:end w:w="150" w:type="dxa"/>
+            </w:tcMar>
+            <w:vAlign w:val="center"/>
+          </w:tcPr>
+          <w:p>
+            <w:pPr>
+              <w:spacing w:after="0"/>
+              <w:jc w:val="center"/>
+            </w:pPr>
+            <w:r>
+              <w:rPr>
+                <w:rFonts w:ascii="Arial" w:hAnsi="Arial" w:eastAsia="PingFang TC"/>
+                <w:b w:val="0"/>
+                <w:i w:val="0"/>
+                <w:color w:val="1F1F1F"/>
+                <w:sz w:val="19"/>
+              </w:rPr>
+              <w:t>7</w:t>
+            </w:r>
+          </w:p>
+        </w:tc>
+        <w:tc>
+          <w:tcPr>
+            <w:tcW w:type="dxa" w:w="3969"/>
+            <w:shd w:fill="FFFFFF"/>
+            <w:tcMar>
+              <w:top w:w="130" w:type="dxa"/>
+              <w:start w:w="150" w:type="dxa"/>
+              <w:bottom w:w="130" w:type="dxa"/>
+              <w:end w:w="150" w:type="dxa"/>
+            </w:tcMar>
+            <w:vAlign w:val="center"/>
+          </w:tcPr>
+          <w:p>
+            <w:pPr>
+              <w:spacing w:after="0"/>
+              <w:jc w:val="center"/>
+            </w:pPr>
+            <w:r>
+              <w:rPr>
+                <w:rFonts w:ascii="Arial" w:hAnsi="Arial" w:eastAsia="PingFang TC"/>
+                <w:b w:val="0"/>
+                <w:i w:val="0"/>
+                <w:color w:val="1F1F1F"/>
+                <w:sz w:val="19"/>
+              </w:rPr>
+              <w:t>修正問題與完整驗收</w:t>
+            </w:r>
+          </w:p>
+        </w:tc>
+        <w:tc>
+          <w:tcPr>
+            <w:tcW w:type="dxa" w:w="4252"/>
+            <w:shd w:fill="FFFFFF"/>
+            <w:tcMar>
+              <w:top w:w="130" w:type="dxa"/>
+              <w:start w:w="150" w:type="dxa"/>
+              <w:bottom w:w="130" w:type="dxa"/>
+              <w:end w:w="150" w:type="dxa"/>
+            </w:tcMar>
+            <w:vAlign w:val="center"/>
+          </w:tcPr>
+          <w:p>
+            <w:pPr>
+              <w:spacing w:after="0"/>
+              <w:jc w:val="center"/>
+            </w:pPr>
+            <w:r>
+              <w:rPr>
+                <w:rFonts w:ascii="Arial" w:hAnsi="Arial" w:eastAsia="PingFang TC"/>
+                <w:b w:val="0"/>
+                <w:i w:val="0"/>
+                <w:color w:val="1F1F1F"/>
+                <w:sz w:val="19"/>
+              </w:rPr>
+              <w:t>測試版本</w:t>
+            </w:r>
+          </w:p>
+        </w:tc>
+      </w:tr>
+      <w:tr>
+        <w:tc>
+          <w:tcPr>
+            <w:tcW w:type="dxa" w:w="1417"/>
+            <w:shd w:fill="F7F7F7"/>
+            <w:tcMar>
+              <w:top w:w="130" w:type="dxa"/>
+              <w:start w:w="150" w:type="dxa"/>
+              <w:bottom w:w="130" w:type="dxa"/>
+              <w:end w:w="150" w:type="dxa"/>
+            </w:tcMar>
+            <w:vAlign w:val="center"/>
+          </w:tcPr>
+          <w:p>
+            <w:pPr>
+              <w:spacing w:after="0"/>
+              <w:jc w:val="center"/>
+            </w:pPr>
+            <w:r>
+              <w:rPr>
+                <w:rFonts w:ascii="Arial" w:hAnsi="Arial" w:eastAsia="PingFang TC"/>
+                <w:b w:val="0"/>
+                <w:i w:val="0"/>
+                <w:color w:val="1F1F1F"/>
+                <w:sz w:val="19"/>
+              </w:rPr>
+              <w:t>8</w:t>
+            </w:r>
+          </w:p>
+        </w:tc>
+        <w:tc>
+          <w:tcPr>
+            <w:tcW w:type="dxa" w:w="3969"/>
+            <w:shd w:fill="F7F7F7"/>
+            <w:tcMar>
+              <w:top w:w="130" w:type="dxa"/>
+              <w:start w:w="150" w:type="dxa"/>
+              <w:bottom w:w="130" w:type="dxa"/>
+              <w:end w:w="150" w:type="dxa"/>
+            </w:tcMar>
+            <w:vAlign w:val="center"/>
+          </w:tcPr>
+          <w:p>
+            <w:pPr>
+              <w:spacing w:after="0"/>
+              <w:jc w:val="center"/>
+            </w:pPr>
+            <w:r>
+              <w:rPr>
+                <w:rFonts w:ascii="Arial" w:hAnsi="Arial" w:eastAsia="PingFang TC"/>
+                <w:b w:val="0"/>
+                <w:i w:val="0"/>
+                <w:color w:val="1F1F1F"/>
+                <w:sz w:val="19"/>
+              </w:rPr>
+              <w:t>報告、簡報與展示</w:t>
+            </w:r>
+          </w:p>
+        </w:tc>
+        <w:tc>
+          <w:tcPr>
+            <w:tcW w:type="dxa" w:w="4252"/>
+            <w:shd w:fill="F7F7F7"/>
+            <w:tcMar>
+              <w:top w:w="130" w:type="dxa"/>
+              <w:start w:w="150" w:type="dxa"/>
+              <w:bottom w:w="130" w:type="dxa"/>
+              <w:end w:w="150" w:type="dxa"/>
+            </w:tcMar>
+            <w:vAlign w:val="center"/>
+          </w:tcPr>
+          <w:p>
+            <w:pPr>
+              <w:spacing w:after="0"/>
+              <w:jc w:val="center"/>
+            </w:pPr>
+            <w:r>
+              <w:rPr>
+                <w:rFonts w:ascii="Arial" w:hAnsi="Arial" w:eastAsia="PingFang TC"/>
+                <w:b w:val="0"/>
+                <w:i w:val="0"/>
+                <w:color w:val="1F1F1F"/>
+                <w:sz w:val="19"/>
+              </w:rPr>
+              <w:t>期末交付包</w:t>
+            </w:r>
+          </w:p>
+        </w:tc>
+      </w:tr>
+    </w:tbl>
+    <w:p>
+      <w:pPr>
+        <w:spacing w:after="20"/>
+      </w:pPr>
+    </w:p>
+    <w:p>
+      <w:pPr>
+        <w:pStyle w:val="Heading2"/>
+      </w:pPr>
+      <w:r>
+        <w:t>主要風險</w:t>
       </w:r>
     </w:p>
     <w:p>
       <w:pPr>
-        <w:jc w:val="both"/>
+        <w:pStyle w:val="ListBullet"/>
+        <w:spacing w:after="40"/>
+        <w:ind w:left="397" w:hanging="170"/>
       </w:pPr>
       <w:r>
         <w:rPr>
           <w:rFonts w:ascii="Arial" w:hAnsi="Arial" w:eastAsia="PingFang TC"/>
-          <w:color w:val="000000"/>
-          <w:sz w:val="22"/>
+          <w:b w:val="0"/>
+          <w:i w:val="0"/>
+          <w:color w:val="1F1F1F"/>
+          <w:sz w:val="21"/>
         </w:rPr>
-        <w:t>軟體成果包括提示詞工作台、Agent 記憶檔工具、Token 分析、SQLite 版本紀錄、本機 Markdown 操作與平行測試 App。文件成果包括本企劃書、完整 spec、符合度稽核、測試／研究規畫及 Demo 腳本。</w:t>
+        <w:t>精簡可能刪掉必要語意，因此必須保留 Diff 與人工確認。</w:t>
       </w:r>
     </w:p>
     <w:p>
       <w:pPr>
-        <w:jc w:val="both"/>
+        <w:pStyle w:val="ListBullet"/>
+        <w:spacing w:after="40"/>
+        <w:ind w:left="397" w:hanging="170"/>
       </w:pPr>
       <w:r>
         <w:rPr>
           <w:rFonts w:ascii="Arial" w:hAnsi="Arial" w:eastAsia="PingFang TC"/>
-          <w:color w:val="000000"/>
-          <w:sz w:val="22"/>
+          <w:b w:val="0"/>
+          <w:i w:val="0"/>
+          <w:color w:val="1F1F1F"/>
+          <w:sz w:val="21"/>
         </w:rPr>
-        <w:t>2026-09-25 已具備可執行的工程核心與合成文本 Token 測量；目前沒有真人可用性數據或模型回答品質對照數據。因此本企劃的「研究貢獻」是待以實驗驗證的系統設計與假說，不把開發完成當成研究結論成立。</w:t>
+        <w:t>Token 不等於完整帳單，因此畫面要標明計算範圍。</w:t>
+      </w:r>
+    </w:p>
+    <w:p>
+      <w:pPr>
+        <w:pStyle w:val="ListBullet"/>
+        <w:spacing w:after="40"/>
+        <w:ind w:left="397" w:hanging="170"/>
+      </w:pPr>
+      <w:r>
+        <w:rPr>
+          <w:rFonts w:ascii="Arial" w:hAnsi="Arial" w:eastAsia="PingFang TC"/>
+          <w:b w:val="0"/>
+          <w:i w:val="0"/>
+          <w:color w:val="1F1F1F"/>
+          <w:sz w:val="21"/>
+        </w:rPr>
+        <w:t>真實樣本不足時，不能把合成測試結果當成普遍結論。</w:t>
+      </w:r>
+    </w:p>
+    <w:p>
+      <w:pPr>
+        <w:pStyle w:val="ListBullet"/>
+        <w:spacing w:after="40"/>
+        <w:ind w:left="397" w:hanging="170"/>
+      </w:pPr>
+      <w:r>
+        <w:rPr>
+          <w:rFonts w:ascii="Arial" w:hAnsi="Arial" w:eastAsia="PingFang TC"/>
+          <w:b w:val="0"/>
+          <w:i w:val="0"/>
+          <w:color w:val="1F1F1F"/>
+          <w:sz w:val="21"/>
+        </w:rPr>
+        <w:t>功能範圍若擴大為企業平台，三個月內不容易完成。</w:t>
+      </w:r>
+    </w:p>
+    <w:p>
+      <w:r>
+        <w:br w:type="page"/>
       </w:r>
     </w:p>
     <w:p>
@@ -3648,41 +4589,396 @@
         <w:pStyle w:val="Heading1"/>
       </w:pPr>
       <w:r>
-        <w:t>十三 需要老師協助確認的事項</w:t>
+        <w:t>預期交付與老師需要確認的事項</w:t>
       </w:r>
     </w:p>
     <w:p>
       <w:pPr>
-        <w:jc w:val="both"/>
+        <w:pStyle w:val="Heading2"/>
+      </w:pPr>
+      <w:r>
+        <w:t>預期交付</w:t>
+      </w:r>
+    </w:p>
+    <w:tbl>
+      <w:tblPr>
+        <w:tblW w:type="auto" w:w="0"/>
+        <w:jc w:val="center"/>
+        <w:tblLayout w:type="fixed"/>
+        <w:tblLook w:firstColumn="1" w:firstRow="1" w:lastColumn="0" w:lastRow="0" w:noHBand="0" w:noVBand="1" w:val="04A0"/>
+        <w:tblBorders>
+          <w:top w:val="single" w:sz="5" w:color="D9D9D9"/>
+          <w:left w:val="single" w:sz="5" w:color="D9D9D9"/>
+          <w:bottom w:val="single" w:sz="5" w:color="D9D9D9"/>
+          <w:right w:val="single" w:sz="5" w:color="D9D9D9"/>
+          <w:insideH w:val="single" w:sz="5" w:color="D9D9D9"/>
+          <w:insideV w:val="single" w:sz="5" w:color="D9D9D9"/>
+        </w:tblBorders>
+      </w:tblPr>
+      <w:tblGrid>
+        <w:gridCol w:w="4933"/>
+        <w:gridCol w:w="4933"/>
+      </w:tblGrid>
+      <w:tr>
+        <w:tc>
+          <w:tcPr>
+            <w:tcW w:type="dxa" w:w="1984"/>
+            <w:shd w:fill="355C7D"/>
+            <w:tcMar>
+              <w:top w:w="150" w:type="dxa"/>
+              <w:start w:w="140" w:type="dxa"/>
+              <w:bottom w:w="150" w:type="dxa"/>
+              <w:end w:w="140" w:type="dxa"/>
+            </w:tcMar>
+            <w:vAlign w:val="center"/>
+          </w:tcPr>
+          <w:p>
+            <w:pPr>
+              <w:spacing w:after="0"/>
+              <w:jc w:val="center"/>
+            </w:pPr>
+            <w:r>
+              <w:rPr>
+                <w:rFonts w:ascii="Arial" w:hAnsi="Arial" w:eastAsia="PingFang TC"/>
+                <w:b/>
+                <w:i w:val="0"/>
+                <w:color w:val="FFFFFF"/>
+                <w:sz w:val="20"/>
+              </w:rPr>
+              <w:t>類型</w:t>
+            </w:r>
+          </w:p>
+        </w:tc>
+        <w:tc>
+          <w:tcPr>
+            <w:tcW w:type="dxa" w:w="7654"/>
+            <w:shd w:fill="355C7D"/>
+            <w:tcMar>
+              <w:top w:w="150" w:type="dxa"/>
+              <w:start w:w="140" w:type="dxa"/>
+              <w:bottom w:w="150" w:type="dxa"/>
+              <w:end w:w="140" w:type="dxa"/>
+            </w:tcMar>
+            <w:vAlign w:val="center"/>
+          </w:tcPr>
+          <w:p>
+            <w:pPr>
+              <w:spacing w:after="0"/>
+              <w:jc w:val="center"/>
+            </w:pPr>
+            <w:r>
+              <w:rPr>
+                <w:rFonts w:ascii="Arial" w:hAnsi="Arial" w:eastAsia="PingFang TC"/>
+                <w:b/>
+                <w:i w:val="0"/>
+                <w:color w:val="FFFFFF"/>
+                <w:sz w:val="20"/>
+              </w:rPr>
+              <w:t>內容</w:t>
+            </w:r>
+          </w:p>
+        </w:tc>
+      </w:tr>
+      <w:tr>
+        <w:tc>
+          <w:tcPr>
+            <w:tcW w:type="dxa" w:w="1984"/>
+            <w:shd w:fill="FFFFFF"/>
+            <w:tcMar>
+              <w:top w:w="130" w:type="dxa"/>
+              <w:start w:w="150" w:type="dxa"/>
+              <w:bottom w:w="130" w:type="dxa"/>
+              <w:end w:w="150" w:type="dxa"/>
+            </w:tcMar>
+            <w:vAlign w:val="center"/>
+          </w:tcPr>
+          <w:p>
+            <w:pPr>
+              <w:spacing w:after="0"/>
+              <w:jc w:val="center"/>
+            </w:pPr>
+            <w:r>
+              <w:rPr>
+                <w:rFonts w:ascii="Arial" w:hAnsi="Arial" w:eastAsia="PingFang TC"/>
+                <w:b w:val="0"/>
+                <w:i w:val="0"/>
+                <w:color w:val="1F1F1F"/>
+                <w:sz w:val="20"/>
+              </w:rPr>
+              <w:t>軟體</w:t>
+            </w:r>
+          </w:p>
+        </w:tc>
+        <w:tc>
+          <w:tcPr>
+            <w:tcW w:type="dxa" w:w="7654"/>
+            <w:shd w:fill="FFFFFF"/>
+            <w:tcMar>
+              <w:top w:w="130" w:type="dxa"/>
+              <w:start w:w="150" w:type="dxa"/>
+              <w:bottom w:w="130" w:type="dxa"/>
+              <w:end w:w="150" w:type="dxa"/>
+            </w:tcMar>
+            <w:vAlign w:val="center"/>
+          </w:tcPr>
+          <w:p>
+            <w:pPr>
+              <w:spacing w:after="0"/>
+              <w:jc w:val="left"/>
+            </w:pPr>
+            <w:r>
+              <w:rPr>
+                <w:rFonts w:ascii="Arial" w:hAnsi="Arial" w:eastAsia="PingFang TC"/>
+                <w:b w:val="0"/>
+                <w:i w:val="0"/>
+                <w:color w:val="1F1F1F"/>
+                <w:sz w:val="20"/>
+              </w:rPr>
+              <w:t>macOS App、Web UI、原始碼與測試</w:t>
+            </w:r>
+          </w:p>
+        </w:tc>
+      </w:tr>
+      <w:tr>
+        <w:tc>
+          <w:tcPr>
+            <w:tcW w:type="dxa" w:w="1984"/>
+            <w:shd w:fill="F7F7F7"/>
+            <w:tcMar>
+              <w:top w:w="130" w:type="dxa"/>
+              <w:start w:w="150" w:type="dxa"/>
+              <w:bottom w:w="130" w:type="dxa"/>
+              <w:end w:w="150" w:type="dxa"/>
+            </w:tcMar>
+            <w:vAlign w:val="center"/>
+          </w:tcPr>
+          <w:p>
+            <w:pPr>
+              <w:spacing w:after="0"/>
+              <w:jc w:val="center"/>
+            </w:pPr>
+            <w:r>
+              <w:rPr>
+                <w:rFonts w:ascii="Arial" w:hAnsi="Arial" w:eastAsia="PingFang TC"/>
+                <w:b w:val="0"/>
+                <w:i w:val="0"/>
+                <w:color w:val="1F1F1F"/>
+                <w:sz w:val="20"/>
+              </w:rPr>
+              <w:t>資料</w:t>
+            </w:r>
+          </w:p>
+        </w:tc>
+        <w:tc>
+          <w:tcPr>
+            <w:tcW w:type="dxa" w:w="7654"/>
+            <w:shd w:fill="F7F7F7"/>
+            <w:tcMar>
+              <w:top w:w="130" w:type="dxa"/>
+              <w:start w:w="150" w:type="dxa"/>
+              <w:bottom w:w="130" w:type="dxa"/>
+              <w:end w:w="150" w:type="dxa"/>
+            </w:tcMar>
+            <w:vAlign w:val="center"/>
+          </w:tcPr>
+          <w:p>
+            <w:pPr>
+              <w:spacing w:after="0"/>
+              <w:jc w:val="left"/>
+            </w:pPr>
+            <w:r>
+              <w:rPr>
+                <w:rFonts w:ascii="Arial" w:hAnsi="Arial" w:eastAsia="PingFang TC"/>
+                <w:b w:val="0"/>
+                <w:i w:val="0"/>
+                <w:color w:val="1F1F1F"/>
+                <w:sz w:val="20"/>
+              </w:rPr>
+              <w:t>Token 基準、研究紀錄與驗收證據</w:t>
+            </w:r>
+          </w:p>
+        </w:tc>
+      </w:tr>
+      <w:tr>
+        <w:tc>
+          <w:tcPr>
+            <w:tcW w:type="dxa" w:w="1984"/>
+            <w:shd w:fill="FFFFFF"/>
+            <w:tcMar>
+              <w:top w:w="130" w:type="dxa"/>
+              <w:start w:w="150" w:type="dxa"/>
+              <w:bottom w:w="130" w:type="dxa"/>
+              <w:end w:w="150" w:type="dxa"/>
+            </w:tcMar>
+            <w:vAlign w:val="center"/>
+          </w:tcPr>
+          <w:p>
+            <w:pPr>
+              <w:spacing w:after="0"/>
+              <w:jc w:val="center"/>
+            </w:pPr>
+            <w:r>
+              <w:rPr>
+                <w:rFonts w:ascii="Arial" w:hAnsi="Arial" w:eastAsia="PingFang TC"/>
+                <w:b w:val="0"/>
+                <w:i w:val="0"/>
+                <w:color w:val="1F1F1F"/>
+                <w:sz w:val="20"/>
+              </w:rPr>
+              <w:t>文件</w:t>
+            </w:r>
+          </w:p>
+        </w:tc>
+        <w:tc>
+          <w:tcPr>
+            <w:tcW w:type="dxa" w:w="7654"/>
+            <w:shd w:fill="FFFFFF"/>
+            <w:tcMar>
+              <w:top w:w="130" w:type="dxa"/>
+              <w:start w:w="150" w:type="dxa"/>
+              <w:bottom w:w="130" w:type="dxa"/>
+              <w:end w:w="150" w:type="dxa"/>
+            </w:tcMar>
+            <w:vAlign w:val="center"/>
+          </w:tcPr>
+          <w:p>
+            <w:pPr>
+              <w:spacing w:after="0"/>
+              <w:jc w:val="left"/>
+            </w:pPr>
+            <w:r>
+              <w:rPr>
+                <w:rFonts w:ascii="Arial" w:hAnsi="Arial" w:eastAsia="PingFang TC"/>
+                <w:b w:val="0"/>
+                <w:i w:val="0"/>
+                <w:color w:val="1F1F1F"/>
+                <w:sz w:val="20"/>
+              </w:rPr>
+              <w:t>企劃書、完整 Spec、操作說明與 Demo 流程</w:t>
+            </w:r>
+          </w:p>
+        </w:tc>
+      </w:tr>
+    </w:tbl>
+    <w:p>
+      <w:pPr>
+        <w:spacing w:after="20"/>
+      </w:pPr>
+    </w:p>
+    <w:p>
+      <w:pPr>
+        <w:pStyle w:val="Heading2"/>
+      </w:pPr>
+      <w:r>
+        <w:t>請老師確認</w:t>
+      </w:r>
+    </w:p>
+    <w:p>
+      <w:pPr>
+        <w:pStyle w:val="ListBullet"/>
+        <w:spacing w:after="80"/>
+        <w:ind w:left="397" w:hanging="170"/>
       </w:pPr>
       <w:r>
         <w:rPr>
           <w:rFonts w:ascii="Arial" w:hAnsi="Arial" w:eastAsia="PingFang TC"/>
-          <w:color w:val="000000"/>
-          <w:sz w:val="22"/>
+          <w:b w:val="0"/>
+          <w:i w:val="0"/>
+          <w:color w:val="1F1F1F"/>
+          <w:sz w:val="21"/>
         </w:rPr>
-        <w:t>請老師確認題目名稱、所需研究深度、研究成果與工程成果的比重、可用性試測是否需要校內程序、品質評分標準、可選模型實驗經費、正式期限及學校文件模板。這些確認影響後續研究安排，不妨礙先交付本機軟體與完整規格。</w:t>
+        <w:t>正式題目名稱與學校文件格式。</w:t>
       </w:r>
     </w:p>
     <w:p>
       <w:pPr>
-        <w:pStyle w:val="Heading1"/>
+        <w:pStyle w:val="ListBullet"/>
+        <w:spacing w:after="80"/>
+        <w:ind w:left="397" w:hanging="170"/>
       </w:pPr>
       <w:r>
-        <w:t>十四 可傳給老師的更新說明</w:t>
+        <w:rPr>
+          <w:rFonts w:ascii="Arial" w:hAnsi="Arial" w:eastAsia="PingFang TC"/>
+          <w:b w:val="0"/>
+          <w:i w:val="0"/>
+          <w:color w:val="1F1F1F"/>
+          <w:sz w:val="21"/>
+        </w:rPr>
+        <w:t>工程成果與研究成果的評分比重。</w:t>
       </w:r>
     </w:p>
     <w:p>
       <w:pPr>
-        <w:jc w:val="both"/>
+        <w:pStyle w:val="ListBullet"/>
+        <w:spacing w:after="80"/>
+        <w:ind w:left="397" w:hanging="170"/>
       </w:pPr>
       <w:r>
         <w:rPr>
           <w:rFonts w:ascii="Arial" w:hAnsi="Arial" w:eastAsia="PingFang TC"/>
-          <w:color w:val="000000"/>
+          <w:b w:val="0"/>
+          <w:i w:val="0"/>
+          <w:color w:val="1F1F1F"/>
+          <w:sz w:val="21"/>
+        </w:rPr>
+        <w:t>可用性試測是否需要校內研究倫理程序。</w:t>
+      </w:r>
+    </w:p>
+    <w:p>
+      <w:pPr>
+        <w:pStyle w:val="ListBullet"/>
+        <w:spacing w:after="80"/>
+        <w:ind w:left="397" w:hanging="170"/>
+      </w:pPr>
+      <w:r>
+        <w:rPr>
+          <w:rFonts w:ascii="Arial" w:hAnsi="Arial" w:eastAsia="PingFang TC"/>
+          <w:b w:val="0"/>
+          <w:i w:val="0"/>
+          <w:color w:val="1F1F1F"/>
+          <w:sz w:val="21"/>
+        </w:rPr>
+        <w:t>模型品質比較的評分標準與可用預算。</w:t>
+      </w:r>
+    </w:p>
+    <w:p>
+      <w:pPr>
+        <w:pStyle w:val="ListBullet"/>
+        <w:spacing w:after="80"/>
+        <w:ind w:left="397" w:hanging="170"/>
+      </w:pPr>
+      <w:r>
+        <w:rPr>
+          <w:rFonts w:ascii="Arial" w:hAnsi="Arial" w:eastAsia="PingFang TC"/>
+          <w:b w:val="0"/>
+          <w:i w:val="0"/>
+          <w:color w:val="1F1F1F"/>
+          <w:sz w:val="21"/>
+        </w:rPr>
+        <w:t>正式期限、組員分工與展示方式。</w:t>
+      </w:r>
+    </w:p>
+    <w:p>
+      <w:pPr>
+        <w:pStyle w:val="Heading2"/>
+      </w:pPr>
+      <w:r>
+        <w:t>給老師的簡短說明</w:t>
+      </w:r>
+    </w:p>
+    <w:p>
+      <w:pPr>
+        <w:spacing w:before="0" w:after="100"/>
+      </w:pPr>
+      <w:r>
+        <w:rPr>
+          <w:rFonts w:ascii="Arial" w:hAnsi="Arial" w:eastAsia="PingFang TC"/>
+          <w:b w:val="0"/>
+          <w:i w:val="0"/>
+          <w:color w:val="1F1F1F"/>
           <w:sz w:val="22"/>
         </w:rPr>
-        <w:t>本專題暫定為「AI 提示詞（Prompt）視覺化管理 App」。系統以專案為單位整理提示詞，提供引導式編寫、分類搜尋、版本管理及本機 Markdown 匯入／匯出，並透過本機 Token 計數與可解釋的精簡建議，協助使用者了解提示詞輸入量與可能成本。我們預計比較整理效率、Token 減少比例及精簡前後的任務品質；不以字數減少直接宣稱回答更好或保證省錢。目前已有可操作原型，接下來希望與老師確認研究指標及試測方法。</w:t>
+        <w:t>本專題以專案為單位管理 Prompt，提供範本、搜尋、版本、Token 輸入負擔、Markdown 章節編輯與記憶健檢，也能選用 Gemini 做草稿分析。目前已有 V1.4 可操作版本，下一步會用實驗確認整理效率、Token 變化與輸出品質。</w:t>
       </w:r>
     </w:p>
     <w:p>
@@ -3695,157 +4991,166 @@
     </w:p>
     <w:p>
       <w:pPr>
-        <w:jc w:val="both"/>
+        <w:spacing w:before="0" w:after="100"/>
       </w:pPr>
       <w:r>
         <w:rPr>
           <w:rFonts w:ascii="Arial" w:hAnsi="Arial" w:eastAsia="PingFang TC"/>
-          <w:color w:val="000000"/>
-          <w:sz w:val="22"/>
+          <w:b w:val="0"/>
+          <w:i w:val="0"/>
+          <w:color w:val="666666"/>
+          <w:sz w:val="21"/>
         </w:rPr>
-        <w:t>本次查閱日期：2026-09-25。以下網站僅用於結構、相關工具與方法查證，未複製他人企劃內容。</w:t>
+        <w:t>以下資料用於企劃結構、需求規格、Prompt 管理、Token 計數與 API 安全邊界。查閱日期為 2026 年 10 月 8 日。</w:t>
       </w:r>
     </w:p>
     <w:p>
       <w:pPr>
         <w:pStyle w:val="ListBullet"/>
-        <w:ind w:left="397" w:hanging="198"/>
+        <w:spacing w:after="40"/>
+        <w:ind w:left="397" w:hanging="170"/>
       </w:pPr>
-      <w:hyperlink r:id="rId16">
-        <w:r>
-          <w:rPr>
-            <w:color w:val="8B513A"/>
-            <w:u w:val="single"/>
-          </w:rPr>
-          <w:t>S1 國科會大專學生研究計畫申請表（清華大學公開版本）</w:t>
-        </w:r>
-      </w:hyperlink>
+      <w:r>
+        <w:rPr>
+          <w:rFonts w:ascii="Arial" w:hAnsi="Arial" w:eastAsia="PingFang TC"/>
+          <w:b w:val="0"/>
+          <w:i w:val="0"/>
+          <w:color w:val="1F1F1F"/>
+          <w:sz w:val="20"/>
+        </w:rPr>
+        <w:t>S1 Langfuse Prompt Management</w:t>
+      </w:r>
     </w:p>
     <w:p>
       <w:pPr>
         <w:pStyle w:val="ListBullet"/>
-        <w:ind w:left="397" w:hanging="198"/>
+        <w:spacing w:after="40"/>
+        <w:ind w:left="397" w:hanging="170"/>
       </w:pPr>
-      <w:hyperlink r:id="rId17">
-        <w:r>
-          <w:rPr>
-            <w:color w:val="8B513A"/>
-            <w:u w:val="single"/>
-          </w:rPr>
-          <w:t>S2 CMU Project Proposal Guidelines</w:t>
-        </w:r>
-      </w:hyperlink>
+      <w:r>
+        <w:rPr>
+          <w:rFonts w:ascii="Arial" w:hAnsi="Arial" w:eastAsia="PingFang TC"/>
+          <w:b w:val="0"/>
+          <w:i w:val="0"/>
+          <w:color w:val="1F1F1F"/>
+          <w:sz w:val="20"/>
+        </w:rPr>
+        <w:t>S2 Promptfoo Introduction</w:t>
+      </w:r>
     </w:p>
     <w:p>
       <w:pPr>
         <w:pStyle w:val="ListBullet"/>
-        <w:ind w:left="397" w:hanging="198"/>
+        <w:spacing w:after="40"/>
+        <w:ind w:left="397" w:hanging="170"/>
       </w:pPr>
-      <w:hyperlink r:id="rId18">
-        <w:r>
-          <w:rPr>
-            <w:color w:val="8B513A"/>
-            <w:u w:val="single"/>
-          </w:rPr>
-          <w:t>S3 ISO/IEC/IEEE 29148:2018 公開介紹</w:t>
-        </w:r>
-      </w:hyperlink>
+      <w:r>
+        <w:rPr>
+          <w:rFonts w:ascii="Arial" w:hAnsi="Arial" w:eastAsia="PingFang TC"/>
+          <w:b w:val="0"/>
+          <w:i w:val="0"/>
+          <w:color w:val="1F1F1F"/>
+          <w:sz w:val="20"/>
+        </w:rPr>
+        <w:t>S3 OpenAI tiktoken</w:t>
+      </w:r>
     </w:p>
     <w:p>
       <w:pPr>
         <w:pStyle w:val="ListBullet"/>
-        <w:ind w:left="397" w:hanging="198"/>
+        <w:spacing w:after="40"/>
+        <w:ind w:left="397" w:hanging="170"/>
       </w:pPr>
-      <w:hyperlink r:id="rId19">
-        <w:r>
-          <w:rPr>
-            <w:color w:val="8B513A"/>
-            <w:u w:val="single"/>
-          </w:rPr>
-          <w:t>S4 Langfuse Prompt Management</w:t>
-        </w:r>
-      </w:hyperlink>
+      <w:r>
+        <w:rPr>
+          <w:rFonts w:ascii="Arial" w:hAnsi="Arial" w:eastAsia="PingFang TC"/>
+          <w:b w:val="0"/>
+          <w:i w:val="0"/>
+          <w:color w:val="1F1F1F"/>
+          <w:sz w:val="20"/>
+        </w:rPr>
+        <w:t>S4 Gemini API Pricing</w:t>
+      </w:r>
     </w:p>
     <w:p>
       <w:pPr>
         <w:pStyle w:val="ListBullet"/>
-        <w:ind w:left="397" w:hanging="198"/>
+        <w:spacing w:after="40"/>
+        <w:ind w:left="397" w:hanging="170"/>
       </w:pPr>
-      <w:hyperlink r:id="rId20">
-        <w:r>
-          <w:rPr>
-            <w:color w:val="8B513A"/>
-            <w:u w:val="single"/>
-          </w:rPr>
-          <w:t>S5 Promptfoo Introduction</w:t>
-        </w:r>
-      </w:hyperlink>
+      <w:r>
+        <w:rPr>
+          <w:rFonts w:ascii="Arial" w:hAnsi="Arial" w:eastAsia="PingFang TC"/>
+          <w:b w:val="0"/>
+          <w:i w:val="0"/>
+          <w:color w:val="1F1F1F"/>
+          <w:sz w:val="20"/>
+        </w:rPr>
+        <w:t>S5 Gemini API Key Guide</w:t>
+      </w:r>
     </w:p>
     <w:p>
       <w:pPr>
         <w:pStyle w:val="ListBullet"/>
-        <w:ind w:left="397" w:hanging="198"/>
+        <w:spacing w:after="40"/>
+        <w:ind w:left="397" w:hanging="170"/>
       </w:pPr>
-      <w:hyperlink r:id="rId21">
-        <w:r>
-          <w:rPr>
-            <w:color w:val="8B513A"/>
-            <w:u w:val="single"/>
-          </w:rPr>
-          <w:t>S6 OpenAI tiktoken</w:t>
-        </w:r>
-      </w:hyperlink>
+      <w:r>
+        <w:rPr>
+          <w:rFonts w:ascii="Arial" w:hAnsi="Arial" w:eastAsia="PingFang TC"/>
+          <w:b w:val="0"/>
+          <w:i w:val="0"/>
+          <w:color w:val="1F1F1F"/>
+          <w:sz w:val="20"/>
+        </w:rPr>
+        <w:t>S6 OWASP Prompt Injection Prevention Cheat Sheet</w:t>
+      </w:r>
     </w:p>
     <w:p>
       <w:pPr>
         <w:pStyle w:val="ListBullet"/>
-        <w:ind w:left="397" w:hanging="198"/>
+        <w:spacing w:after="40"/>
+        <w:ind w:left="397" w:hanging="170"/>
       </w:pPr>
-      <w:hyperlink r:id="rId22">
-        <w:r>
-          <w:rPr>
-            <w:color w:val="8B513A"/>
-            <w:u w:val="single"/>
-          </w:rPr>
-          <w:t>S7 Anthropic Token Counting</w:t>
-        </w:r>
-      </w:hyperlink>
+      <w:r>
+        <w:rPr>
+          <w:rFonts w:ascii="Arial" w:hAnsi="Arial" w:eastAsia="PingFang TC"/>
+          <w:b w:val="0"/>
+          <w:i w:val="0"/>
+          <w:color w:val="1F1F1F"/>
+          <w:sz w:val="20"/>
+        </w:rPr>
+        <w:t>S7 ISO IEC IEEE 29148 2018 公開介紹</w:t>
+      </w:r>
     </w:p>
     <w:p>
       <w:pPr>
-        <w:pStyle w:val="ListBullet"/>
-        <w:ind w:left="397" w:hanging="198"/>
+        <w:pStyle w:val="Heading2"/>
       </w:pPr>
-      <w:hyperlink r:id="rId23">
-        <w:r>
-          <w:rPr>
-            <w:color w:val="8B513A"/>
-            <w:u w:val="single"/>
-          </w:rPr>
-          <w:t>S8 國立東華大學資訊管理學系專題製作相關規定</w:t>
-        </w:r>
-      </w:hyperlink>
+      <w:r>
+        <w:t>一句話總結</w:t>
+      </w:r>
     </w:p>
     <w:p>
       <w:pPr>
-        <w:pStyle w:val="ListBullet"/>
-        <w:ind w:left="397" w:hanging="198"/>
+        <w:spacing w:before="0" w:after="100"/>
       </w:pPr>
-      <w:hyperlink r:id="rId24">
-        <w:r>
-          <w:rPr>
-            <w:color w:val="8B513A"/>
-            <w:u w:val="single"/>
-          </w:rPr>
-          <w:t>S9 南臺科技大學軟體工程教材：軟體需求規格書格式範例</w:t>
-        </w:r>
-      </w:hyperlink>
+      <w:r>
+        <w:rPr>
+          <w:rFonts w:ascii="Arial" w:hAnsi="Arial" w:eastAsia="PingFang TC"/>
+          <w:b/>
+          <w:i w:val="0"/>
+          <w:color w:val="8B513A"/>
+          <w:sz w:val="24"/>
+        </w:rPr>
+        <w:t>AI Prompt Studio Next V1.4 把 Prompt、Markdown 與 Agent 記憶整理成可以搜尋、分類、預覽、健檢、備份與復原的本機工作流程。</w:t>
+      </w:r>
     </w:p>
     <w:sectPr>
       <w:headerReference w:type="default" r:id="rId9"/>
       <w:footerReference w:type="default" r:id="rId10"/>
       <w:pgSz w:w="11906" w:h="16838"/>
-      <w:pgMar w:top="1134" w:right="1134" w:bottom="1020" w:left="1134" w:header="720" w:footer="720" w:gutter="0"/>
+      <w:pgMar w:top="964" w:right="1020" w:bottom="907" w:left="1020" w:header="720" w:footer="720" w:gutter="0"/>
       <w:cols w:space="720"/>
       <w:titlePg/>
       <w:docGrid w:linePitch="360"/>
@@ -3864,6 +5169,8 @@
     <w:r>
       <w:rPr>
         <w:rFonts w:ascii="Arial" w:hAnsi="Arial" w:eastAsia="PingFang TC"/>
+        <w:b w:val="0"/>
+        <w:i w:val="0"/>
         <w:color w:val="666666"/>
         <w:sz w:val="18"/>
       </w:rPr>
@@ -3872,6 +5179,8 @@
     <w:r>
       <w:rPr>
         <w:rFonts w:ascii="Arial" w:hAnsi="Arial" w:eastAsia="PingFang TC"/>
+        <w:b w:val="0"/>
+        <w:i w:val="0"/>
         <w:color w:val="666666"/>
         <w:sz w:val="18"/>
       </w:rPr>
@@ -3884,6 +5193,8 @@
     <w:r>
       <w:rPr>
         <w:rFonts w:ascii="Arial" w:hAnsi="Arial" w:eastAsia="PingFang TC"/>
+        <w:b w:val="0"/>
+        <w:i w:val="0"/>
         <w:color w:val="666666"/>
         <w:sz w:val="18"/>
       </w:rPr>
@@ -3898,15 +5209,16 @@
   <w:p>
     <w:pPr>
       <w:pStyle w:val="Header"/>
-      <w:jc w:val="left"/>
     </w:pPr>
     <w:r>
       <w:rPr>
         <w:rFonts w:ascii="Arial" w:hAnsi="Arial" w:eastAsia="PingFang TC"/>
+        <w:b w:val="0"/>
+        <w:i w:val="0"/>
         <w:color w:val="666666"/>
         <w:sz w:val="17"/>
       </w:rPr>
-      <w:t>AI 提示詞視覺化管理 App</w:t>
+      <w:t>AI 提示詞視覺化管理 App 專題企劃書</w:t>
     </w:r>
   </w:p>
 </w:hdr>
@@ -4276,11 +5588,11 @@
     <w:qFormat/>
     <w:rsid w:val="00FC693F"/>
     <w:pPr>
-      <w:spacing w:line="324" w:lineRule="auto" w:after="120"/>
+      <w:spacing w:line="300" w:lineRule="auto" w:after="100"/>
     </w:pPr>
     <w:rPr>
       <w:rFonts w:ascii="Arial" w:hAnsi="Arial" w:eastAsia="PingFang TC"/>
-      <w:color w:val="000000"/>
+      <w:color w:val="1F1F1F"/>
       <w:sz w:val="22"/>
     </w:rPr>
   </w:style>
@@ -4339,14 +5651,14 @@
     <w:pPr>
       <w:keepNext/>
       <w:keepLines/>
-      <w:spacing w:before="280" w:after="160"/>
+      <w:spacing w:before="180" w:after="140"/>
       <w:outlineLvl w:val="0"/>
     </w:pPr>
     <w:rPr>
       <w:rFonts w:asciiTheme="majorHAnsi" w:eastAsiaTheme="majorEastAsia" w:hAnsiTheme="majorHAnsi" w:cstheme="majorBidi" w:ascii="Arial" w:hAnsi="Arial" w:eastAsia="PingFang TC"/>
       <w:b/>
       <w:bCs/>
-      <w:color w:val="000000"/>
+      <w:color w:val="1F1F1F"/>
       <w:sz w:val="36"/>
       <w:szCs w:val="28"/>
     </w:rPr>
@@ -4363,15 +5675,15 @@
     <w:pPr>
       <w:keepNext/>
       <w:keepLines/>
-      <w:spacing w:before="220" w:after="120"/>
+      <w:spacing w:before="160" w:after="80"/>
       <w:outlineLvl w:val="1"/>
     </w:pPr>
     <w:rPr>
       <w:rFonts w:asciiTheme="majorHAnsi" w:eastAsiaTheme="majorEastAsia" w:hAnsiTheme="majorHAnsi" w:cstheme="majorBidi" w:ascii="Arial" w:hAnsi="Arial" w:eastAsia="PingFang TC"/>
       <w:b/>
       <w:bCs/>
-      <w:color w:val="000000"/>
-      <w:sz w:val="28"/>
+      <w:color w:val="1F1F1F"/>
+      <w:sz w:val="27"/>
       <w:szCs w:val="26"/>
     </w:rPr>
   </w:style>
@@ -4387,15 +5699,15 @@
     <w:pPr>
       <w:keepNext/>
       <w:keepLines/>
-      <w:spacing w:before="160" w:after="80"/>
+      <w:spacing w:before="120" w:after="60"/>
       <w:outlineLvl w:val="2"/>
     </w:pPr>
     <w:rPr>
       <w:rFonts w:asciiTheme="majorHAnsi" w:eastAsiaTheme="majorEastAsia" w:hAnsiTheme="majorHAnsi" w:cstheme="majorBidi" w:ascii="Arial" w:hAnsi="Arial" w:eastAsia="PingFang TC"/>
       <w:b/>
       <w:bCs/>
-      <w:color w:val="000000"/>
-      <w:sz w:val="24"/>
+      <w:color w:val="1F1F1F"/>
+      <w:sz w:val="23"/>
     </w:rPr>
   </w:style>
   <w:style w:type="paragraph" w:styleId="Heading4">
@@ -4627,13 +5939,13 @@
     <w:rsid w:val="00FC693F"/>
     <w:pPr>
       <w:keepNext/>
-      <w:spacing w:after="240" w:line="240" w:lineRule="auto" w:before="0"/>
+      <w:spacing w:after="200" w:line="240" w:lineRule="auto" w:before="0"/>
       <w:contextualSpacing/>
     </w:pPr>
     <w:rPr>
       <w:rFonts w:asciiTheme="majorHAnsi" w:eastAsiaTheme="majorEastAsia" w:hAnsiTheme="majorHAnsi" w:cstheme="majorBidi" w:ascii="Arial" w:hAnsi="Arial" w:eastAsia="PingFang TC"/>
       <w:b/>
-      <w:color w:val="000000"/>
+      <w:color w:val="1F1F1F"/>
       <w:spacing w:val="5"/>
       <w:kern w:val="28"/>
       <w:sz w:val="50"/>
@@ -4668,16 +5980,16 @@
       <w:numPr>
         <w:ilvl w:val="1"/>
       </w:numPr>
-      <w:spacing w:before="0" w:after="400"/>
+      <w:spacing w:before="0" w:after="280"/>
     </w:pPr>
     <w:rPr>
       <w:rFonts w:asciiTheme="majorHAnsi" w:eastAsiaTheme="majorEastAsia" w:hAnsiTheme="majorHAnsi" w:cstheme="majorBidi" w:ascii="Arial" w:hAnsi="Arial" w:eastAsia="PingFang TC"/>
       <w:b w:val="0"/>
       <w:i/>
       <w:iCs/>
-      <w:color w:val="000000"/>
+      <w:color w:val="1F1F1F"/>
       <w:spacing w:val="15"/>
-      <w:sz w:val="28"/>
+      <w:sz w:val="27"/>
       <w:szCs w:val="24"/>
     </w:rPr>
   </w:style>
